--- a/HelpResourcesSources/TechnicalNotes/Python for FlexTools and FLEx 9.1.docx
+++ b/HelpResourcesSources/TechnicalNotes/Python for FlexTools and FLEx 9.1.docx
@@ -6,7 +6,7 @@
       <w:pPr>
         <w:pStyle w:val="Title"/>
       </w:pPr>
-      <w:bookmarkStart w:id="0" w:name="_Toc169359433"/>
+      <w:bookmarkStart w:id="0" w:name="_Toc170137491"/>
       <w:r>
         <w:t xml:space="preserve">Python for FlexTools and </w:t>
       </w:r>
@@ -43,13 +43,13 @@
         <w:rPr>
           <w:szCs w:val="36"/>
         </w:rPr>
-        <w:t>1</w:t>
+        <w:t>2</w:t>
       </w:r>
       <w:r>
         <w:rPr>
           <w:szCs w:val="36"/>
         </w:rPr>
-        <w:t>5</w:t>
+        <w:t>4</w:t>
       </w:r>
       <w:r>
         <w:rPr>
@@ -91,7 +91,7 @@
           <w:noProof/>
           <w:sz w:val="22"/>
           <w:szCs w:val="22"/>
-          <w:lang w:eastAsia="en-US" w:bidi="he-IL"/>
+          <w:lang w:eastAsia="en-US"/>
         </w:rPr>
       </w:pPr>
       <w:r>
@@ -112,7 +112,7 @@
         <w:rPr>
           <w:noProof/>
         </w:rPr>
-        <w:instrText>HYPERLINK \l "_Toc169359433"</w:instrText>
+        <w:instrText>HYPERLINK \l "_Toc170137491"</w:instrText>
       </w:r>
       <w:r>
         <w:rPr>
@@ -160,7 +160,7 @@
           <w:noProof/>
           <w:webHidden/>
         </w:rPr>
-        <w:instrText xml:space="preserve"> PAGEREF _Toc169359433 \h </w:instrText>
+        <w:instrText xml:space="preserve"> PAGEREF _Toc170137491 \h </w:instrText>
       </w:r>
       <w:r>
         <w:rPr>
@@ -209,10 +209,10 @@
           <w:noProof/>
           <w:sz w:val="22"/>
           <w:szCs w:val="22"/>
-          <w:lang w:eastAsia="en-US" w:bidi="he-IL"/>
-        </w:rPr>
-      </w:pPr>
-      <w:hyperlink w:anchor="_Toc169359434" w:history="1">
+          <w:lang w:eastAsia="en-US"/>
+        </w:rPr>
+      </w:pPr>
+      <w:hyperlink w:anchor="_Toc170137492" w:history="1">
         <w:r>
           <w:rPr>
             <w:rStyle w:val="Hyperlink"/>
@@ -226,7 +226,7 @@
             <w:noProof/>
             <w:sz w:val="22"/>
             <w:szCs w:val="22"/>
-            <w:lang w:eastAsia="en-US" w:bidi="he-IL"/>
+            <w:lang w:eastAsia="en-US"/>
           </w:rPr>
           <w:tab/>
         </w:r>
@@ -256,7 +256,7 @@
             <w:noProof/>
             <w:webHidden/>
           </w:rPr>
-          <w:instrText xml:space="preserve"> PAGEREF _Toc169359434 \h </w:instrText>
+          <w:instrText xml:space="preserve"> PAGEREF _Toc170137492 \h </w:instrText>
         </w:r>
         <w:r>
           <w:rPr>
@@ -299,10 +299,10 @@
           <w:noProof/>
           <w:sz w:val="22"/>
           <w:szCs w:val="22"/>
-          <w:lang w:eastAsia="en-US" w:bidi="he-IL"/>
-        </w:rPr>
-      </w:pPr>
-      <w:hyperlink w:anchor="_Toc169359435" w:history="1">
+          <w:lang w:eastAsia="en-US"/>
+        </w:rPr>
+      </w:pPr>
+      <w:hyperlink w:anchor="_Toc170137493" w:history="1">
         <w:r>
           <w:rPr>
             <w:rStyle w:val="Hyperlink"/>
@@ -316,7 +316,7 @@
             <w:noProof/>
             <w:sz w:val="22"/>
             <w:szCs w:val="22"/>
-            <w:lang w:eastAsia="en-US" w:bidi="he-IL"/>
+            <w:lang w:eastAsia="en-US"/>
           </w:rPr>
           <w:tab/>
         </w:r>
@@ -346,7 +346,7 @@
             <w:noProof/>
             <w:webHidden/>
           </w:rPr>
-          <w:instrText xml:space="preserve"> PAGEREF _Toc169359435 \h </w:instrText>
+          <w:instrText xml:space="preserve"> PAGEREF _Toc170137493 \h </w:instrText>
         </w:r>
         <w:r>
           <w:rPr>
@@ -389,10 +389,10 @@
           <w:noProof/>
           <w:sz w:val="22"/>
           <w:szCs w:val="22"/>
-          <w:lang w:eastAsia="en-US" w:bidi="he-IL"/>
-        </w:rPr>
-      </w:pPr>
-      <w:hyperlink w:anchor="_Toc169359436" w:history="1">
+          <w:lang w:eastAsia="en-US"/>
+        </w:rPr>
+      </w:pPr>
+      <w:hyperlink w:anchor="_Toc170137494" w:history="1">
         <w:r>
           <w:rPr>
             <w:rStyle w:val="Hyperlink"/>
@@ -406,7 +406,7 @@
             <w:noProof/>
             <w:sz w:val="22"/>
             <w:szCs w:val="22"/>
-            <w:lang w:eastAsia="en-US" w:bidi="he-IL"/>
+            <w:lang w:eastAsia="en-US"/>
           </w:rPr>
           <w:tab/>
         </w:r>
@@ -436,7 +436,7 @@
             <w:noProof/>
             <w:webHidden/>
           </w:rPr>
-          <w:instrText xml:space="preserve"> PAGEREF _Toc169359436 \h </w:instrText>
+          <w:instrText xml:space="preserve"> PAGEREF _Toc170137494 \h </w:instrText>
         </w:r>
         <w:r>
           <w:rPr>
@@ -475,10 +475,9 @@
           <w:noProof/>
           <w:sz w:val="22"/>
           <w:szCs w:val="22"/>
-          <w:lang w:bidi="he-IL"/>
-        </w:rPr>
-      </w:pPr>
-      <w:hyperlink w:anchor="_Toc169359437" w:history="1">
+        </w:rPr>
+      </w:pPr>
+      <w:hyperlink w:anchor="_Toc170137495" w:history="1">
         <w:r>
           <w:rPr>
             <w:rStyle w:val="Hyperlink"/>
@@ -493,7 +492,6 @@
             <w:noProof/>
             <w:sz w:val="22"/>
             <w:szCs w:val="22"/>
-            <w:lang w:bidi="he-IL"/>
           </w:rPr>
           <w:tab/>
         </w:r>
@@ -524,7 +522,7 @@
             <w:noProof/>
             <w:webHidden/>
           </w:rPr>
-          <w:instrText xml:space="preserve"> PAGEREF _Toc169359437 \h </w:instrText>
+          <w:instrText xml:space="preserve"> PAGEREF _Toc170137495 \h </w:instrText>
         </w:r>
         <w:r>
           <w:rPr>
@@ -567,10 +565,10 @@
           <w:noProof/>
           <w:sz w:val="22"/>
           <w:szCs w:val="22"/>
-          <w:lang w:eastAsia="en-US" w:bidi="he-IL"/>
-        </w:rPr>
-      </w:pPr>
-      <w:hyperlink w:anchor="_Toc169359438" w:history="1">
+          <w:lang w:eastAsia="en-US"/>
+        </w:rPr>
+      </w:pPr>
+      <w:hyperlink w:anchor="_Toc170137496" w:history="1">
         <w:r>
           <w:rPr>
             <w:rStyle w:val="Hyperlink"/>
@@ -584,7 +582,7 @@
             <w:noProof/>
             <w:sz w:val="22"/>
             <w:szCs w:val="22"/>
-            <w:lang w:eastAsia="en-US" w:bidi="he-IL"/>
+            <w:lang w:eastAsia="en-US"/>
           </w:rPr>
           <w:tab/>
         </w:r>
@@ -614,7 +612,7 @@
             <w:noProof/>
             <w:webHidden/>
           </w:rPr>
-          <w:instrText xml:space="preserve"> PAGEREF _Toc169359438 \h </w:instrText>
+          <w:instrText xml:space="preserve"> PAGEREF _Toc170137496 \h </w:instrText>
         </w:r>
         <w:r>
           <w:rPr>
@@ -634,7 +632,7 @@
             <w:noProof/>
             <w:webHidden/>
           </w:rPr>
-          <w:t>7</w:t>
+          <w:t>8</w:t>
         </w:r>
         <w:r>
           <w:rPr>
@@ -653,10 +651,9 @@
           <w:noProof/>
           <w:sz w:val="22"/>
           <w:szCs w:val="22"/>
-          <w:lang w:bidi="he-IL"/>
-        </w:rPr>
-      </w:pPr>
-      <w:hyperlink w:anchor="_Toc169359439" w:history="1">
+        </w:rPr>
+      </w:pPr>
+      <w:hyperlink w:anchor="_Toc170137497" w:history="1">
         <w:r>
           <w:rPr>
             <w:rStyle w:val="Hyperlink"/>
@@ -671,7 +668,6 @@
             <w:noProof/>
             <w:sz w:val="22"/>
             <w:szCs w:val="22"/>
-            <w:lang w:bidi="he-IL"/>
           </w:rPr>
           <w:tab/>
         </w:r>
@@ -702,7 +698,7 @@
             <w:noProof/>
             <w:webHidden/>
           </w:rPr>
-          <w:instrText xml:space="preserve"> PAGEREF _Toc169359439 \h </w:instrText>
+          <w:instrText xml:space="preserve"> PAGEREF _Toc170137497 \h </w:instrText>
         </w:r>
         <w:r>
           <w:rPr>
@@ -722,7 +718,7 @@
             <w:noProof/>
             <w:webHidden/>
           </w:rPr>
-          <w:t>7</w:t>
+          <w:t>8</w:t>
         </w:r>
         <w:r>
           <w:rPr>
@@ -745,10 +741,10 @@
           <w:noProof/>
           <w:sz w:val="22"/>
           <w:szCs w:val="22"/>
-          <w:lang w:eastAsia="en-US" w:bidi="he-IL"/>
-        </w:rPr>
-      </w:pPr>
-      <w:hyperlink w:anchor="_Toc169359440" w:history="1">
+          <w:lang w:eastAsia="en-US"/>
+        </w:rPr>
+      </w:pPr>
+      <w:hyperlink w:anchor="_Toc170137498" w:history="1">
         <w:r>
           <w:rPr>
             <w:rStyle w:val="Hyperlink"/>
@@ -762,7 +758,7 @@
             <w:noProof/>
             <w:sz w:val="22"/>
             <w:szCs w:val="22"/>
-            <w:lang w:eastAsia="en-US" w:bidi="he-IL"/>
+            <w:lang w:eastAsia="en-US"/>
           </w:rPr>
           <w:tab/>
         </w:r>
@@ -792,7 +788,7 @@
             <w:noProof/>
             <w:webHidden/>
           </w:rPr>
-          <w:instrText xml:space="preserve"> PAGEREF _Toc169359440 \h </w:instrText>
+          <w:instrText xml:space="preserve"> PAGEREF _Toc170137498 \h </w:instrText>
         </w:r>
         <w:r>
           <w:rPr>
@@ -835,10 +831,10 @@
           <w:noProof/>
           <w:sz w:val="22"/>
           <w:szCs w:val="22"/>
-          <w:lang w:eastAsia="en-US" w:bidi="he-IL"/>
-        </w:rPr>
-      </w:pPr>
-      <w:hyperlink w:anchor="_Toc169359441" w:history="1">
+          <w:lang w:eastAsia="en-US"/>
+        </w:rPr>
+      </w:pPr>
+      <w:hyperlink w:anchor="_Toc170137499" w:history="1">
         <w:r>
           <w:rPr>
             <w:rStyle w:val="Hyperlink"/>
@@ -852,7 +848,7 @@
             <w:noProof/>
             <w:sz w:val="22"/>
             <w:szCs w:val="22"/>
-            <w:lang w:eastAsia="en-US" w:bidi="he-IL"/>
+            <w:lang w:eastAsia="en-US"/>
           </w:rPr>
           <w:tab/>
         </w:r>
@@ -882,7 +878,7 @@
             <w:noProof/>
             <w:webHidden/>
           </w:rPr>
-          <w:instrText xml:space="preserve"> PAGEREF _Toc169359441 \h </w:instrText>
+          <w:instrText xml:space="preserve"> PAGEREF _Toc170137499 \h </w:instrText>
         </w:r>
         <w:r>
           <w:rPr>
@@ -925,10 +921,10 @@
           <w:noProof/>
           <w:sz w:val="22"/>
           <w:szCs w:val="22"/>
-          <w:lang w:eastAsia="en-US" w:bidi="he-IL"/>
-        </w:rPr>
-      </w:pPr>
-      <w:hyperlink w:anchor="_Toc169359442" w:history="1">
+          <w:lang w:eastAsia="en-US"/>
+        </w:rPr>
+      </w:pPr>
+      <w:hyperlink w:anchor="_Toc170137500" w:history="1">
         <w:r>
           <w:rPr>
             <w:rStyle w:val="Hyperlink"/>
@@ -942,7 +938,7 @@
             <w:noProof/>
             <w:sz w:val="22"/>
             <w:szCs w:val="22"/>
-            <w:lang w:eastAsia="en-US" w:bidi="he-IL"/>
+            <w:lang w:eastAsia="en-US"/>
           </w:rPr>
           <w:tab/>
         </w:r>
@@ -972,7 +968,7 @@
             <w:noProof/>
             <w:webHidden/>
           </w:rPr>
-          <w:instrText xml:space="preserve"> PAGEREF _Toc169359442 \h </w:instrText>
+          <w:instrText xml:space="preserve"> PAGEREF _Toc170137500 \h </w:instrText>
         </w:r>
         <w:r>
           <w:rPr>
@@ -1015,10 +1011,10 @@
           <w:noProof/>
           <w:sz w:val="22"/>
           <w:szCs w:val="22"/>
-          <w:lang w:eastAsia="en-US" w:bidi="he-IL"/>
-        </w:rPr>
-      </w:pPr>
-      <w:hyperlink w:anchor="_Toc169359443" w:history="1">
+          <w:lang w:eastAsia="en-US"/>
+        </w:rPr>
+      </w:pPr>
+      <w:hyperlink w:anchor="_Toc170137501" w:history="1">
         <w:r>
           <w:rPr>
             <w:rStyle w:val="Hyperlink"/>
@@ -1032,7 +1028,7 @@
             <w:noProof/>
             <w:sz w:val="22"/>
             <w:szCs w:val="22"/>
-            <w:lang w:eastAsia="en-US" w:bidi="he-IL"/>
+            <w:lang w:eastAsia="en-US"/>
           </w:rPr>
           <w:tab/>
         </w:r>
@@ -1062,7 +1058,7 @@
             <w:noProof/>
             <w:webHidden/>
           </w:rPr>
-          <w:instrText xml:space="preserve"> PAGEREF _Toc169359443 \h </w:instrText>
+          <w:instrText xml:space="preserve"> PAGEREF _Toc170137501 \h </w:instrText>
         </w:r>
         <w:r>
           <w:rPr>
@@ -1082,7 +1078,7 @@
             <w:noProof/>
             <w:webHidden/>
           </w:rPr>
-          <w:t>8</w:t>
+          <w:t>9</w:t>
         </w:r>
         <w:r>
           <w:rPr>
@@ -1105,10 +1101,10 @@
           <w:noProof/>
           <w:sz w:val="22"/>
           <w:szCs w:val="22"/>
-          <w:lang w:eastAsia="en-US" w:bidi="he-IL"/>
-        </w:rPr>
-      </w:pPr>
-      <w:hyperlink w:anchor="_Toc169359444" w:history="1">
+          <w:lang w:eastAsia="en-US"/>
+        </w:rPr>
+      </w:pPr>
+      <w:hyperlink w:anchor="_Toc170137502" w:history="1">
         <w:r>
           <w:rPr>
             <w:rStyle w:val="Hyperlink"/>
@@ -1122,7 +1118,7 @@
             <w:noProof/>
             <w:sz w:val="22"/>
             <w:szCs w:val="22"/>
-            <w:lang w:eastAsia="en-US" w:bidi="he-IL"/>
+            <w:lang w:eastAsia="en-US"/>
           </w:rPr>
           <w:tab/>
         </w:r>
@@ -1152,7 +1148,7 @@
             <w:noProof/>
             <w:webHidden/>
           </w:rPr>
-          <w:instrText xml:space="preserve"> PAGEREF _Toc169359444 \h </w:instrText>
+          <w:instrText xml:space="preserve"> PAGEREF _Toc170137502 \h </w:instrText>
         </w:r>
         <w:r>
           <w:rPr>
@@ -1195,10 +1191,10 @@
           <w:noProof/>
           <w:sz w:val="22"/>
           <w:szCs w:val="22"/>
-          <w:lang w:eastAsia="en-US" w:bidi="he-IL"/>
-        </w:rPr>
-      </w:pPr>
-      <w:hyperlink w:anchor="_Toc169359445" w:history="1">
+          <w:lang w:eastAsia="en-US"/>
+        </w:rPr>
+      </w:pPr>
+      <w:hyperlink w:anchor="_Toc170137503" w:history="1">
         <w:r>
           <w:rPr>
             <w:rStyle w:val="Hyperlink"/>
@@ -1212,7 +1208,7 @@
             <w:noProof/>
             <w:sz w:val="22"/>
             <w:szCs w:val="22"/>
-            <w:lang w:eastAsia="en-US" w:bidi="he-IL"/>
+            <w:lang w:eastAsia="en-US"/>
           </w:rPr>
           <w:tab/>
         </w:r>
@@ -1242,7 +1238,7 @@
             <w:noProof/>
             <w:webHidden/>
           </w:rPr>
-          <w:instrText xml:space="preserve"> PAGEREF _Toc169359445 \h </w:instrText>
+          <w:instrText xml:space="preserve"> PAGEREF _Toc170137503 \h </w:instrText>
         </w:r>
         <w:r>
           <w:rPr>
@@ -1275,23 +1271,26 @@
     </w:p>
     <w:p>
       <w:pPr>
-        <w:pStyle w:val="TOC2"/>
+        <w:pStyle w:val="TOC4"/>
+        <w:tabs>
+          <w:tab w:val="left" w:pos="1760"/>
+          <w:tab w:val="right" w:leader="dot" w:pos="9350"/>
+        </w:tabs>
         <w:rPr>
           <w:rFonts w:asciiTheme="minorHAnsi" w:eastAsiaTheme="minorEastAsia" w:hAnsiTheme="minorHAnsi" w:cstheme="minorBidi"/>
           <w:noProof/>
           <w:sz w:val="22"/>
           <w:szCs w:val="22"/>
-          <w:lang w:bidi="he-IL"/>
-        </w:rPr>
-      </w:pPr>
-      <w:hyperlink w:anchor="_Toc169359446" w:history="1">
+        </w:rPr>
+      </w:pPr>
+      <w:hyperlink w:anchor="_Toc170137504" w:history="1">
         <w:r>
           <w:rPr>
             <w:rStyle w:val="Hyperlink"/>
             <w:rFonts w:eastAsia="SimSun"/>
             <w:noProof/>
           </w:rPr>
-          <w:t>4.2</w:t>
+          <w:t>4.1.6.1</w:t>
         </w:r>
         <w:r>
           <w:rPr>
@@ -1299,7 +1298,6 @@
             <w:noProof/>
             <w:sz w:val="22"/>
             <w:szCs w:val="22"/>
-            <w:lang w:bidi="he-IL"/>
           </w:rPr>
           <w:tab/>
         </w:r>
@@ -1309,6 +1307,362 @@
             <w:rFonts w:eastAsia="SimSun"/>
             <w:noProof/>
           </w:rPr>
+          <w:t>TsString class</w:t>
+        </w:r>
+        <w:r>
+          <w:rPr>
+            <w:noProof/>
+            <w:webHidden/>
+          </w:rPr>
+          <w:tab/>
+        </w:r>
+        <w:r>
+          <w:rPr>
+            <w:noProof/>
+            <w:webHidden/>
+          </w:rPr>
+          <w:fldChar w:fldCharType="begin"/>
+        </w:r>
+        <w:r>
+          <w:rPr>
+            <w:noProof/>
+            <w:webHidden/>
+          </w:rPr>
+          <w:instrText xml:space="preserve"> PAGEREF _Toc170137504 \h </w:instrText>
+        </w:r>
+        <w:r>
+          <w:rPr>
+            <w:noProof/>
+            <w:webHidden/>
+          </w:rPr>
+        </w:r>
+        <w:r>
+          <w:rPr>
+            <w:noProof/>
+            <w:webHidden/>
+          </w:rPr>
+          <w:fldChar w:fldCharType="separate"/>
+        </w:r>
+        <w:r>
+          <w:rPr>
+            <w:noProof/>
+            <w:webHidden/>
+          </w:rPr>
+          <w:t>10</w:t>
+        </w:r>
+        <w:r>
+          <w:rPr>
+            <w:noProof/>
+            <w:webHidden/>
+          </w:rPr>
+          <w:fldChar w:fldCharType="end"/>
+        </w:r>
+      </w:hyperlink>
+    </w:p>
+    <w:p>
+      <w:pPr>
+        <w:pStyle w:val="TOC4"/>
+        <w:tabs>
+          <w:tab w:val="left" w:pos="1760"/>
+          <w:tab w:val="right" w:leader="dot" w:pos="9350"/>
+        </w:tabs>
+        <w:rPr>
+          <w:rFonts w:asciiTheme="minorHAnsi" w:eastAsiaTheme="minorEastAsia" w:hAnsiTheme="minorHAnsi" w:cstheme="minorBidi"/>
+          <w:noProof/>
+          <w:sz w:val="22"/>
+          <w:szCs w:val="22"/>
+        </w:rPr>
+      </w:pPr>
+      <w:hyperlink w:anchor="_Toc170137505" w:history="1">
+        <w:r>
+          <w:rPr>
+            <w:rStyle w:val="Hyperlink"/>
+            <w:rFonts w:eastAsia="SimSun"/>
+            <w:noProof/>
+          </w:rPr>
+          <w:t>4.1.6.2</w:t>
+        </w:r>
+        <w:r>
+          <w:rPr>
+            <w:rFonts w:asciiTheme="minorHAnsi" w:eastAsiaTheme="minorEastAsia" w:hAnsiTheme="minorHAnsi" w:cstheme="minorBidi"/>
+            <w:noProof/>
+            <w:sz w:val="22"/>
+            <w:szCs w:val="22"/>
+          </w:rPr>
+          <w:tab/>
+        </w:r>
+        <w:r>
+          <w:rPr>
+            <w:rStyle w:val="Hyperlink"/>
+            <w:rFonts w:eastAsia="SimSun"/>
+            <w:noProof/>
+          </w:rPr>
+          <w:t>Incremental String Builder</w:t>
+        </w:r>
+        <w:r>
+          <w:rPr>
+            <w:noProof/>
+            <w:webHidden/>
+          </w:rPr>
+          <w:tab/>
+        </w:r>
+        <w:r>
+          <w:rPr>
+            <w:noProof/>
+            <w:webHidden/>
+          </w:rPr>
+          <w:fldChar w:fldCharType="begin"/>
+        </w:r>
+        <w:r>
+          <w:rPr>
+            <w:noProof/>
+            <w:webHidden/>
+          </w:rPr>
+          <w:instrText xml:space="preserve"> PAGEREF _Toc170137505 \h </w:instrText>
+        </w:r>
+        <w:r>
+          <w:rPr>
+            <w:noProof/>
+            <w:webHidden/>
+          </w:rPr>
+        </w:r>
+        <w:r>
+          <w:rPr>
+            <w:noProof/>
+            <w:webHidden/>
+          </w:rPr>
+          <w:fldChar w:fldCharType="separate"/>
+        </w:r>
+        <w:r>
+          <w:rPr>
+            <w:noProof/>
+            <w:webHidden/>
+          </w:rPr>
+          <w:t>10</w:t>
+        </w:r>
+        <w:r>
+          <w:rPr>
+            <w:noProof/>
+            <w:webHidden/>
+          </w:rPr>
+          <w:fldChar w:fldCharType="end"/>
+        </w:r>
+      </w:hyperlink>
+    </w:p>
+    <w:p>
+      <w:pPr>
+        <w:pStyle w:val="TOC4"/>
+        <w:tabs>
+          <w:tab w:val="left" w:pos="1760"/>
+          <w:tab w:val="right" w:leader="dot" w:pos="9350"/>
+        </w:tabs>
+        <w:rPr>
+          <w:rFonts w:asciiTheme="minorHAnsi" w:eastAsiaTheme="minorEastAsia" w:hAnsiTheme="minorHAnsi" w:cstheme="minorBidi"/>
+          <w:noProof/>
+          <w:sz w:val="22"/>
+          <w:szCs w:val="22"/>
+        </w:rPr>
+      </w:pPr>
+      <w:hyperlink w:anchor="_Toc170137506" w:history="1">
+        <w:r>
+          <w:rPr>
+            <w:rStyle w:val="Hyperlink"/>
+            <w:rFonts w:eastAsia="SimSun"/>
+            <w:noProof/>
+          </w:rPr>
+          <w:t>4.1.6.3</w:t>
+        </w:r>
+        <w:r>
+          <w:rPr>
+            <w:rFonts w:asciiTheme="minorHAnsi" w:eastAsiaTheme="minorEastAsia" w:hAnsiTheme="minorHAnsi" w:cstheme="minorBidi"/>
+            <w:noProof/>
+            <w:sz w:val="22"/>
+            <w:szCs w:val="22"/>
+          </w:rPr>
+          <w:tab/>
+        </w:r>
+        <w:r>
+          <w:rPr>
+            <w:rStyle w:val="Hyperlink"/>
+            <w:rFonts w:eastAsia="SimSun"/>
+            <w:noProof/>
+          </w:rPr>
+          <w:t>String Builder</w:t>
+        </w:r>
+        <w:r>
+          <w:rPr>
+            <w:noProof/>
+            <w:webHidden/>
+          </w:rPr>
+          <w:tab/>
+        </w:r>
+        <w:r>
+          <w:rPr>
+            <w:noProof/>
+            <w:webHidden/>
+          </w:rPr>
+          <w:fldChar w:fldCharType="begin"/>
+        </w:r>
+        <w:r>
+          <w:rPr>
+            <w:noProof/>
+            <w:webHidden/>
+          </w:rPr>
+          <w:instrText xml:space="preserve"> PAGEREF _Toc170137506 \h </w:instrText>
+        </w:r>
+        <w:r>
+          <w:rPr>
+            <w:noProof/>
+            <w:webHidden/>
+          </w:rPr>
+        </w:r>
+        <w:r>
+          <w:rPr>
+            <w:noProof/>
+            <w:webHidden/>
+          </w:rPr>
+          <w:fldChar w:fldCharType="separate"/>
+        </w:r>
+        <w:r>
+          <w:rPr>
+            <w:noProof/>
+            <w:webHidden/>
+          </w:rPr>
+          <w:t>11</w:t>
+        </w:r>
+        <w:r>
+          <w:rPr>
+            <w:noProof/>
+            <w:webHidden/>
+          </w:rPr>
+          <w:fldChar w:fldCharType="end"/>
+        </w:r>
+      </w:hyperlink>
+    </w:p>
+    <w:p>
+      <w:pPr>
+        <w:pStyle w:val="TOC4"/>
+        <w:tabs>
+          <w:tab w:val="left" w:pos="1760"/>
+          <w:tab w:val="right" w:leader="dot" w:pos="9350"/>
+        </w:tabs>
+        <w:rPr>
+          <w:rFonts w:asciiTheme="minorHAnsi" w:eastAsiaTheme="minorEastAsia" w:hAnsiTheme="minorHAnsi" w:cstheme="minorBidi"/>
+          <w:noProof/>
+          <w:sz w:val="22"/>
+          <w:szCs w:val="22"/>
+        </w:rPr>
+      </w:pPr>
+      <w:hyperlink w:anchor="_Toc170137507" w:history="1">
+        <w:r>
+          <w:rPr>
+            <w:rStyle w:val="Hyperlink"/>
+            <w:rFonts w:eastAsia="SimSun"/>
+            <w:noProof/>
+          </w:rPr>
+          <w:t>4.1.6.4</w:t>
+        </w:r>
+        <w:r>
+          <w:rPr>
+            <w:rFonts w:asciiTheme="minorHAnsi" w:eastAsiaTheme="minorEastAsia" w:hAnsiTheme="minorHAnsi" w:cstheme="minorBidi"/>
+            <w:noProof/>
+            <w:sz w:val="22"/>
+            <w:szCs w:val="22"/>
+          </w:rPr>
+          <w:tab/>
+        </w:r>
+        <w:r>
+          <w:rPr>
+            <w:rStyle w:val="Hyperlink"/>
+            <w:rFonts w:eastAsia="SimSun"/>
+            <w:noProof/>
+          </w:rPr>
+          <w:t>Comparing TsStrings</w:t>
+        </w:r>
+        <w:r>
+          <w:rPr>
+            <w:noProof/>
+            <w:webHidden/>
+          </w:rPr>
+          <w:tab/>
+        </w:r>
+        <w:r>
+          <w:rPr>
+            <w:noProof/>
+            <w:webHidden/>
+          </w:rPr>
+          <w:fldChar w:fldCharType="begin"/>
+        </w:r>
+        <w:r>
+          <w:rPr>
+            <w:noProof/>
+            <w:webHidden/>
+          </w:rPr>
+          <w:instrText xml:space="preserve"> PAGEREF _Toc170137507 \h </w:instrText>
+        </w:r>
+        <w:r>
+          <w:rPr>
+            <w:noProof/>
+            <w:webHidden/>
+          </w:rPr>
+        </w:r>
+        <w:r>
+          <w:rPr>
+            <w:noProof/>
+            <w:webHidden/>
+          </w:rPr>
+          <w:fldChar w:fldCharType="separate"/>
+        </w:r>
+        <w:r>
+          <w:rPr>
+            <w:noProof/>
+            <w:webHidden/>
+          </w:rPr>
+          <w:t>11</w:t>
+        </w:r>
+        <w:r>
+          <w:rPr>
+            <w:noProof/>
+            <w:webHidden/>
+          </w:rPr>
+          <w:fldChar w:fldCharType="end"/>
+        </w:r>
+      </w:hyperlink>
+    </w:p>
+    <w:p>
+      <w:pPr>
+        <w:pStyle w:val="TOC2"/>
+        <w:rPr>
+          <w:rFonts w:asciiTheme="minorHAnsi" w:eastAsiaTheme="minorEastAsia" w:hAnsiTheme="minorHAnsi" w:cstheme="minorBidi"/>
+          <w:noProof/>
+          <w:sz w:val="22"/>
+          <w:szCs w:val="22"/>
+        </w:rPr>
+      </w:pPr>
+      <w:hyperlink w:anchor="_Toc170137508" w:history="1">
+        <w:r>
+          <w:rPr>
+            <w:rStyle w:val="Hyperlink"/>
+            <w:rFonts w:eastAsia="SimSun"/>
+            <w:noProof/>
+          </w:rPr>
+          <w:t>4.2</w:t>
+        </w:r>
+        <w:r>
+          <w:rPr>
+            <w:rFonts w:asciiTheme="minorHAnsi" w:eastAsiaTheme="minorEastAsia" w:hAnsiTheme="minorHAnsi" w:cstheme="minorBidi"/>
+            <w:noProof/>
+            <w:sz w:val="22"/>
+            <w:szCs w:val="22"/>
+          </w:rPr>
+          <w:tab/>
+        </w:r>
+        <w:r>
+          <w:rPr>
+            <w:rStyle w:val="Hyperlink"/>
+            <w:rFonts w:eastAsia="SimSun"/>
+            <w:noProof/>
+          </w:rPr>
           <w:t>Other Properties</w:t>
         </w:r>
         <w:r>
@@ -1330,7 +1684,7 @@
             <w:noProof/>
             <w:webHidden/>
           </w:rPr>
-          <w:instrText xml:space="preserve"> PAGEREF _Toc169359446 \h </w:instrText>
+          <w:instrText xml:space="preserve"> PAGEREF _Toc170137508 \h </w:instrText>
         </w:r>
         <w:r>
           <w:rPr>
@@ -1350,7 +1704,7 @@
             <w:noProof/>
             <w:webHidden/>
           </w:rPr>
-          <w:t>11</w:t>
+          <w:t>12</w:t>
         </w:r>
         <w:r>
           <w:rPr>
@@ -1373,10 +1727,10 @@
           <w:noProof/>
           <w:sz w:val="22"/>
           <w:szCs w:val="22"/>
-          <w:lang w:eastAsia="en-US" w:bidi="he-IL"/>
-        </w:rPr>
-      </w:pPr>
-      <w:hyperlink w:anchor="_Toc169359447" w:history="1">
+          <w:lang w:eastAsia="en-US"/>
+        </w:rPr>
+      </w:pPr>
+      <w:hyperlink w:anchor="_Toc170137509" w:history="1">
         <w:r>
           <w:rPr>
             <w:rStyle w:val="Hyperlink"/>
@@ -1390,7 +1744,7 @@
             <w:noProof/>
             <w:sz w:val="22"/>
             <w:szCs w:val="22"/>
-            <w:lang w:eastAsia="en-US" w:bidi="he-IL"/>
+            <w:lang w:eastAsia="en-US"/>
           </w:rPr>
           <w:tab/>
         </w:r>
@@ -1420,7 +1774,7 @@
             <w:noProof/>
             <w:webHidden/>
           </w:rPr>
-          <w:instrText xml:space="preserve"> PAGEREF _Toc169359447 \h </w:instrText>
+          <w:instrText xml:space="preserve"> PAGEREF _Toc170137509 \h </w:instrText>
         </w:r>
         <w:r>
           <w:rPr>
@@ -1440,7 +1794,7 @@
             <w:noProof/>
             <w:webHidden/>
           </w:rPr>
-          <w:t>11</w:t>
+          <w:t>12</w:t>
         </w:r>
         <w:r>
           <w:rPr>
@@ -1463,10 +1817,10 @@
           <w:noProof/>
           <w:sz w:val="22"/>
           <w:szCs w:val="22"/>
-          <w:lang w:eastAsia="en-US" w:bidi="he-IL"/>
-        </w:rPr>
-      </w:pPr>
-      <w:hyperlink w:anchor="_Toc169359448" w:history="1">
+          <w:lang w:eastAsia="en-US"/>
+        </w:rPr>
+      </w:pPr>
+      <w:hyperlink w:anchor="_Toc170137510" w:history="1">
         <w:r>
           <w:rPr>
             <w:rStyle w:val="Hyperlink"/>
@@ -1480,7 +1834,7 @@
             <w:noProof/>
             <w:sz w:val="22"/>
             <w:szCs w:val="22"/>
-            <w:lang w:eastAsia="en-US" w:bidi="he-IL"/>
+            <w:lang w:eastAsia="en-US"/>
           </w:rPr>
           <w:tab/>
         </w:r>
@@ -1510,7 +1864,7 @@
             <w:noProof/>
             <w:webHidden/>
           </w:rPr>
-          <w:instrText xml:space="preserve"> PAGEREF _Toc169359448 \h </w:instrText>
+          <w:instrText xml:space="preserve"> PAGEREF _Toc170137510 \h </w:instrText>
         </w:r>
         <w:r>
           <w:rPr>
@@ -1530,7 +1884,7 @@
             <w:noProof/>
             <w:webHidden/>
           </w:rPr>
-          <w:t>11</w:t>
+          <w:t>12</w:t>
         </w:r>
         <w:r>
           <w:rPr>
@@ -1553,10 +1907,10 @@
           <w:noProof/>
           <w:sz w:val="22"/>
           <w:szCs w:val="22"/>
-          <w:lang w:eastAsia="en-US" w:bidi="he-IL"/>
-        </w:rPr>
-      </w:pPr>
-      <w:hyperlink w:anchor="_Toc169359449" w:history="1">
+          <w:lang w:eastAsia="en-US"/>
+        </w:rPr>
+      </w:pPr>
+      <w:hyperlink w:anchor="_Toc170137511" w:history="1">
         <w:r>
           <w:rPr>
             <w:rStyle w:val="Hyperlink"/>
@@ -1570,7 +1924,7 @@
             <w:noProof/>
             <w:sz w:val="22"/>
             <w:szCs w:val="22"/>
-            <w:lang w:eastAsia="en-US" w:bidi="he-IL"/>
+            <w:lang w:eastAsia="en-US"/>
           </w:rPr>
           <w:tab/>
         </w:r>
@@ -1600,7 +1954,7 @@
             <w:noProof/>
             <w:webHidden/>
           </w:rPr>
-          <w:instrText xml:space="preserve"> PAGEREF _Toc169359449 \h </w:instrText>
+          <w:instrText xml:space="preserve"> PAGEREF _Toc170137511 \h </w:instrText>
         </w:r>
         <w:r>
           <w:rPr>
@@ -1620,7 +1974,7 @@
             <w:noProof/>
             <w:webHidden/>
           </w:rPr>
-          <w:t>11</w:t>
+          <w:t>12</w:t>
         </w:r>
         <w:r>
           <w:rPr>
@@ -1643,10 +1997,10 @@
           <w:noProof/>
           <w:sz w:val="22"/>
           <w:szCs w:val="22"/>
-          <w:lang w:eastAsia="en-US" w:bidi="he-IL"/>
-        </w:rPr>
-      </w:pPr>
-      <w:hyperlink w:anchor="_Toc169359450" w:history="1">
+          <w:lang w:eastAsia="en-US"/>
+        </w:rPr>
+      </w:pPr>
+      <w:hyperlink w:anchor="_Toc170137512" w:history="1">
         <w:r>
           <w:rPr>
             <w:rStyle w:val="Hyperlink"/>
@@ -1660,7 +2014,7 @@
             <w:noProof/>
             <w:sz w:val="22"/>
             <w:szCs w:val="22"/>
-            <w:lang w:eastAsia="en-US" w:bidi="he-IL"/>
+            <w:lang w:eastAsia="en-US"/>
           </w:rPr>
           <w:tab/>
         </w:r>
@@ -1690,7 +2044,7 @@
             <w:noProof/>
             <w:webHidden/>
           </w:rPr>
-          <w:instrText xml:space="preserve"> PAGEREF _Toc169359450 \h </w:instrText>
+          <w:instrText xml:space="preserve"> PAGEREF _Toc170137512 \h </w:instrText>
         </w:r>
         <w:r>
           <w:rPr>
@@ -1710,7 +2064,7 @@
             <w:noProof/>
             <w:webHidden/>
           </w:rPr>
-          <w:t>11</w:t>
+          <w:t>13</w:t>
         </w:r>
         <w:r>
           <w:rPr>
@@ -1733,10 +2087,10 @@
           <w:noProof/>
           <w:sz w:val="22"/>
           <w:szCs w:val="22"/>
-          <w:lang w:eastAsia="en-US" w:bidi="he-IL"/>
-        </w:rPr>
-      </w:pPr>
-      <w:hyperlink w:anchor="_Toc169359451" w:history="1">
+          <w:lang w:eastAsia="en-US"/>
+        </w:rPr>
+      </w:pPr>
+      <w:hyperlink w:anchor="_Toc170137513" w:history="1">
         <w:r>
           <w:rPr>
             <w:rStyle w:val="Hyperlink"/>
@@ -1750,7 +2104,7 @@
             <w:noProof/>
             <w:sz w:val="22"/>
             <w:szCs w:val="22"/>
-            <w:lang w:eastAsia="en-US" w:bidi="he-IL"/>
+            <w:lang w:eastAsia="en-US"/>
           </w:rPr>
           <w:tab/>
         </w:r>
@@ -1780,7 +2134,7 @@
             <w:noProof/>
             <w:webHidden/>
           </w:rPr>
-          <w:instrText xml:space="preserve"> PAGEREF _Toc169359451 \h </w:instrText>
+          <w:instrText xml:space="preserve"> PAGEREF _Toc170137513 \h </w:instrText>
         </w:r>
         <w:r>
           <w:rPr>
@@ -1800,7 +2154,7 @@
             <w:noProof/>
             <w:webHidden/>
           </w:rPr>
-          <w:t>11</w:t>
+          <w:t>13</w:t>
         </w:r>
         <w:r>
           <w:rPr>
@@ -1823,10 +2177,10 @@
           <w:noProof/>
           <w:sz w:val="22"/>
           <w:szCs w:val="22"/>
-          <w:lang w:eastAsia="en-US" w:bidi="he-IL"/>
-        </w:rPr>
-      </w:pPr>
-      <w:hyperlink w:anchor="_Toc169359452" w:history="1">
+          <w:lang w:eastAsia="en-US"/>
+        </w:rPr>
+      </w:pPr>
+      <w:hyperlink w:anchor="_Toc170137514" w:history="1">
         <w:r>
           <w:rPr>
             <w:rStyle w:val="Hyperlink"/>
@@ -1840,7 +2194,7 @@
             <w:noProof/>
             <w:sz w:val="22"/>
             <w:szCs w:val="22"/>
-            <w:lang w:eastAsia="en-US" w:bidi="he-IL"/>
+            <w:lang w:eastAsia="en-US"/>
           </w:rPr>
           <w:tab/>
         </w:r>
@@ -1870,7 +2224,7 @@
             <w:noProof/>
             <w:webHidden/>
           </w:rPr>
-          <w:instrText xml:space="preserve"> PAGEREF _Toc169359452 \h </w:instrText>
+          <w:instrText xml:space="preserve"> PAGEREF _Toc170137514 \h </w:instrText>
         </w:r>
         <w:r>
           <w:rPr>
@@ -1890,7 +2244,7 @@
             <w:noProof/>
             <w:webHidden/>
           </w:rPr>
-          <w:t>12</w:t>
+          <w:t>13</w:t>
         </w:r>
         <w:r>
           <w:rPr>
@@ -1913,10 +2267,10 @@
           <w:noProof/>
           <w:sz w:val="22"/>
           <w:szCs w:val="22"/>
-          <w:lang w:eastAsia="en-US" w:bidi="he-IL"/>
-        </w:rPr>
-      </w:pPr>
-      <w:hyperlink w:anchor="_Toc169359453" w:history="1">
+          <w:lang w:eastAsia="en-US"/>
+        </w:rPr>
+      </w:pPr>
+      <w:hyperlink w:anchor="_Toc170137515" w:history="1">
         <w:r>
           <w:rPr>
             <w:rStyle w:val="Hyperlink"/>
@@ -1930,7 +2284,7 @@
             <w:noProof/>
             <w:sz w:val="22"/>
             <w:szCs w:val="22"/>
-            <w:lang w:eastAsia="en-US" w:bidi="he-IL"/>
+            <w:lang w:eastAsia="en-US"/>
           </w:rPr>
           <w:tab/>
         </w:r>
@@ -1960,7 +2314,7 @@
             <w:noProof/>
             <w:webHidden/>
           </w:rPr>
-          <w:instrText xml:space="preserve"> PAGEREF _Toc169359453 \h </w:instrText>
+          <w:instrText xml:space="preserve"> PAGEREF _Toc170137515 \h </w:instrText>
         </w:r>
         <w:r>
           <w:rPr>
@@ -1980,7 +2334,7 @@
             <w:noProof/>
             <w:webHidden/>
           </w:rPr>
-          <w:t>12</w:t>
+          <w:t>13</w:t>
         </w:r>
         <w:r>
           <w:rPr>
@@ -2003,10 +2357,10 @@
           <w:noProof/>
           <w:sz w:val="22"/>
           <w:szCs w:val="22"/>
-          <w:lang w:eastAsia="en-US" w:bidi="he-IL"/>
-        </w:rPr>
-      </w:pPr>
-      <w:hyperlink w:anchor="_Toc169359454" w:history="1">
+          <w:lang w:eastAsia="en-US"/>
+        </w:rPr>
+      </w:pPr>
+      <w:hyperlink w:anchor="_Toc170137516" w:history="1">
         <w:r>
           <w:rPr>
             <w:rStyle w:val="Hyperlink"/>
@@ -2020,7 +2374,7 @@
             <w:noProof/>
             <w:sz w:val="22"/>
             <w:szCs w:val="22"/>
-            <w:lang w:eastAsia="en-US" w:bidi="he-IL"/>
+            <w:lang w:eastAsia="en-US"/>
           </w:rPr>
           <w:tab/>
         </w:r>
@@ -2050,7 +2404,7 @@
             <w:noProof/>
             <w:webHidden/>
           </w:rPr>
-          <w:instrText xml:space="preserve"> PAGEREF _Toc169359454 \h </w:instrText>
+          <w:instrText xml:space="preserve"> PAGEREF _Toc170137516 \h </w:instrText>
         </w:r>
         <w:r>
           <w:rPr>
@@ -2070,7 +2424,7 @@
             <w:noProof/>
             <w:webHidden/>
           </w:rPr>
-          <w:t>13</w:t>
+          <w:t>14</w:t>
         </w:r>
         <w:r>
           <w:rPr>
@@ -2093,10 +2447,10 @@
           <w:noProof/>
           <w:sz w:val="22"/>
           <w:szCs w:val="22"/>
-          <w:lang w:eastAsia="en-US" w:bidi="he-IL"/>
-        </w:rPr>
-      </w:pPr>
-      <w:hyperlink w:anchor="_Toc169359455" w:history="1">
+          <w:lang w:eastAsia="en-US"/>
+        </w:rPr>
+      </w:pPr>
+      <w:hyperlink w:anchor="_Toc170137517" w:history="1">
         <w:r>
           <w:rPr>
             <w:rStyle w:val="Hyperlink"/>
@@ -2110,7 +2464,7 @@
             <w:noProof/>
             <w:sz w:val="22"/>
             <w:szCs w:val="22"/>
-            <w:lang w:eastAsia="en-US" w:bidi="he-IL"/>
+            <w:lang w:eastAsia="en-US"/>
           </w:rPr>
           <w:tab/>
         </w:r>
@@ -2140,7 +2494,7 @@
             <w:noProof/>
             <w:webHidden/>
           </w:rPr>
-          <w:instrText xml:space="preserve"> PAGEREF _Toc169359455 \h </w:instrText>
+          <w:instrText xml:space="preserve"> PAGEREF _Toc170137517 \h </w:instrText>
         </w:r>
         <w:r>
           <w:rPr>
@@ -2160,7 +2514,7 @@
             <w:noProof/>
             <w:webHidden/>
           </w:rPr>
-          <w:t>14</w:t>
+          <w:t>15</w:t>
         </w:r>
         <w:r>
           <w:rPr>
@@ -2183,10 +2537,10 @@
           <w:noProof/>
           <w:sz w:val="22"/>
           <w:szCs w:val="22"/>
-          <w:lang w:eastAsia="en-US" w:bidi="he-IL"/>
-        </w:rPr>
-      </w:pPr>
-      <w:hyperlink w:anchor="_Toc169359456" w:history="1">
+          <w:lang w:eastAsia="en-US"/>
+        </w:rPr>
+      </w:pPr>
+      <w:hyperlink w:anchor="_Toc170137518" w:history="1">
         <w:r>
           <w:rPr>
             <w:rStyle w:val="Hyperlink"/>
@@ -2200,7 +2554,7 @@
             <w:noProof/>
             <w:sz w:val="22"/>
             <w:szCs w:val="22"/>
-            <w:lang w:eastAsia="en-US" w:bidi="he-IL"/>
+            <w:lang w:eastAsia="en-US"/>
           </w:rPr>
           <w:tab/>
         </w:r>
@@ -2230,7 +2584,7 @@
             <w:noProof/>
             <w:webHidden/>
           </w:rPr>
-          <w:instrText xml:space="preserve"> PAGEREF _Toc169359456 \h </w:instrText>
+          <w:instrText xml:space="preserve"> PAGEREF _Toc170137518 \h </w:instrText>
         </w:r>
         <w:r>
           <w:rPr>
@@ -2250,7 +2604,7 @@
             <w:noProof/>
             <w:webHidden/>
           </w:rPr>
-          <w:t>15</w:t>
+          <w:t>16</w:t>
         </w:r>
         <w:r>
           <w:rPr>
@@ -2273,10 +2627,10 @@
           <w:noProof/>
           <w:sz w:val="22"/>
           <w:szCs w:val="22"/>
-          <w:lang w:eastAsia="en-US" w:bidi="he-IL"/>
-        </w:rPr>
-      </w:pPr>
-      <w:hyperlink w:anchor="_Toc169359457" w:history="1">
+          <w:lang w:eastAsia="en-US"/>
+        </w:rPr>
+      </w:pPr>
+      <w:hyperlink w:anchor="_Toc170137519" w:history="1">
         <w:r>
           <w:rPr>
             <w:rStyle w:val="Hyperlink"/>
@@ -2290,7 +2644,7 @@
             <w:noProof/>
             <w:sz w:val="22"/>
             <w:szCs w:val="22"/>
-            <w:lang w:eastAsia="en-US" w:bidi="he-IL"/>
+            <w:lang w:eastAsia="en-US"/>
           </w:rPr>
           <w:tab/>
         </w:r>
@@ -2320,7 +2674,7 @@
             <w:noProof/>
             <w:webHidden/>
           </w:rPr>
-          <w:instrText xml:space="preserve"> PAGEREF _Toc169359457 \h </w:instrText>
+          <w:instrText xml:space="preserve"> PAGEREF _Toc170137519 \h </w:instrText>
         </w:r>
         <w:r>
           <w:rPr>
@@ -2340,7 +2694,7 @@
             <w:noProof/>
             <w:webHidden/>
           </w:rPr>
-          <w:t>16</w:t>
+          <w:t>18</w:t>
         </w:r>
         <w:r>
           <w:rPr>
@@ -2363,10 +2717,10 @@
           <w:noProof/>
           <w:sz w:val="22"/>
           <w:szCs w:val="22"/>
-          <w:lang w:eastAsia="en-US" w:bidi="he-IL"/>
-        </w:rPr>
-      </w:pPr>
-      <w:hyperlink w:anchor="_Toc169359458" w:history="1">
+          <w:lang w:eastAsia="en-US"/>
+        </w:rPr>
+      </w:pPr>
+      <w:hyperlink w:anchor="_Toc170137520" w:history="1">
         <w:r>
           <w:rPr>
             <w:rStyle w:val="Hyperlink"/>
@@ -2380,7 +2734,7 @@
             <w:noProof/>
             <w:sz w:val="22"/>
             <w:szCs w:val="22"/>
-            <w:lang w:eastAsia="en-US" w:bidi="he-IL"/>
+            <w:lang w:eastAsia="en-US"/>
           </w:rPr>
           <w:tab/>
         </w:r>
@@ -2389,7 +2743,7 @@
             <w:rStyle w:val="Hyperlink"/>
             <w:noProof/>
           </w:rPr>
-          <w:t>Deleting objects</w:t>
+          <w:t>Equals, and Merging objects</w:t>
         </w:r>
         <w:r>
           <w:rPr>
@@ -2410,7 +2764,7 @@
             <w:noProof/>
             <w:webHidden/>
           </w:rPr>
-          <w:instrText xml:space="preserve"> PAGEREF _Toc169359458 \h </w:instrText>
+          <w:instrText xml:space="preserve"> PAGEREF _Toc170137520 \h </w:instrText>
         </w:r>
         <w:r>
           <w:rPr>
@@ -2430,7 +2784,7 @@
             <w:noProof/>
             <w:webHidden/>
           </w:rPr>
-          <w:t>17</w:t>
+          <w:t>19</w:t>
         </w:r>
         <w:r>
           <w:rPr>
@@ -2453,10 +2807,10 @@
           <w:noProof/>
           <w:sz w:val="22"/>
           <w:szCs w:val="22"/>
-          <w:lang w:eastAsia="en-US" w:bidi="he-IL"/>
-        </w:rPr>
-      </w:pPr>
-      <w:hyperlink w:anchor="_Toc169359459" w:history="1">
+          <w:lang w:eastAsia="en-US"/>
+        </w:rPr>
+      </w:pPr>
+      <w:hyperlink w:anchor="_Toc170137521" w:history="1">
         <w:r>
           <w:rPr>
             <w:rStyle w:val="Hyperlink"/>
@@ -2470,7 +2824,7 @@
             <w:noProof/>
             <w:sz w:val="22"/>
             <w:szCs w:val="22"/>
-            <w:lang w:eastAsia="en-US" w:bidi="he-IL"/>
+            <w:lang w:eastAsia="en-US"/>
           </w:rPr>
           <w:tab/>
         </w:r>
@@ -2479,6 +2833,96 @@
             <w:rStyle w:val="Hyperlink"/>
             <w:noProof/>
           </w:rPr>
+          <w:t>Deleting objects</w:t>
+        </w:r>
+        <w:r>
+          <w:rPr>
+            <w:noProof/>
+            <w:webHidden/>
+          </w:rPr>
+          <w:tab/>
+        </w:r>
+        <w:r>
+          <w:rPr>
+            <w:noProof/>
+            <w:webHidden/>
+          </w:rPr>
+          <w:fldChar w:fldCharType="begin"/>
+        </w:r>
+        <w:r>
+          <w:rPr>
+            <w:noProof/>
+            <w:webHidden/>
+          </w:rPr>
+          <w:instrText xml:space="preserve"> PAGEREF _Toc170137521 \h </w:instrText>
+        </w:r>
+        <w:r>
+          <w:rPr>
+            <w:noProof/>
+            <w:webHidden/>
+          </w:rPr>
+        </w:r>
+        <w:r>
+          <w:rPr>
+            <w:noProof/>
+            <w:webHidden/>
+          </w:rPr>
+          <w:fldChar w:fldCharType="separate"/>
+        </w:r>
+        <w:r>
+          <w:rPr>
+            <w:noProof/>
+            <w:webHidden/>
+          </w:rPr>
+          <w:t>20</w:t>
+        </w:r>
+        <w:r>
+          <w:rPr>
+            <w:noProof/>
+            <w:webHidden/>
+          </w:rPr>
+          <w:fldChar w:fldCharType="end"/>
+        </w:r>
+      </w:hyperlink>
+    </w:p>
+    <w:p>
+      <w:pPr>
+        <w:pStyle w:val="TOC1"/>
+        <w:tabs>
+          <w:tab w:val="left" w:pos="480"/>
+          <w:tab w:val="right" w:leader="dot" w:pos="9350"/>
+        </w:tabs>
+        <w:rPr>
+          <w:rFonts w:asciiTheme="minorHAnsi" w:eastAsiaTheme="minorEastAsia" w:hAnsiTheme="minorHAnsi" w:cstheme="minorBidi"/>
+          <w:noProof/>
+          <w:sz w:val="22"/>
+          <w:szCs w:val="22"/>
+          <w:lang w:eastAsia="en-US"/>
+        </w:rPr>
+      </w:pPr>
+      <w:hyperlink w:anchor="_Toc170137522" w:history="1">
+        <w:r>
+          <w:rPr>
+            <w:rStyle w:val="Hyperlink"/>
+            <w:noProof/>
+          </w:rPr>
+          <w:t>12</w:t>
+        </w:r>
+        <w:r>
+          <w:rPr>
+            <w:rFonts w:asciiTheme="minorHAnsi" w:eastAsiaTheme="minorEastAsia" w:hAnsiTheme="minorHAnsi" w:cstheme="minorBidi"/>
+            <w:noProof/>
+            <w:sz w:val="22"/>
+            <w:szCs w:val="22"/>
+            <w:lang w:eastAsia="en-US"/>
+          </w:rPr>
+          <w:tab/>
+        </w:r>
+        <w:r>
+          <w:rPr>
+            <w:rStyle w:val="Hyperlink"/>
+            <w:noProof/>
+          </w:rPr>
           <w:t>Building a FLEx entry using Python</w:t>
         </w:r>
         <w:r>
@@ -2500,7 +2944,7 @@
             <w:noProof/>
             <w:webHidden/>
           </w:rPr>
-          <w:instrText xml:space="preserve"> PAGEREF _Toc169359459 \h </w:instrText>
+          <w:instrText xml:space="preserve"> PAGEREF _Toc170137522 \h </w:instrText>
         </w:r>
         <w:r>
           <w:rPr>
@@ -2520,7 +2964,7 @@
             <w:noProof/>
             <w:webHidden/>
           </w:rPr>
-          <w:t>18</w:t>
+          <w:t>20</w:t>
         </w:r>
         <w:r>
           <w:rPr>
@@ -2533,12 +2977,102 @@
     </w:p>
     <w:p>
       <w:pPr>
+        <w:pStyle w:val="TOC1"/>
+        <w:tabs>
+          <w:tab w:val="left" w:pos="480"/>
+          <w:tab w:val="right" w:leader="dot" w:pos="9350"/>
+        </w:tabs>
+        <w:rPr>
+          <w:rFonts w:asciiTheme="minorHAnsi" w:eastAsiaTheme="minorEastAsia" w:hAnsiTheme="minorHAnsi" w:cstheme="minorBidi"/>
+          <w:noProof/>
+          <w:sz w:val="22"/>
+          <w:szCs w:val="22"/>
+          <w:lang w:eastAsia="en-US"/>
+        </w:rPr>
+      </w:pPr>
+      <w:hyperlink w:anchor="_Toc170137523" w:history="1">
+        <w:r>
+          <w:rPr>
+            <w:rStyle w:val="Hyperlink"/>
+            <w:noProof/>
+          </w:rPr>
+          <w:t>13</w:t>
+        </w:r>
+        <w:r>
+          <w:rPr>
+            <w:rFonts w:asciiTheme="minorHAnsi" w:eastAsiaTheme="minorEastAsia" w:hAnsiTheme="minorHAnsi" w:cstheme="minorBidi"/>
+            <w:noProof/>
+            <w:sz w:val="22"/>
+            <w:szCs w:val="22"/>
+            <w:lang w:eastAsia="en-US"/>
+          </w:rPr>
+          <w:tab/>
+        </w:r>
+        <w:r>
+          <w:rPr>
+            <w:rStyle w:val="Hyperlink"/>
+            <w:noProof/>
+          </w:rPr>
+          <w:t>Creating an entry, analysis, and text using Python</w:t>
+        </w:r>
+        <w:r>
+          <w:rPr>
+            <w:noProof/>
+            <w:webHidden/>
+          </w:rPr>
+          <w:tab/>
+        </w:r>
+        <w:r>
+          <w:rPr>
+            <w:noProof/>
+            <w:webHidden/>
+          </w:rPr>
+          <w:fldChar w:fldCharType="begin"/>
+        </w:r>
+        <w:r>
+          <w:rPr>
+            <w:noProof/>
+            <w:webHidden/>
+          </w:rPr>
+          <w:instrText xml:space="preserve"> PAGEREF _Toc170137523 \h </w:instrText>
+        </w:r>
+        <w:r>
+          <w:rPr>
+            <w:noProof/>
+            <w:webHidden/>
+          </w:rPr>
+        </w:r>
+        <w:r>
+          <w:rPr>
+            <w:noProof/>
+            <w:webHidden/>
+          </w:rPr>
+          <w:fldChar w:fldCharType="separate"/>
+        </w:r>
+        <w:r>
+          <w:rPr>
+            <w:noProof/>
+            <w:webHidden/>
+          </w:rPr>
+          <w:t>25</w:t>
+        </w:r>
+        <w:r>
+          <w:rPr>
+            <w:noProof/>
+            <w:webHidden/>
+          </w:rPr>
+          <w:fldChar w:fldCharType="end"/>
+        </w:r>
+      </w:hyperlink>
+    </w:p>
+    <w:p>
+      <w:pPr>
         <w:pStyle w:val="Heading1"/>
       </w:pPr>
       <w:r>
         <w:fldChar w:fldCharType="end"/>
       </w:r>
-      <w:bookmarkStart w:id="2" w:name="_Toc169359434"/>
+      <w:bookmarkStart w:id="2" w:name="_Toc170137492"/>
       <w:r>
         <w:t>I</w:t>
       </w:r>
@@ -2598,6 +3132,7 @@
         <w:pStyle w:val="BodyText"/>
       </w:pPr>
       <w:r>
+        <w:lastRenderedPageBreak/>
         <w:t>FlexTools</w:t>
       </w:r>
       <w:r>
@@ -2661,11 +3196,7 @@
         <w:t xml:space="preserve">. </w:t>
       </w:r>
       <w:r>
-        <w:t xml:space="preserve">It </w:t>
-      </w:r>
-      <w:r>
-        <w:lastRenderedPageBreak/>
-        <w:t>provides Python code to access FLEx data through the LCM (</w:t>
+        <w:t>It provides Python code to access FLEx data through the LCM (</w:t>
       </w:r>
       <w:r>
         <w:t>SIL Language &amp; Culture Model</w:t>
@@ -2721,7 +3252,7 @@
         <w:pStyle w:val="Heading1"/>
       </w:pPr>
       <w:bookmarkStart w:id="3" w:name="_Ref169071878"/>
-      <w:bookmarkStart w:id="4" w:name="_Toc169359435"/>
+      <w:bookmarkStart w:id="4" w:name="_Toc170137493"/>
       <w:r>
         <w:t xml:space="preserve">Using Python in a FlexTools </w:t>
       </w:r>
@@ -2764,15 +3295,7 @@
         <w:br/>
       </w:r>
       <w:r>
-        <w:t xml:space="preserve">from </w:t>
-      </w:r>
-      <w:proofErr w:type="gramStart"/>
-      <w:r>
-        <w:t>SIL.LCModel.Core.KernelInterfaces</w:t>
-      </w:r>
-      <w:proofErr w:type="gramEnd"/>
-      <w:r>
-        <w:t xml:space="preserve"> import ITsString, ITsTextProps, ITsStrFactory, ITsPropsFactory, ITsStrBldr, ITsIncStrBldr, ITsPropsBldr, ITsMultiString, FwTextPropType, FwTextPropVar</w:t>
+        <w:t>from SIL.LCModel.Core.KernelInterfaces import ITsString, ITsTextProps, ITsStrFactory, ITsPropsFactory, ITsStrBldr, ITsIncStrBldr, ITsPropsBldr, ITsMultiString, FwTextPropType, FwTextPropVar</w:t>
       </w:r>
       <w:r>
         <w:br/>
@@ -2781,6 +3304,15 @@
         <w:t>from SIL.LCModel.Core.Text import TsStringUtils,TsIncStrBldr</w:t>
       </w:r>
       <w:r>
+        <w:t>, TsStrBldr</w:t>
+      </w:r>
+      <w:r>
+        <w:t xml:space="preserve">, </w:t>
+      </w:r>
+      <w:r>
+        <w:t>TsStringComparer</w:t>
+      </w:r>
+      <w:r>
         <w:br/>
       </w:r>
       <w:r>
@@ -2788,6 +3320,12 @@
       </w:r>
       <w:r>
         <w:t>, GenDate</w:t>
+      </w:r>
+      <w:r>
+        <w:br/>
+      </w:r>
+      <w:r>
+        <w:t>from SIL.LCModel.Core.WritingSystems import CoreWritingSystemDefinition</w:t>
       </w:r>
       <w:r>
         <w:br/>
@@ -2955,6 +3493,7 @@
               <w:pStyle w:val="Tablecells"/>
             </w:pPr>
             <w:r>
+              <w:lastRenderedPageBreak/>
               <w:t>cache</w:t>
             </w:r>
           </w:p>
@@ -3139,7 +3678,6 @@
         <w:pStyle w:val="BodyText"/>
       </w:pPr>
       <w:r>
-        <w:lastRenderedPageBreak/>
         <w:t>Debugging a script can be somewhat challenging within FlexTools.</w:t>
       </w:r>
       <w:r>
@@ -3230,7 +3768,7 @@
       <w:pPr>
         <w:pStyle w:val="Heading1"/>
       </w:pPr>
-      <w:bookmarkStart w:id="6" w:name="_Toc169359436"/>
+      <w:bookmarkStart w:id="6" w:name="_Toc170137494"/>
       <w:r>
         <w:t xml:space="preserve">Using Python </w:t>
       </w:r>
@@ -3420,7 +3958,11 @@
         <w:t>the</w:t>
       </w:r>
       <w:r>
-        <w:t xml:space="preserve"> OpenProject method has an optional second parameter, that if set to True, will allow you to make changes to the FLEx project and save them when you </w:t>
+        <w:t xml:space="preserve"> OpenProject method has an optional second parameter, that if set to True, will </w:t>
+      </w:r>
+      <w:r>
+        <w:lastRenderedPageBreak/>
+        <w:t xml:space="preserve">allow you to make changes to the FLEx project and save them when you </w:t>
       </w:r>
       <w:r>
         <w:t>CloseProject</w:t>
@@ -3462,876 +4004,843 @@
         <w:br/>
       </w:r>
       <w:r>
+        <w:t>p</w:t>
+      </w:r>
+      <w:r>
+        <w:t>roject</w:t>
+      </w:r>
+      <w:r>
+        <w:t xml:space="preserve"> = flexlibs.FLExProject()</w:t>
+      </w:r>
+      <w:r>
+        <w:br/>
+        <w:t>p</w:t>
+      </w:r>
+      <w:r>
+        <w:t>roject</w:t>
+      </w:r>
+      <w:r>
+        <w:t>.OpenProject('ZookPythonTest'</w:t>
+      </w:r>
+      <w:r>
+        <w:t>,True</w:t>
+      </w:r>
+      <w:r>
+        <w:t>)</w:t>
+      </w:r>
+      <w:r>
+        <w:br/>
+        <w:t xml:space="preserve">entry = </w:t>
+      </w:r>
+      <w:r>
+        <w:t>cache</w:t>
+      </w:r>
+      <w:r>
+        <w:t>.ServiceLocator.GetInstance(ILexEntryFactory).Create()</w:t>
+      </w:r>
+      <w:r>
+        <w:br/>
+        <w:t>p</w:t>
+      </w:r>
+      <w:r>
+        <w:t>roject</w:t>
+      </w:r>
+      <w:r>
+        <w:t>.CloseProject()</w:t>
+      </w:r>
+      <w:r>
+        <w:br/>
+        <w:t>flexlibs.FLExCleanup()</w:t>
+      </w:r>
+    </w:p>
+    <w:p>
+      <w:pPr>
+        <w:pStyle w:val="BodyText"/>
+      </w:pPr>
+      <w:r>
+        <w:t xml:space="preserve">In case you fail to include the True parameter and you want to make changes without restarting, this can be done with these steps. Before making </w:t>
+      </w:r>
+      <w:proofErr w:type="gramStart"/>
+      <w:r>
+        <w:t>changes</w:t>
+      </w:r>
+      <w:proofErr w:type="gramEnd"/>
+      <w:r>
+        <w:t xml:space="preserve"> you want to save, start a NonUndoable task.</w:t>
+      </w:r>
+    </w:p>
+    <w:p>
+      <w:pPr>
+        <w:pStyle w:val="Example"/>
+      </w:pPr>
+      <w:proofErr w:type="gramStart"/>
+      <w:r>
+        <w:t>cache</w:t>
+      </w:r>
+      <w:r>
+        <w:t>.MainCacheAccessor.BeginNonUndoableTask</w:t>
+      </w:r>
+      <w:proofErr w:type="gramEnd"/>
+      <w:r>
+        <w:t>()</w:t>
+      </w:r>
+    </w:p>
+    <w:p>
+      <w:pPr>
+        <w:pStyle w:val="BodyText"/>
+      </w:pPr>
+      <w:r>
+        <w:t>Make whatever changes you want</w:t>
+      </w:r>
+      <w:r>
+        <w:t xml:space="preserve"> at this point</w:t>
+      </w:r>
+      <w:r>
+        <w:t xml:space="preserve">, then </w:t>
+      </w:r>
+      <w:r>
+        <w:t xml:space="preserve">give the following commands to </w:t>
+      </w:r>
+      <w:r>
+        <w:t>save the changes to fwdata</w:t>
+      </w:r>
+      <w:r>
+        <w:t xml:space="preserve"> and close the project connection</w:t>
+      </w:r>
+      <w:r>
+        <w:t>.</w:t>
+      </w:r>
+    </w:p>
+    <w:p>
+      <w:pPr>
+        <w:pStyle w:val="Example"/>
+      </w:pPr>
+      <w:proofErr w:type="gramStart"/>
+      <w:r>
+        <w:t>cache</w:t>
+      </w:r>
+      <w:r>
+        <w:t>.MainCacheAccessor.EndNonUndoableTask</w:t>
+      </w:r>
+      <w:proofErr w:type="gramEnd"/>
+      <w:r>
+        <w:t>()</w:t>
+      </w:r>
+      <w:r>
+        <w:br/>
+      </w:r>
+      <w:r>
+        <w:t>cache</w:t>
+      </w:r>
+      <w:r>
+        <w:t>.ServiceLocator.GetInstance(IUndoStackManager)</w:t>
+      </w:r>
+      <w:r>
+        <w:t>.Save()</w:t>
+      </w:r>
+      <w:r>
+        <w:br/>
+        <w:t>p</w:t>
+      </w:r>
+      <w:r>
+        <w:t>roject</w:t>
+      </w:r>
+      <w:r>
+        <w:t>.CloseProject()</w:t>
+      </w:r>
+      <w:r>
+        <w:br/>
+        <w:t>flexlibs.FLExCleanup()</w:t>
+      </w:r>
+    </w:p>
+    <w:p>
+      <w:pPr>
+        <w:pStyle w:val="BodyText"/>
+      </w:pPr>
+      <w:r>
+        <w:t xml:space="preserve">For experimenting with the Python console, the following code can be executed after using py from the Cmd window to get into the Python console. This code will import all the modules needed for code in this document, open </w:t>
+      </w:r>
+      <w:r>
+        <w:t>an existing ‘PythonTest’</w:t>
+      </w:r>
+      <w:r>
+        <w:t xml:space="preserve"> project for updating FLEx, and setting ommon variables</w:t>
+      </w:r>
+      <w:r>
+        <w:t xml:space="preserve"> used in this document</w:t>
+      </w:r>
+      <w:r>
+        <w:t>.</w:t>
+      </w:r>
+      <w:r>
+        <w:t xml:space="preserve"> If you don’t want to save any changes you were making, use Ctrl+Z to exit the console without executing CloseProject.</w:t>
+      </w:r>
+    </w:p>
+    <w:p>
+      <w:pPr>
+        <w:pStyle w:val="Example"/>
+      </w:pPr>
+      <w:r>
+        <w:t>import flexlibs</w:t>
+      </w:r>
+      <w:r>
+        <w:br/>
+        <w:t>from SIL.LCModel import *</w:t>
+      </w:r>
+      <w:r>
+        <w:br/>
+        <w:t>from SIL.LCModel.Core.KernelInterfaces import ITsString, ITsTextProps, ITsStrFactory, ITsPropsFactory, ITsStrBldr, ITsIncStrBldr, ITsPropsBldr, ITsMultiString, FwTextPropType, FwTextPropVar</w:t>
+      </w:r>
+      <w:r>
+        <w:br/>
+        <w:t>from SIL.LCModel.Core.Text import TsStringUtils,TsIncStrBldr</w:t>
+      </w:r>
+      <w:r>
+        <w:br/>
+        <w:t>from SIL.LCModel.Core.Cellar import CellarPropertyType, GenDate</w:t>
+      </w:r>
+      <w:r>
+        <w:br/>
+        <w:t>from System import Guid, String, DateTime, Byte</w:t>
+      </w:r>
+      <w:r>
+        <w:br/>
+        <w:t>import unicodedata</w:t>
+      </w:r>
+      <w:r>
+        <w:br/>
+        <w:t>flexlibs.FLExInitialize()</w:t>
+      </w:r>
+      <w:r>
+        <w:br/>
+        <w:t>project = flexlibs.FLExProject()</w:t>
+      </w:r>
+      <w:r>
+        <w:br/>
+        <w:t>project.OpenProject('PythonTest', True)</w:t>
+      </w:r>
+      <w:r>
+        <w:br/>
+        <w:t>project.ProjectName()</w:t>
+      </w:r>
+      <w:r>
+        <w:br/>
+        <w:t>cache = project.project</w:t>
+      </w:r>
+      <w:r>
+        <w:br/>
+        <w:t>lp = cache.LangProject</w:t>
+      </w:r>
+      <w:r>
+        <w:br/>
+        <w:t>lexicon = lp.LexDbOA</w:t>
+      </w:r>
+      <w:r>
+        <w:br/>
+        <w:t>sl = cache.ServiceLocator</w:t>
+      </w:r>
+      <w:r>
+        <w:br/>
+        <w:t>wsv = cache.DefaultVernWs</w:t>
+      </w:r>
+      <w:r>
+        <w:br/>
+        <w:t>wsa = cache.DefaultAnalWs</w:t>
+      </w:r>
+    </w:p>
+    <w:p>
+      <w:pPr>
+        <w:pStyle w:val="BodyText"/>
+        <w:rPr>
+          <w:rStyle w:val="Boldphrase"/>
+        </w:rPr>
+      </w:pPr>
+      <w:r>
+        <w:rPr>
+          <w:rStyle w:val="Boldphrase"/>
+        </w:rPr>
+        <w:t>Display a textual form of an object</w:t>
+      </w:r>
+      <w:r>
+        <w:rPr>
+          <w:rStyle w:val="Boldphrase"/>
+        </w:rPr>
+        <w:t xml:space="preserve"> using </w:t>
+      </w:r>
+      <w:proofErr w:type="gramStart"/>
+      <w:r>
+        <w:rPr>
+          <w:rStyle w:val="Boldphrase"/>
+        </w:rPr>
+        <w:t>print(</w:t>
+      </w:r>
+      <w:proofErr w:type="gramEnd"/>
+      <w:r>
+        <w:rPr>
+          <w:rStyle w:val="Boldphrase"/>
+        </w:rPr>
+        <w:t>)</w:t>
+      </w:r>
+    </w:p>
+    <w:p>
+      <w:pPr>
+        <w:pStyle w:val="BodyText"/>
+      </w:pPr>
+      <w:r>
         <w:lastRenderedPageBreak/>
-        <w:t>p</w:t>
-      </w:r>
-      <w:r>
-        <w:t>roject</w:t>
-      </w:r>
-      <w:r>
-        <w:t xml:space="preserve"> = flexlibs.FLExProject()</w:t>
-      </w:r>
-      <w:r>
-        <w:br/>
-        <w:t>p</w:t>
-      </w:r>
-      <w:r>
-        <w:t>roject</w:t>
-      </w:r>
-      <w:r>
-        <w:t>.OpenProject('ZookPythonTest'</w:t>
-      </w:r>
-      <w:r>
-        <w:t>,True</w:t>
-      </w:r>
+        <w:t xml:space="preserve">If you simply type a variable name and Enter, it may give useful information as shown in the first example below. At least it identifies it as a LexEntry. </w:t>
+      </w:r>
+      <w:r>
+        <w:t xml:space="preserve">The </w:t>
+      </w:r>
+      <w:proofErr w:type="gramStart"/>
+      <w:r>
+        <w:t>print(</w:t>
+      </w:r>
+      <w:proofErr w:type="gramEnd"/>
+      <w:r>
+        <w:t>) method displays a textual form of an object</w:t>
+      </w:r>
+      <w:r>
+        <w:t>, or an entire expression. In the</w:t>
+      </w:r>
+      <w:r>
+        <w:t xml:space="preserve"> second</w:t>
+      </w:r>
+      <w:r>
+        <w:t xml:space="preserve"> case below it is returning the HVO of the LexEntry.</w:t>
+      </w:r>
+    </w:p>
+    <w:p>
+      <w:pPr>
+        <w:pStyle w:val="Example"/>
+      </w:pPr>
+      <w:r>
+        <w:t xml:space="preserve">&gt;&gt;&gt; entry = </w:t>
+      </w:r>
+      <w:proofErr w:type="gramStart"/>
+      <w:r>
+        <w:t>cache</w:t>
+      </w:r>
+      <w:r>
+        <w:t>.ServiceLocator.GetInstance</w:t>
+      </w:r>
+      <w:proofErr w:type="gramEnd"/>
+      <w:r>
+        <w:t>(ILexEntryFactory).Create()</w:t>
+      </w:r>
+      <w:r>
+        <w:br/>
+        <w:t xml:space="preserve">&gt;&gt;&gt; </w:t>
+      </w:r>
+      <w:r>
+        <w:rPr>
+          <w:highlight w:val="yellow"/>
+        </w:rPr>
+        <w:t>entry</w:t>
+      </w:r>
+      <w:r>
+        <w:br/>
+        <w:t>&lt;SIL.LCModel.ILexEntry object at 0x000002EFF68511C0&gt;</w:t>
+      </w:r>
+      <w:r>
+        <w:br/>
+        <w:t xml:space="preserve">&gt;&gt;&gt; </w:t>
+      </w:r>
+      <w:r>
+        <w:rPr>
+          <w:highlight w:val="yellow"/>
+        </w:rPr>
+        <w:t>print(entry)</w:t>
+      </w:r>
+      <w:r>
+        <w:br/>
+        <w:t>LexEntry : 11330</w:t>
+      </w:r>
+    </w:p>
+    <w:p>
+      <w:pPr>
+        <w:pStyle w:val="BodyText"/>
+      </w:pPr>
+      <w:r>
+        <w:t>The following print statement would display the headword.</w:t>
+      </w:r>
+    </w:p>
+    <w:p>
+      <w:pPr>
+        <w:pStyle w:val="Example"/>
+      </w:pPr>
+      <w:r>
+        <w:t>print(</w:t>
+      </w:r>
+      <w:proofErr w:type="gramStart"/>
+      <w:r>
+        <w:t>entry.HeadWord</w:t>
+      </w:r>
+      <w:proofErr w:type="gramEnd"/>
       <w:r>
         <w:t>)</w:t>
       </w:r>
-      <w:r>
-        <w:br/>
-        <w:t xml:space="preserve">entry = </w:t>
-      </w:r>
+    </w:p>
+    <w:p>
+      <w:pPr>
+        <w:pStyle w:val="BodyText"/>
+        <w:rPr>
+          <w:rStyle w:val="Boldphrase"/>
+        </w:rPr>
+      </w:pPr>
+      <w:r>
+        <w:rPr>
+          <w:rStyle w:val="Boldphrase"/>
+        </w:rPr>
+        <w:t xml:space="preserve">Class of </w:t>
+      </w:r>
+      <w:r>
+        <w:rPr>
+          <w:rStyle w:val="Boldphrase"/>
+        </w:rPr>
+        <w:t>object</w:t>
+      </w:r>
+      <w:r>
+        <w:rPr>
+          <w:rStyle w:val="Boldphrase"/>
+        </w:rPr>
+        <w:t xml:space="preserve"> using __class__</w:t>
+      </w:r>
+    </w:p>
+    <w:p>
+      <w:pPr>
+        <w:pStyle w:val="BodyText"/>
+      </w:pPr>
+      <w:r>
+        <w:t>The __class__ method on a variable will display the class of the variable. For example, after creating a new entry we can verify that it worked with this command</w:t>
+      </w:r>
+    </w:p>
+    <w:p>
+      <w:pPr>
+        <w:pStyle w:val="Example"/>
+      </w:pPr>
+      <w:r>
+        <w:t xml:space="preserve">&gt;&gt;&gt; entry = </w:t>
+      </w:r>
+      <w:proofErr w:type="gramStart"/>
       <w:r>
         <w:t>cache</w:t>
       </w:r>
       <w:r>
+        <w:t>.ServiceLocator.GetInstance</w:t>
+      </w:r>
+      <w:proofErr w:type="gramEnd"/>
+      <w:r>
+        <w:t>(ILexEntryFactory).Create()</w:t>
+      </w:r>
+      <w:r>
+        <w:br/>
+        <w:t>&gt;&gt;&gt; entry</w:t>
+      </w:r>
+      <w:r>
+        <w:rPr>
+          <w:highlight w:val="yellow"/>
+        </w:rPr>
+        <w:t>.__class__</w:t>
+      </w:r>
+      <w:r>
+        <w:rPr>
+          <w:highlight w:val="yellow"/>
+        </w:rPr>
+        <w:br/>
+      </w:r>
+      <w:r>
+        <w:t>&lt;class 'SIL.LCModel.ILexEntry'&gt;</w:t>
+      </w:r>
+    </w:p>
+    <w:p>
+      <w:pPr>
+        <w:pStyle w:val="BodyText"/>
+      </w:pPr>
+      <w:r>
+        <w:t>This confirms that the entry object we received from this method is actually an interface for a LexEntry object.</w:t>
+      </w:r>
+    </w:p>
+    <w:p>
+      <w:pPr>
+        <w:pStyle w:val="BodyText"/>
+        <w:rPr>
+          <w:rStyle w:val="Boldphrase"/>
+        </w:rPr>
+      </w:pPr>
+      <w:r>
+        <w:rPr>
+          <w:rStyle w:val="Boldphrase"/>
+        </w:rPr>
+        <w:t>Methods available on an object</w:t>
+      </w:r>
+      <w:r>
+        <w:rPr>
+          <w:rStyle w:val="Boldphrase"/>
+        </w:rPr>
+        <w:t xml:space="preserve"> using </w:t>
+      </w:r>
+      <w:proofErr w:type="gramStart"/>
+      <w:r>
+        <w:rPr>
+          <w:rStyle w:val="Boldphrase"/>
+        </w:rPr>
+        <w:t>dir(</w:t>
+      </w:r>
+      <w:proofErr w:type="gramEnd"/>
+      <w:r>
+        <w:rPr>
+          <w:rStyle w:val="Boldphrase"/>
+        </w:rPr>
+        <w:t>)</w:t>
+      </w:r>
+    </w:p>
+    <w:p>
+      <w:pPr>
+        <w:pStyle w:val="BodyText"/>
+      </w:pPr>
+      <w:r>
+        <w:t xml:space="preserve">The </w:t>
+      </w:r>
+      <w:proofErr w:type="gramStart"/>
+      <w:r>
+        <w:t>dir(</w:t>
+      </w:r>
+      <w:proofErr w:type="gramEnd"/>
+      <w:r>
+        <w:t>) command will give the methods that are available on an object. To find out what’s available on the entry object, we can use this command.</w:t>
+      </w:r>
+    </w:p>
+    <w:p>
+      <w:pPr>
+        <w:pStyle w:val="Example"/>
+      </w:pPr>
+      <w:r>
+        <w:t xml:space="preserve">&gt;&gt;&gt; entry = </w:t>
+      </w:r>
+      <w:r>
+        <w:t>cache</w:t>
+      </w:r>
+      <w:r>
         <w:t>.ServiceLocator.GetInstance(ILexEntryFactory).Create()</w:t>
       </w:r>
       <w:r>
         <w:br/>
-        <w:t>p</w:t>
-      </w:r>
-      <w:r>
-        <w:t>roject</w:t>
-      </w:r>
-      <w:r>
-        <w:t>.CloseProject()</w:t>
-      </w:r>
-      <w:r>
-        <w:br/>
-        <w:t>flexlibs.FLExCleanup()</w:t>
-      </w:r>
-    </w:p>
-    <w:p>
-      <w:pPr>
-        <w:pStyle w:val="BodyText"/>
-      </w:pPr>
-      <w:r>
-        <w:t xml:space="preserve">In case you fail to include the True parameter and you want to make changes without restarting, this can be done with these steps. Before making </w:t>
+        <w:t xml:space="preserve">&gt;&gt;&gt; </w:t>
+      </w:r>
+      <w:r>
+        <w:rPr>
+          <w:highlight w:val="yellow"/>
+        </w:rPr>
+        <w:t>dir(entry)</w:t>
+      </w:r>
+      <w:r>
+        <w:br/>
+        <w:t xml:space="preserve">['AddComponent', 'AllAllomorphs', 'AllOwnedObjects', 'AllReferencedObjects', 'AllSenses', 'AlternateFormsOS', 'Bibliography', 'Cache', 'CanDelete', 'ChangeRootToStem', 'CheckConstraints', 'ChooserNameTS', 'CitationForm', 'CitationFormWithAffixType', 'ClassID', 'ClassName', 'Comment', 'ComplexFormEntries', 'ComplexFormEntryRefs', 'ComplexFormsNotSubentries', 'CreateVariantEntryAndBackRef', 'DateCreated', 'DateModified', 'Delete', 'DeletionTextTSS', 'DialectLabelsRS', 'DoNotPublishInRC', 'DoNotShowMainEntryInRC', 'DoNotUseForParsing', 'EntryRefsOS', 'Equals', 'EtymologyOS', 'FindMatchingVariantEntryBackRef', 'FindMatchingVariantEntryRef', 'FindOrCreateDefaultMsa', 'GetDefaultClassForNewAllomorph', 'GetHashCode', 'GetObject', 'GetType', 'Guid', 'HasMoreThanOneSense', 'HeadWord', 'HeadWordForWs', 'HeadWordRef', 'HeadWordRefForWs', 'HeadWordReversalForWs', 'HomographForm', 'HomographFormKey', 'HomographNumber', 'Hvo', 'Id', 'ImportResidue', 'IndexInOwner', 'IsCircumfix', 'IsComponent', 'IsFieldRelevant', 'IsFieldRequired', 'IsMorphTypesMixed', 'IsOwnedBy', 'IsValidObject', 'IsVariantOfSenseOrOwnerEntry', 'LIFTid', 'LexEntryReferences', 'LexemeFormOA', 'LiftResidue', 'LiteralMeaning', 'LookupComplexEntryType', 'MLHeadWord', 'MainEntriesOrSensesRS', 'MakeVariantOf', 'MergeObject', 'MinimalLexReferences', 'MorphTypes', 'MorphoSyntaxAnalysesOC', 'MoveSenseToCopy', 'NumberOfSensesForEntry', 'ObjectIdName', 'OwnOrd', 'OwnedObjects', 'Owner', 'OwnerOfClass', 'OwningFlid', 'PicturesOfSenses', 'PostClone', 'PrimaryMorphType', 'PronunciationsOS', 'PublishAsMinorEntry', 'PublishIn', 'ReferenceTargetCandidates', 'ReferenceTargetOwner', 'ReferringObjects', 'ReplaceMoForm', 'ReplaceObsoleteMsas', 'Restrictions', 'Self', 'SenseWithMsa', 'SensesOS', 'Services', 'SetLexemeFormAlt', 'ShortName', 'ShortNameTSS', 'ShowMainEntryIn', 'SortKey', 'SortKey2', 'SortKey2Alpha', 'SortKeyWs', 'Subentries', 'SummaryDefinition', 'SupportsInflectionClasses', 'ToString', 'VariantEntryRefs', 'VariantFormEntries', 'VariantFormEntryBackRefs', 'VisibleComplexFormBackRefs', 'VisibleComplexFormEntries', </w:t>
+      </w:r>
+      <w:r>
+        <w:lastRenderedPageBreak/>
+        <w:t>'VisibleVariantEntryRefs', '__class__', '__delattr__', '__dir__', '__doc__', '__eq__', '__format__', '__ge__', '__getattribute__', '__getstate__', '__gt__', '__hash__', '__init__', '__init_subclass__', '__le__', '__lt__', '__module__', '__ne__', '__new__', '__reduce__', '__reduce_ex__', '__repr__', '__setattr__', '__sizeof__', '__str__', '__subclasshook__', 'get_AllAllomorphs', 'get_AllOwnedObjects', 'get_AllSenses', 'get_AlternateFormsOS', 'get_Bibliography', 'get_Cache', 'get_CanDelete', 'get_ChooserNameTS', 'get_CitationForm', 'get_CitationFormWithAffixType', 'get_ClassID', 'get_ClassName', 'get_Comment', 'get_ComplexFormEntries', 'get_ComplexFormEntryRefs', 'get_ComplexFormsNotSubentries', 'get_DateCreated', 'get_DateModified', 'get_DeletionTextTSS', 'get_DialectLabelsRS', 'get_DoNotPublishInRC', 'get_DoNotShowMainEntryInRC', 'get_DoNotUseForParsing', 'get_EntryRefsOS', 'get_EtymologyOS', 'get_Guid', 'get_HasMoreThanOneSense', 'get_HeadWord', 'get_HeadWordRef', 'get_HomographForm', 'get_HomographFormKey', 'get_HomographNumber', 'get_Hvo', 'get_Id', 'get_ImportResidue', 'get_IndexInOwner', 'get_IsMorphTypesMixed', 'get_IsValidObject', 'get_LIFTid', 'get_LexEntryReferences', 'get_LexemeFormOA', 'get_LiftResidue', 'get_LiteralMeaning', 'get_LookupComplexEntryType', 'get_MLHeadWord', 'get_MainEntriesOrSensesRS', 'get_MinimalLexReferences', 'get_MorphTypes', 'get_MorphoSyntaxAnalysesOC', 'get_NumberOfSensesForEntry', 'get_ObjectIdName', 'get_OwnOrd', 'get_OwnedObjects', 'get_Owner', 'get_OwningFlid', 'get_PicturesOfSenses', 'get_PrimaryMorphType', 'get_PronunciationsOS', 'get_PublishAsMinorEntry', 'get_PublishIn', 'get_ReferringObjects', 'get_Restrictions', 'get_Self', 'get_SensesOS', 'get_Services', 'get_ShortName', 'get_ShortNameTSS', 'get_ShowMainEntryIn', 'get_SortKey', 'get_SortKey2', 'get_SortKey2Alpha', 'get_SortKeyWs', 'get_Subentries', 'get_SummaryDefinition', 'get_VariantEntryRefs', 'get_VariantFormEntries', 'get_VariantFormEntryBackRefs', 'get_VisibleComplexFormBackRefs', 'get_VisibleComplexFormEntries', 'get_VisibleVariantEntryRefs', 'set_DateCreated', 'set_DateModified', 'set_DoNotUseForParsing', 'set_HomographNumber', 'set_ImportResidue', 'set_LexemeFormOA', 'set_LiftResidue']</w:t>
+      </w:r>
+    </w:p>
+    <w:p>
+      <w:pPr>
+        <w:pStyle w:val="BodyText"/>
+      </w:pPr>
+      <w:r>
+        <w:t>There are obviously a lot of methods available on LexEntry.</w:t>
+      </w:r>
+    </w:p>
+    <w:p>
+      <w:pPr>
+        <w:pStyle w:val="BodyText"/>
+        <w:rPr>
+          <w:rStyle w:val="Boldphrase"/>
+        </w:rPr>
+      </w:pPr>
+      <w:r>
+        <w:rPr>
+          <w:rStyle w:val="Boldphrase"/>
+        </w:rPr>
+        <w:t>Details on a method</w:t>
+      </w:r>
+      <w:r>
+        <w:rPr>
+          <w:rStyle w:val="Boldphrase"/>
+        </w:rPr>
+        <w:t xml:space="preserve"> using __doc__</w:t>
+      </w:r>
+    </w:p>
+    <w:p>
+      <w:pPr>
+        <w:pStyle w:val="BodyText"/>
+      </w:pPr>
+      <w:r>
+        <w:t xml:space="preserve">Suppose you see “HeadWordForWs” and would like to know what </w:t>
+      </w:r>
+      <w:r>
+        <w:t>parameters</w:t>
+      </w:r>
+      <w:r>
+        <w:t xml:space="preserve"> are needed. The __doc__ method give</w:t>
+      </w:r>
+      <w:r>
+        <w:t>s</w:t>
+      </w:r>
+      <w:r>
+        <w:t xml:space="preserve"> minimal information about the methods. The following example shows that the HeadWordForWs method takes an Int32 as an argument.</w:t>
+      </w:r>
+    </w:p>
+    <w:p>
+      <w:pPr>
+        <w:pStyle w:val="Example"/>
+      </w:pPr>
+      <w:r>
+        <w:t xml:space="preserve">&gt;&gt;&gt; entry = </w:t>
       </w:r>
       <w:proofErr w:type="gramStart"/>
       <w:r>
-        <w:t>changes</w:t>
+        <w:t>cache</w:t>
+      </w:r>
+      <w:r>
+        <w:t>.ServiceLocator.GetInstance</w:t>
       </w:r>
       <w:proofErr w:type="gramEnd"/>
       <w:r>
-        <w:t xml:space="preserve"> you want to save, start a NonUndoable task.</w:t>
+        <w:t>(ILexEntryFactory).Create()</w:t>
+      </w:r>
+      <w:r>
+        <w:br/>
+        <w:t>&gt;&gt;&gt; entry.HeadWordForWs</w:t>
+      </w:r>
+      <w:r>
+        <w:rPr>
+          <w:highlight w:val="yellow"/>
+        </w:rPr>
+        <w:t>.__doc__</w:t>
+      </w:r>
+      <w:r>
+        <w:br/>
+        <w:t>'SIL.LCModel.Core.KernelInterfaces.ITsString HeadWordForWs(Int32)'</w:t>
+      </w:r>
+    </w:p>
+    <w:p>
+      <w:pPr>
+        <w:pStyle w:val="BodyText"/>
+      </w:pPr>
+      <w:r>
+        <w:t>It doesn’t tell you what the Int32 represents, but it’s at least a clue. In this case the Int32 is a writing system identifier</w:t>
+      </w:r>
+      <w:r>
+        <w:t xml:space="preserve"> integer</w:t>
+      </w:r>
+      <w:r>
+        <w:t>.</w:t>
+      </w:r>
+    </w:p>
+    <w:p>
+      <w:pPr>
+        <w:pStyle w:val="BodyText"/>
+      </w:pPr>
+      <w:r>
+        <w:t xml:space="preserve">Here’s another example checking on the IsOwnedBy method, which tells us </w:t>
+      </w:r>
+      <w:r>
+        <w:t>the method expects a CmObject, or subclass as a parameter.</w:t>
       </w:r>
     </w:p>
     <w:p>
       <w:pPr>
         <w:pStyle w:val="Example"/>
       </w:pPr>
+      <w:r>
+        <w:t xml:space="preserve">&gt;&gt;&gt; entry = </w:t>
+      </w:r>
       <w:proofErr w:type="gramStart"/>
       <w:r>
         <w:t>cache</w:t>
       </w:r>
       <w:r>
-        <w:t>.MainCacheAccessor.BeginNonUndoableTask</w:t>
+        <w:t>.ServiceLocator.GetInstance</w:t>
       </w:r>
       <w:proofErr w:type="gramEnd"/>
       <w:r>
-        <w:t>()</w:t>
-      </w:r>
-    </w:p>
-    <w:p>
-      <w:pPr>
-        <w:pStyle w:val="BodyText"/>
-      </w:pPr>
-      <w:r>
-        <w:t>Make whatever changes you want</w:t>
-      </w:r>
-      <w:r>
-        <w:t xml:space="preserve"> at this point</w:t>
-      </w:r>
-      <w:r>
-        <w:t xml:space="preserve">, then </w:t>
-      </w:r>
-      <w:r>
-        <w:t xml:space="preserve">give the following commands to </w:t>
-      </w:r>
-      <w:r>
-        <w:t>save the changes to fwdata</w:t>
-      </w:r>
-      <w:r>
-        <w:t xml:space="preserve"> and close the project connection</w:t>
-      </w:r>
-      <w:r>
-        <w:t>.</w:t>
+        <w:t>(ILexEntryFactory).Create()</w:t>
+      </w:r>
+      <w:r>
+        <w:br/>
+        <w:t>&gt;&gt;&gt; entry.IsOwnedBy</w:t>
+      </w:r>
+      <w:r>
+        <w:rPr>
+          <w:highlight w:val="yellow"/>
+        </w:rPr>
+        <w:t>.__doc__</w:t>
+      </w:r>
+      <w:r>
+        <w:br/>
+        <w:t>'Boolean IsOwnedBy(SIL.LCModel.ICmObject)'</w:t>
+      </w:r>
+    </w:p>
+    <w:p>
+      <w:pPr>
+        <w:pStyle w:val="BodyText"/>
+      </w:pPr>
+      <w:r>
+        <w:t>This shows some of the responses you might get when trying to use unfamiliar methods. The first attempt fails because it is a bound method. The second attempt with null arguments shows that it is expecting some argument, but it doesn’t tell you what it’s looking for. The __doc__ method answers that question that it is looking for a CmObject.</w:t>
       </w:r>
     </w:p>
     <w:p>
       <w:pPr>
         <w:pStyle w:val="Example"/>
       </w:pPr>
+      <w:r>
+        <w:t xml:space="preserve">&gt;&gt;&gt; entry = </w:t>
+      </w:r>
+      <w:r>
+        <w:t>cache</w:t>
+      </w:r>
+      <w:r>
+        <w:t>.ServiceLocator.GetInstance(ILexEntryFactory).Create()</w:t>
+      </w:r>
+      <w:r>
+        <w:br/>
+        <w:t xml:space="preserve">&gt;&gt;&gt; </w:t>
+      </w:r>
+      <w:r>
+        <w:rPr>
+          <w:highlight w:val="yellow"/>
+        </w:rPr>
+        <w:t>entry.IsOwnedBy</w:t>
+      </w:r>
+      <w:r>
+        <w:br/>
+        <w:t>&lt;bound method 'IsOwnedBy'&gt;</w:t>
+      </w:r>
+      <w:r>
+        <w:br/>
+        <w:t xml:space="preserve">&gt;&gt;&gt; </w:t>
+      </w:r>
+      <w:r>
+        <w:rPr>
+          <w:highlight w:val="yellow"/>
+        </w:rPr>
+        <w:t>entry.IsOwnedBy()</w:t>
+      </w:r>
+      <w:r>
+        <w:br/>
+      </w:r>
+      <w:r>
+        <w:lastRenderedPageBreak/>
+        <w:t>Traceback (most recent call last):</w:t>
+      </w:r>
+      <w:r>
+        <w:br/>
+        <w:t xml:space="preserve">  File "&lt;stdin&gt;", line 1, in &lt;module&gt;</w:t>
+      </w:r>
+      <w:r>
+        <w:br/>
+        <w:t>TypeError: No method matches given arguments for ICmObject.IsOwnedBy: ()</w:t>
+      </w:r>
+      <w:r>
+        <w:br/>
+        <w:t xml:space="preserve">&gt;&gt;&gt; </w:t>
+      </w:r>
+      <w:r>
+        <w:rPr>
+          <w:highlight w:val="yellow"/>
+        </w:rPr>
+        <w:t>entry.IsOwnedBy.__doc__</w:t>
+      </w:r>
+      <w:r>
+        <w:br/>
+        <w:t>'Boolean IsOwnedBy(SIL.LCModel.ICmObject)'</w:t>
+      </w:r>
+    </w:p>
+    <w:p>
+      <w:pPr>
+        <w:pStyle w:val="BodyText"/>
+      </w:pPr>
+      <w:r>
+        <w:t>If you have an HVO and want to get information on the object, you can use code similar to this.</w:t>
+      </w:r>
+    </w:p>
+    <w:p>
+      <w:pPr>
+        <w:pStyle w:val="Example"/>
+      </w:pPr>
+      <w:r>
+        <w:t xml:space="preserve">&gt;&gt;&gt; entry = </w:t>
+      </w:r>
       <w:proofErr w:type="gramStart"/>
       <w:r>
-        <w:t>cache</w:t>
-      </w:r>
-      <w:r>
-        <w:t>.MainCacheAccessor.EndNonUndoableTask</w:t>
+        <w:t>sl.GetObject</w:t>
       </w:r>
       <w:proofErr w:type="gramEnd"/>
       <w:r>
-        <w:t>()</w:t>
-      </w:r>
-      <w:r>
-        <w:br/>
-      </w:r>
-      <w:r>
-        <w:t>cache</w:t>
-      </w:r>
-      <w:r>
-        <w:t>.ServiceLocator.GetInstance(IUndoStackManager)</w:t>
-      </w:r>
-      <w:r>
-        <w:t>.Save()</w:t>
-      </w:r>
-      <w:r>
-        <w:br/>
-        <w:t>p</w:t>
-      </w:r>
-      <w:r>
-        <w:t>roject</w:t>
-      </w:r>
-      <w:r>
-        <w:t>.CloseProject()</w:t>
-      </w:r>
-      <w:r>
-        <w:br/>
-        <w:t>flexlibs.FLExCleanup()</w:t>
-      </w:r>
-    </w:p>
-    <w:p>
-      <w:pPr>
-        <w:pStyle w:val="BodyText"/>
-      </w:pPr>
-      <w:r>
-        <w:t xml:space="preserve">For experimenting with the Python console, the following code can be executed after using py from the Cmd window to get into the Python console. This code will import all the modules needed for code in this document, open </w:t>
-      </w:r>
-      <w:r>
-        <w:t>an existing ‘PythonTest’</w:t>
-      </w:r>
-      <w:r>
-        <w:t xml:space="preserve"> project for updating FLEx, and setting ommon variables</w:t>
-      </w:r>
-      <w:r>
-        <w:t xml:space="preserve"> used in this document</w:t>
-      </w:r>
-      <w:r>
-        <w:t>.</w:t>
-      </w:r>
-      <w:r>
-        <w:t xml:space="preserve"> If you don’t want to save any changes you were making, use Ctrl+Z to exit the console without executing CloseProject.</w:t>
-      </w:r>
-    </w:p>
-    <w:p>
-      <w:pPr>
-        <w:pStyle w:val="Example"/>
-      </w:pPr>
-      <w:r>
-        <w:t>import flexlibs</w:t>
-      </w:r>
-      <w:r>
-        <w:br/>
-      </w:r>
-      <w:r>
-        <w:t>from SIL.LCModel import *</w:t>
-      </w:r>
-      <w:r>
-        <w:br/>
-      </w:r>
-      <w:r>
-        <w:t>from SIL.LCModel.Core.KernelInterfaces import ITsString, ITsTextProps, ITsStrFactory, ITsPropsFactory, ITsStrBldr, ITsIncStrBldr, ITsPropsBldr, ITsMultiString, FwTextPropType, FwTextPropVar</w:t>
-      </w:r>
-      <w:r>
-        <w:br/>
-      </w:r>
-      <w:r>
-        <w:t>from SIL.LCModel.Core.Text import TsStringUtils,TsIncStrBldr</w:t>
-      </w:r>
-      <w:r>
-        <w:br/>
-      </w:r>
-      <w:r>
-        <w:t>from SIL.LCModel.Core.Cellar import CellarPropertyType, GenDate</w:t>
-      </w:r>
-      <w:r>
-        <w:br/>
-      </w:r>
-      <w:r>
-        <w:t>from System import Guid, String, DateTime, Byte</w:t>
-      </w:r>
-      <w:r>
-        <w:br/>
-      </w:r>
-      <w:r>
-        <w:t>import unicodedata</w:t>
-      </w:r>
-      <w:r>
-        <w:br/>
-      </w:r>
-      <w:r>
-        <w:t>flexlibs.FLExInitialize()</w:t>
-      </w:r>
-      <w:r>
-        <w:br/>
-      </w:r>
-      <w:r>
-        <w:t>project = flexlibs.FLExProject()</w:t>
-      </w:r>
-      <w:r>
-        <w:br/>
-      </w:r>
-      <w:r>
-        <w:t>project.OpenProject('PythonTest', True)</w:t>
-      </w:r>
-      <w:r>
-        <w:br/>
-      </w:r>
-      <w:r>
-        <w:t>project.ProjectName()</w:t>
-      </w:r>
-      <w:r>
-        <w:br/>
-      </w:r>
-      <w:r>
-        <w:t>cache = project.project</w:t>
-      </w:r>
-      <w:r>
-        <w:br/>
-      </w:r>
-      <w:r>
-        <w:t>lp = cache.LangProject</w:t>
-      </w:r>
-      <w:r>
-        <w:br/>
-      </w:r>
-      <w:r>
-        <w:t>lexicon = lp.LexDbOA</w:t>
-      </w:r>
-      <w:r>
-        <w:br/>
-      </w:r>
-      <w:r>
-        <w:t>sl = cache.ServiceLocator</w:t>
-      </w:r>
-      <w:r>
-        <w:br/>
-      </w:r>
-      <w:r>
-        <w:t>wsv = cache.DefaultVernWs</w:t>
-      </w:r>
-      <w:r>
-        <w:br/>
-      </w:r>
-      <w:r>
-        <w:t>wsa = cache.DefaultAnalWs</w:t>
-      </w:r>
-    </w:p>
-    <w:p>
-      <w:pPr>
-        <w:pStyle w:val="BodyText"/>
-        <w:rPr>
-          <w:rStyle w:val="Boldphrase"/>
-        </w:rPr>
-      </w:pPr>
-      <w:r>
-        <w:rPr>
-          <w:rStyle w:val="Boldphrase"/>
-        </w:rPr>
-        <w:t>Display a textual form of an object</w:t>
-      </w:r>
-      <w:r>
-        <w:rPr>
-          <w:rStyle w:val="Boldphrase"/>
-        </w:rPr>
-        <w:t xml:space="preserve"> using </w:t>
-      </w:r>
-      <w:proofErr w:type="gramStart"/>
-      <w:r>
-        <w:rPr>
-          <w:rStyle w:val="Boldphrase"/>
-        </w:rPr>
-        <w:t>print(</w:t>
-      </w:r>
-      <w:proofErr w:type="gramEnd"/>
-      <w:r>
-        <w:rPr>
-          <w:rStyle w:val="Boldphrase"/>
-        </w:rPr>
+        <w:t>(9409)</w:t>
+      </w:r>
+      <w:r>
+        <w:br/>
+        <w:t>&gt;&gt;&gt; print(entry.Guid)</w:t>
+      </w:r>
+      <w:r>
+        <w:br/>
+        <w:t xml:space="preserve">ded6e683-0e6d-4569-9941-83dd203cafcd </w:t>
+      </w:r>
+      <w:r>
+        <w:br/>
+        <w:t>&gt;&gt;&gt; entry</w:t>
+      </w:r>
+      <w:r>
+        <w:br/>
+        <w:t>&lt;SIL.LCModel.ICmObject object at 0x0000023F7F6814C0&gt;</w:t>
+      </w:r>
+      <w:r>
+        <w:br/>
+        <w:t>&gt;&gt;&gt; entry.ClassName</w:t>
+      </w:r>
+      <w:r>
+        <w:br/>
+        <w:t>'LexEntry'</w:t>
+      </w:r>
+      <w:r>
+        <w:br/>
+        <w:t xml:space="preserve">&gt;&gt;&gt; entry = </w:t>
+      </w:r>
+      <w:r>
+        <w:t>ILexEntry(entry</w:t>
+      </w:r>
+      <w:r>
         <w:t>)</w:t>
       </w:r>
-    </w:p>
-    <w:p>
-      <w:pPr>
-        <w:pStyle w:val="BodyText"/>
-      </w:pPr>
-      <w:r>
-        <w:t xml:space="preserve">If you simply type a variable name and Enter, it may give useful information as shown in the first example below. At least it identifies it as a LexEntry. </w:t>
-      </w:r>
-      <w:r>
-        <w:t xml:space="preserve">The </w:t>
-      </w:r>
-      <w:proofErr w:type="gramStart"/>
-      <w:r>
-        <w:t>print(</w:t>
-      </w:r>
-      <w:proofErr w:type="gramEnd"/>
-      <w:r>
-        <w:t>) method displays a textual form of an object</w:t>
-      </w:r>
-      <w:r>
-        <w:t>, or an entire expression. In the</w:t>
-      </w:r>
-      <w:r>
-        <w:t xml:space="preserve"> second</w:t>
-      </w:r>
-      <w:r>
-        <w:t xml:space="preserve"> case below it is returning the HVO of the LexEntry.</w:t>
-      </w:r>
-    </w:p>
-    <w:p>
-      <w:pPr>
-        <w:pStyle w:val="Example"/>
-      </w:pPr>
-      <w:r>
-        <w:t xml:space="preserve">&gt;&gt;&gt; entry = </w:t>
-      </w:r>
-      <w:proofErr w:type="gramStart"/>
-      <w:r>
-        <w:t>cache</w:t>
-      </w:r>
-      <w:r>
-        <w:t>.ServiceLocator.GetInstance</w:t>
-      </w:r>
-      <w:proofErr w:type="gramEnd"/>
-      <w:r>
-        <w:t>(ILexEntryFactory).Create()</w:t>
-      </w:r>
-      <w:r>
-        <w:br/>
-        <w:t xml:space="preserve">&gt;&gt;&gt; </w:t>
-      </w:r>
-      <w:r>
-        <w:rPr>
-          <w:highlight w:val="yellow"/>
-        </w:rPr>
-        <w:t>entry</w:t>
-      </w:r>
-      <w:r>
-        <w:br/>
-        <w:t>&lt;SIL.LCModel.ILexEntry object at 0x000002EFF68511C0&gt;</w:t>
-      </w:r>
-      <w:r>
-        <w:br/>
-      </w:r>
-      <w:r>
-        <w:lastRenderedPageBreak/>
-        <w:t xml:space="preserve">&gt;&gt;&gt; </w:t>
-      </w:r>
-      <w:r>
-        <w:rPr>
-          <w:highlight w:val="yellow"/>
-        </w:rPr>
-        <w:t>print(entry)</w:t>
-      </w:r>
-      <w:r>
-        <w:br/>
-        <w:t>LexEntry : 11330</w:t>
-      </w:r>
-    </w:p>
-    <w:p>
-      <w:pPr>
-        <w:pStyle w:val="BodyText"/>
-      </w:pPr>
-      <w:r>
-        <w:t>The following print statement would display the headword.</w:t>
-      </w:r>
-    </w:p>
-    <w:p>
-      <w:pPr>
-        <w:pStyle w:val="Example"/>
-      </w:pPr>
-      <w:r>
-        <w:t>print(</w:t>
-      </w:r>
-      <w:proofErr w:type="gramStart"/>
-      <w:r>
-        <w:t>entry.HeadWord</w:t>
-      </w:r>
-      <w:proofErr w:type="gramEnd"/>
-      <w:r>
-        <w:t>)</w:t>
-      </w:r>
-    </w:p>
-    <w:p>
-      <w:pPr>
-        <w:pStyle w:val="BodyText"/>
-        <w:rPr>
-          <w:rStyle w:val="Boldphrase"/>
-        </w:rPr>
-      </w:pPr>
-      <w:r>
-        <w:rPr>
-          <w:rStyle w:val="Boldphrase"/>
-        </w:rPr>
-        <w:t xml:space="preserve">Class of </w:t>
-      </w:r>
-      <w:r>
-        <w:rPr>
-          <w:rStyle w:val="Boldphrase"/>
-        </w:rPr>
-        <w:t>object</w:t>
-      </w:r>
-      <w:r>
-        <w:rPr>
-          <w:rStyle w:val="Boldphrase"/>
-        </w:rPr>
-        <w:t xml:space="preserve"> using __class__</w:t>
-      </w:r>
-    </w:p>
-    <w:p>
-      <w:pPr>
-        <w:pStyle w:val="BodyText"/>
-      </w:pPr>
-      <w:r>
-        <w:t>The __class__ method on a variable will display the class of the variable. For example, after creating a new entry we can verify that it worked with this command</w:t>
-      </w:r>
-    </w:p>
-    <w:p>
-      <w:pPr>
-        <w:pStyle w:val="Example"/>
-      </w:pPr>
-      <w:r>
-        <w:t xml:space="preserve">&gt;&gt;&gt; entry = </w:t>
-      </w:r>
-      <w:proofErr w:type="gramStart"/>
-      <w:r>
-        <w:t>cache</w:t>
-      </w:r>
-      <w:r>
-        <w:t>.ServiceLocator.GetInstance</w:t>
-      </w:r>
-      <w:proofErr w:type="gramEnd"/>
-      <w:r>
-        <w:t>(ILexEntryFactory).Create()</w:t>
-      </w:r>
       <w:r>
         <w:br/>
         <w:t>&gt;&gt;&gt; entry</w:t>
       </w:r>
       <w:r>
-        <w:rPr>
-          <w:highlight w:val="yellow"/>
-        </w:rPr>
-        <w:t>.__class__</w:t>
-      </w:r>
-      <w:r>
-        <w:rPr>
-          <w:highlight w:val="yellow"/>
-        </w:rPr>
-        <w:br/>
-      </w:r>
-      <w:r>
-        <w:t>&lt;class 'SIL.LCModel.ILexEntry'&gt;</w:t>
-      </w:r>
-    </w:p>
-    <w:p>
-      <w:pPr>
-        <w:pStyle w:val="BodyText"/>
-      </w:pPr>
-      <w:r>
-        <w:t>This confirms that the entry object we received from this method is actually an interface for a LexEntry object.</w:t>
-      </w:r>
-    </w:p>
-    <w:p>
-      <w:pPr>
-        <w:pStyle w:val="BodyText"/>
-        <w:rPr>
-          <w:rStyle w:val="Boldphrase"/>
-        </w:rPr>
-      </w:pPr>
-      <w:r>
-        <w:rPr>
-          <w:rStyle w:val="Boldphrase"/>
-        </w:rPr>
-        <w:t>Methods available on an object</w:t>
-      </w:r>
-      <w:r>
-        <w:rPr>
-          <w:rStyle w:val="Boldphrase"/>
-        </w:rPr>
-        <w:t xml:space="preserve"> using </w:t>
-      </w:r>
-      <w:proofErr w:type="gramStart"/>
-      <w:r>
-        <w:rPr>
-          <w:rStyle w:val="Boldphrase"/>
-        </w:rPr>
-        <w:t>dir(</w:t>
-      </w:r>
-      <w:proofErr w:type="gramEnd"/>
-      <w:r>
-        <w:rPr>
-          <w:rStyle w:val="Boldphrase"/>
-        </w:rPr>
-        <w:t>)</w:t>
-      </w:r>
-    </w:p>
-    <w:p>
-      <w:pPr>
-        <w:pStyle w:val="BodyText"/>
-      </w:pPr>
-      <w:r>
-        <w:t xml:space="preserve">The </w:t>
-      </w:r>
-      <w:proofErr w:type="gramStart"/>
-      <w:r>
-        <w:t>dir(</w:t>
-      </w:r>
-      <w:proofErr w:type="gramEnd"/>
-      <w:r>
-        <w:t>) command will give the methods that are available on an object. To find out what’s available on the entry object, we can use this command.</w:t>
-      </w:r>
-    </w:p>
-    <w:p>
-      <w:pPr>
-        <w:pStyle w:val="Example"/>
-      </w:pPr>
-      <w:r>
-        <w:t xml:space="preserve">&gt;&gt;&gt; entry = </w:t>
-      </w:r>
-      <w:r>
-        <w:t>cache</w:t>
-      </w:r>
-      <w:r>
-        <w:t>.ServiceLocator.GetInstance(ILexEntryFactory).Create()</w:t>
-      </w:r>
-      <w:r>
-        <w:br/>
-        <w:t xml:space="preserve">&gt;&gt;&gt; </w:t>
-      </w:r>
-      <w:r>
-        <w:rPr>
-          <w:highlight w:val="yellow"/>
-        </w:rPr>
-        <w:t>dir(entry)</w:t>
-      </w:r>
-      <w:r>
-        <w:br/>
-        <w:t xml:space="preserve">['AddComponent', 'AllAllomorphs', 'AllOwnedObjects', 'AllReferencedObjects', 'AllSenses', 'AlternateFormsOS', 'Bibliography', 'Cache', 'CanDelete', 'ChangeRootToStem', 'CheckConstraints', 'ChooserNameTS', 'CitationForm', 'CitationFormWithAffixType', 'ClassID', 'ClassName', 'Comment', 'ComplexFormEntries', 'ComplexFormEntryRefs', 'ComplexFormsNotSubentries', 'CreateVariantEntryAndBackRef', 'DateCreated', 'DateModified', 'Delete', 'DeletionTextTSS', 'DialectLabelsRS', 'DoNotPublishInRC', 'DoNotShowMainEntryInRC', 'DoNotUseForParsing', 'EntryRefsOS', 'Equals', 'EtymologyOS', 'FindMatchingVariantEntryBackRef', 'FindMatchingVariantEntryRef', 'FindOrCreateDefaultMsa', 'GetDefaultClassForNewAllomorph', 'GetHashCode', 'GetObject', 'GetType', 'Guid', 'HasMoreThanOneSense', 'HeadWord', 'HeadWordForWs', 'HeadWordRef', 'HeadWordRefForWs', 'HeadWordReversalForWs', 'HomographForm', 'HomographFormKey', 'HomographNumber', 'Hvo', 'Id', 'ImportResidue', 'IndexInOwner', 'IsCircumfix', 'IsComponent', 'IsFieldRelevant', 'IsFieldRequired', 'IsMorphTypesMixed', 'IsOwnedBy', 'IsValidObject', 'IsVariantOfSenseOrOwnerEntry', 'LIFTid', 'LexEntryReferences', 'LexemeFormOA', 'LiftResidue', 'LiteralMeaning', 'LookupComplexEntryType', 'MLHeadWord', 'MainEntriesOrSensesRS', 'MakeVariantOf', 'MergeObject', 'MinimalLexReferences', 'MorphTypes', 'MorphoSyntaxAnalysesOC', 'MoveSenseToCopy', 'NumberOfSensesForEntry', 'ObjectIdName', 'OwnOrd', 'OwnedObjects', 'Owner', 'OwnerOfClass', 'OwningFlid', 'PicturesOfSenses', 'PostClone', 'PrimaryMorphType', 'PronunciationsOS', 'PublishAsMinorEntry', 'PublishIn', 'ReferenceTargetCandidates', 'ReferenceTargetOwner', 'ReferringObjects', 'ReplaceMoForm', 'ReplaceObsoleteMsas', 'Restrictions', 'Self', 'SenseWithMsa', 'SensesOS', 'Services', 'SetLexemeFormAlt', 'ShortName', 'ShortNameTSS', 'ShowMainEntryIn', 'SortKey', 'SortKey2', 'SortKey2Alpha', 'SortKeyWs', 'Subentries', 'SummaryDefinition', 'SupportsInflectionClasses', 'ToString', 'VariantEntryRefs', 'VariantFormEntries', 'VariantFormEntryBackRefs', 'VisibleComplexFormBackRefs', 'VisibleComplexFormEntries', 'VisibleVariantEntryRefs', '__class__', '__delattr__', '__dir__', '__doc__', '__eq__', '__format__', '__ge__', '__getattribute__', '__getstate__', '__gt__', '__hash__', '__init__', '__init_subclass__', '__le__', '__lt__', '__module__', '__ne__', '__new__', '__reduce__', '__reduce_ex__', '__repr__', '__setattr__', '__sizeof__', '__str__', '__subclasshook__', 'get_AllAllomorphs', 'get_AllOwnedObjects', 'get_AllSenses', 'get_AlternateFormsOS', 'get_Bibliography', 'get_Cache', 'get_CanDelete', 'get_ChooserNameTS', 'get_CitationForm', 'get_CitationFormWithAffixType', 'get_ClassID', 'get_ClassName', 'get_Comment', 'get_ComplexFormEntries', 'get_ComplexFormEntryRefs', 'get_ComplexFormsNotSubentries', 'get_DateCreated', 'get_DateModified', 'get_DeletionTextTSS', </w:t>
-      </w:r>
-      <w:r>
-        <w:lastRenderedPageBreak/>
-        <w:t>'get_DialectLabelsRS', 'get_DoNotPublishInRC', 'get_DoNotShowMainEntryInRC', 'get_DoNotUseForParsing', 'get_EntryRefsOS', 'get_EtymologyOS', 'get_Guid', 'get_HasMoreThanOneSense', 'get_HeadWord', 'get_HeadWordRef', 'get_HomographForm', 'get_HomographFormKey', 'get_HomographNumber', 'get_Hvo', 'get_Id', 'get_ImportResidue', 'get_IndexInOwner', 'get_IsMorphTypesMixed', 'get_IsValidObject', 'get_LIFTid', 'get_LexEntryReferences', 'get_LexemeFormOA', 'get_LiftResidue', 'get_LiteralMeaning', 'get_LookupComplexEntryType', 'get_MLHeadWord', 'get_MainEntriesOrSensesRS', 'get_MinimalLexReferences', 'get_MorphTypes', 'get_MorphoSyntaxAnalysesOC', 'get_NumberOfSensesForEntry', 'get_ObjectIdName', 'get_OwnOrd', 'get_OwnedObjects', 'get_Owner', 'get_OwningFlid', 'get_PicturesOfSenses', 'get_PrimaryMorphType', 'get_PronunciationsOS', 'get_PublishAsMinorEntry', 'get_PublishIn', 'get_ReferringObjects', 'get_Restrictions', 'get_Self', 'get_SensesOS', 'get_Services', 'get_ShortName', 'get_ShortNameTSS', 'get_ShowMainEntryIn', 'get_SortKey', 'get_SortKey2', 'get_SortKey2Alpha', 'get_SortKeyWs', 'get_Subentries', 'get_SummaryDefinition', 'get_VariantEntryRefs', 'get_VariantFormEntries', 'get_VariantFormEntryBackRefs', 'get_VisibleComplexFormBackRefs', 'get_VisibleComplexFormEntries', 'get_VisibleVariantEntryRefs', 'set_DateCreated', 'set_DateModified', 'set_DoNotUseForParsing', 'set_HomographNumber', 'set_ImportResidue', 'set_LexemeFormOA', 'set_LiftResidue']</w:t>
-      </w:r>
-    </w:p>
-    <w:p>
-      <w:pPr>
-        <w:pStyle w:val="BodyText"/>
-      </w:pPr>
-      <w:r>
-        <w:t>There are obviously a lot of methods available on LexEntry.</w:t>
-      </w:r>
-    </w:p>
-    <w:p>
-      <w:pPr>
-        <w:pStyle w:val="BodyText"/>
-        <w:rPr>
-          <w:rStyle w:val="Boldphrase"/>
-        </w:rPr>
-      </w:pPr>
-      <w:r>
-        <w:rPr>
-          <w:rStyle w:val="Boldphrase"/>
-        </w:rPr>
-        <w:t>Details on a method</w:t>
-      </w:r>
-      <w:r>
-        <w:rPr>
-          <w:rStyle w:val="Boldphrase"/>
-        </w:rPr>
-        <w:t xml:space="preserve"> using __doc__</w:t>
-      </w:r>
-    </w:p>
-    <w:p>
-      <w:pPr>
-        <w:pStyle w:val="BodyText"/>
-      </w:pPr>
-      <w:r>
-        <w:t xml:space="preserve">Suppose you see “HeadWordForWs” and would like to know what </w:t>
-      </w:r>
-      <w:r>
-        <w:t>parameters</w:t>
-      </w:r>
-      <w:r>
-        <w:t xml:space="preserve"> are needed. The __doc__ method give</w:t>
+        <w:br/>
+        <w:t>&lt;SIL.LCModel.ILexEntry object at 0x0000023F7F680D80&gt;</w:t>
+      </w:r>
+    </w:p>
+    <w:p>
+      <w:pPr>
+        <w:pStyle w:val="BodyText"/>
+      </w:pPr>
+      <w:r>
+        <w:t>You can get the CmObject using the service locator GetObject method using the HVO</w:t>
+      </w:r>
+      <w:r>
+        <w:t xml:space="preserve"> or a guid</w:t>
+      </w:r>
+      <w:r>
+        <w:t>. If you want the guid to find it in fwdata or for some other purpose, you can use the Guid property. If you just type entry without anything else, it give</w:t>
       </w:r>
       <w:r>
         <w:t>s</w:t>
       </w:r>
       <w:r>
-        <w:t xml:space="preserve"> minimal information about the methods. The following example shows that the HeadWordForWs method takes an Int32 as an argument.</w:t>
-      </w:r>
-    </w:p>
-    <w:p>
-      <w:pPr>
-        <w:pStyle w:val="Example"/>
-      </w:pPr>
-      <w:r>
-        <w:t xml:space="preserve">&gt;&gt;&gt; entry = </w:t>
-      </w:r>
-      <w:proofErr w:type="gramStart"/>
-      <w:r>
-        <w:t>cache</w:t>
-      </w:r>
-      <w:r>
-        <w:t>.ServiceLocator.GetInstance</w:t>
-      </w:r>
-      <w:proofErr w:type="gramEnd"/>
-      <w:r>
-        <w:t>(ILexEntryFactory).Create()</w:t>
-      </w:r>
-      <w:r>
-        <w:br/>
-        <w:t>&gt;&gt;&gt; entry.HeadWordForWs</w:t>
-      </w:r>
-      <w:r>
-        <w:rPr>
-          <w:highlight w:val="yellow"/>
-        </w:rPr>
-        <w:t>.__doc__</w:t>
-      </w:r>
-      <w:r>
-        <w:br/>
-        <w:t>'SIL.LCModel.Core.KernelInterfaces.ITsString HeadWordForWs(Int32)'</w:t>
-      </w:r>
-    </w:p>
-    <w:p>
-      <w:pPr>
-        <w:pStyle w:val="BodyText"/>
-      </w:pPr>
-      <w:r>
-        <w:t>It doesn’t tell you what the Int32 represents, but it’s at least a clue. In this case the Int32 is a writing system identifier</w:t>
-      </w:r>
-      <w:r>
-        <w:t xml:space="preserve"> integer</w:t>
-      </w:r>
-      <w:r>
-        <w:t>.</w:t>
-      </w:r>
-    </w:p>
-    <w:p>
-      <w:pPr>
-        <w:pStyle w:val="BodyText"/>
-      </w:pPr>
-      <w:r>
-        <w:t xml:space="preserve">Here’s another example checking on the IsOwnedBy method, which tells us </w:t>
-      </w:r>
-      <w:r>
-        <w:t>the method expects a CmObject, or subclass as a parameter.</w:t>
-      </w:r>
-    </w:p>
-    <w:p>
-      <w:pPr>
-        <w:pStyle w:val="Example"/>
-      </w:pPr>
-      <w:r>
-        <w:t xml:space="preserve">&gt;&gt;&gt; entry = </w:t>
-      </w:r>
-      <w:proofErr w:type="gramStart"/>
-      <w:r>
-        <w:t>cache</w:t>
-      </w:r>
-      <w:r>
-        <w:t>.ServiceLocator.GetInstance</w:t>
-      </w:r>
-      <w:proofErr w:type="gramEnd"/>
-      <w:r>
-        <w:t>(ILexEntryFactory).Create()</w:t>
-      </w:r>
-      <w:r>
-        <w:br/>
-        <w:t>&gt;&gt;&gt; entry.IsOwnedBy</w:t>
-      </w:r>
-      <w:r>
-        <w:rPr>
-          <w:highlight w:val="yellow"/>
-        </w:rPr>
-        <w:t>.__doc__</w:t>
-      </w:r>
-      <w:r>
-        <w:br/>
-        <w:t>'Boolean IsOwnedBy(SIL.LCModel.ICmObject)'</w:t>
-      </w:r>
-    </w:p>
-    <w:p>
-      <w:pPr>
-        <w:pStyle w:val="BodyText"/>
-      </w:pPr>
-      <w:r>
-        <w:t>This shows some of the responses you might get when trying to use unfamiliar methods. The first attempt fails because it is a bound method. The second attempt with null arguments shows that it is expecting some argument, but it doesn’t tell you what it’s looking for. The __doc__ method answers that question that it is looking for a CmObject.</w:t>
-      </w:r>
-    </w:p>
-    <w:p>
-      <w:pPr>
-        <w:pStyle w:val="Example"/>
-      </w:pPr>
-      <w:r>
-        <w:t xml:space="preserve">&gt;&gt;&gt; entry = </w:t>
-      </w:r>
-      <w:r>
-        <w:t>cache</w:t>
-      </w:r>
-      <w:r>
-        <w:t>.ServiceLocator.GetInstance(ILexEntryFactory).Create()</w:t>
-      </w:r>
-      <w:r>
-        <w:br/>
-        <w:t xml:space="preserve">&gt;&gt;&gt; </w:t>
-      </w:r>
-      <w:r>
-        <w:rPr>
-          <w:highlight w:val="yellow"/>
-        </w:rPr>
-        <w:t>entry.IsOwnedBy</w:t>
-      </w:r>
-      <w:r>
-        <w:br/>
-        <w:t>&lt;bound method 'IsOwnedBy'&gt;</w:t>
-      </w:r>
-      <w:r>
-        <w:br/>
-        <w:t xml:space="preserve">&gt;&gt;&gt; </w:t>
-      </w:r>
-      <w:r>
-        <w:rPr>
-          <w:highlight w:val="yellow"/>
-        </w:rPr>
-        <w:t>entry.IsOwnedBy()</w:t>
-      </w:r>
-      <w:r>
-        <w:br/>
-        <w:t>Traceback (most recent call last):</w:t>
-      </w:r>
-      <w:r>
-        <w:br/>
-        <w:t xml:space="preserve">  File "&lt;stdin&gt;", line 1, in &lt;module&gt;</w:t>
-      </w:r>
-      <w:r>
-        <w:br/>
-        <w:t>TypeError: No method matches given arguments for ICmObject.IsOwnedBy: ()</w:t>
-      </w:r>
-      <w:r>
-        <w:br/>
-        <w:t xml:space="preserve">&gt;&gt;&gt; </w:t>
-      </w:r>
-      <w:r>
-        <w:rPr>
-          <w:highlight w:val="yellow"/>
-        </w:rPr>
-        <w:t>entry.IsOwnedBy.__doc__</w:t>
-      </w:r>
-      <w:r>
-        <w:br/>
-        <w:t>'Boolean IsOwnedBy(SIL.LCModel.ICmObject)'</w:t>
-      </w:r>
-    </w:p>
-    <w:p>
-      <w:pPr>
-        <w:pStyle w:val="BodyText"/>
-      </w:pPr>
-      <w:r>
-        <w:t>If you have an HVO and want to get information on the object, you can use code similar to this.</w:t>
-      </w:r>
-    </w:p>
-    <w:p>
-      <w:pPr>
-        <w:pStyle w:val="Example"/>
-      </w:pPr>
-      <w:r>
-        <w:lastRenderedPageBreak/>
-        <w:t xml:space="preserve">&gt;&gt;&gt; entry = </w:t>
-      </w:r>
-      <w:proofErr w:type="gramStart"/>
-      <w:r>
-        <w:t>sl.GetObject</w:t>
-      </w:r>
-      <w:proofErr w:type="gramEnd"/>
-      <w:r>
-        <w:t>(9409)</w:t>
-      </w:r>
-      <w:r>
-        <w:br/>
-        <w:t>&gt;&gt;&gt; print(entry.Guid)</w:t>
-      </w:r>
-      <w:r>
-        <w:br/>
-        <w:t xml:space="preserve">ded6e683-0e6d-4569-9941-83dd203cafcd </w:t>
-      </w:r>
-      <w:r>
-        <w:br/>
-        <w:t>&gt;&gt;&gt; entry</w:t>
-      </w:r>
-      <w:r>
-        <w:br/>
-        <w:t>&lt;SIL.LCModel.ICmObject object at 0x0000023F7F6814C0&gt;</w:t>
-      </w:r>
-      <w:r>
-        <w:br/>
-        <w:t>&gt;&gt;&gt; entry.ClassName</w:t>
-      </w:r>
-      <w:r>
-        <w:br/>
-        <w:t>'LexEntry'</w:t>
-      </w:r>
-      <w:r>
-        <w:br/>
-        <w:t xml:space="preserve">&gt;&gt;&gt; entry = </w:t>
-      </w:r>
-      <w:r>
-        <w:t>ILexEntry(entry</w:t>
-      </w:r>
-      <w:r>
-        <w:t>)</w:t>
-      </w:r>
-      <w:r>
-        <w:br/>
-        <w:t>&gt;&gt;&gt; entry</w:t>
-      </w:r>
-      <w:r>
-        <w:br/>
-        <w:t>&lt;SIL.LCModel.ILexEntry object at 0x0000023F7F680D80&gt;</w:t>
-      </w:r>
-    </w:p>
-    <w:p>
-      <w:pPr>
-        <w:pStyle w:val="BodyText"/>
-      </w:pPr>
-      <w:r>
-        <w:t>You can get the CmObject using the service locator GetObject method using the HVO</w:t>
-      </w:r>
-      <w:r>
-        <w:t xml:space="preserve"> or a guid</w:t>
-      </w:r>
-      <w:r>
-        <w:t>. If you want the guid to find it in fwdata or for some other purpose, you can use the Guid property. If you just type entry without anything else, it give</w:t>
-      </w:r>
-      <w:r>
-        <w:t>s</w:t>
-      </w:r>
-      <w:r>
         <w:t xml:space="preserve"> some basic information showing that the entry is not really an entry, but an instance of CmObject. So</w:t>
       </w:r>
       <w:r>
@@ -4352,7 +4861,7 @@
         <w:pStyle w:val="Heading2"/>
       </w:pPr>
       <w:bookmarkStart w:id="7" w:name="_Hlk168918794"/>
-      <w:bookmarkStart w:id="8" w:name="_Toc169359437"/>
+      <w:bookmarkStart w:id="8" w:name="_Toc170137495"/>
       <w:r>
         <w:t>Using non-Roman scripts in Python console</w:t>
       </w:r>
@@ -4648,8 +5157,9 @@
       <w:pPr>
         <w:pStyle w:val="Heading1"/>
       </w:pPr>
-      <w:bookmarkStart w:id="9" w:name="_Toc169359438"/>
-      <w:r>
+      <w:bookmarkStart w:id="9" w:name="_Toc170137496"/>
+      <w:r>
+        <w:lastRenderedPageBreak/>
         <w:t xml:space="preserve">Working with basic </w:t>
       </w:r>
       <w:r>
@@ -4665,7 +5175,7 @@
         <w:pStyle w:val="Heading2"/>
       </w:pPr>
       <w:bookmarkStart w:id="10" w:name="_Toc239142301"/>
-      <w:bookmarkStart w:id="11" w:name="_Toc169359439"/>
+      <w:bookmarkStart w:id="11" w:name="_Toc170137497"/>
       <w:r>
         <w:t>Strings</w:t>
       </w:r>
@@ -4696,7 +5206,6 @@
         <w:pStyle w:val="BodyText"/>
       </w:pPr>
       <w:r>
-        <w:lastRenderedPageBreak/>
         <w:t xml:space="preserve">Note that internally, FieldWorks stores strings in Unicode NFD (normalization decomposed) format. When you get a string from the database using FlexTools, it will be in NFD, so your Python program will need to handle this properly. When storing strings from FlexTools, it would be best to convert it to NFD. FieldWorks normally converts all data to NFC when it goes into the clipboard or is saved to disk, but when it is loaded </w:t>
       </w:r>
       <w:r>
@@ -4771,7 +5280,7 @@
         <w:pStyle w:val="Heading3"/>
       </w:pPr>
       <w:bookmarkStart w:id="12" w:name="_Toc239142302"/>
-      <w:bookmarkStart w:id="13" w:name="_Toc169359440"/>
+      <w:bookmarkStart w:id="13" w:name="_Toc170137498"/>
       <w:r>
         <w:t>FieldWorks strings</w:t>
       </w:r>
@@ -4791,7 +5300,7 @@
         <w:pStyle w:val="Heading3"/>
       </w:pPr>
       <w:bookmarkStart w:id="14" w:name="_Toc239142306"/>
-      <w:bookmarkStart w:id="15" w:name="_Toc169359441"/>
+      <w:bookmarkStart w:id="15" w:name="_Toc170137499"/>
       <w:r>
         <w:t>Unicode</w:t>
       </w:r>
@@ -4886,7 +5395,7 @@
       <w:pPr>
         <w:pStyle w:val="Heading3"/>
       </w:pPr>
-      <w:bookmarkStart w:id="16" w:name="_Toc169359442"/>
+      <w:bookmarkStart w:id="16" w:name="_Toc170137500"/>
       <w:r>
         <w:t>String</w:t>
       </w:r>
@@ -4975,6 +5484,7 @@
         <w:pStyle w:val="BodyText"/>
       </w:pPr>
       <w:r>
+        <w:lastRenderedPageBreak/>
         <w:t>To set a String property, you need to have a TsString that includes text and a writing system. This is a simple way to set</w:t>
       </w:r>
       <w:r>
@@ -5017,7 +5527,7 @@
         <w:pStyle w:val="Heading3"/>
       </w:pPr>
       <w:bookmarkStart w:id="17" w:name="_Toc239142303"/>
-      <w:bookmarkStart w:id="18" w:name="_Toc169359443"/>
+      <w:bookmarkStart w:id="18" w:name="_Toc170137501"/>
       <w:r>
         <w:t>MultiUnicode</w:t>
       </w:r>
@@ -5076,7 +5586,6 @@
         <w:rPr>
           <w:lang w:val="de-DE"/>
         </w:rPr>
-        <w:lastRenderedPageBreak/>
         <w:t>lf = entry.LexemeFormOA.Form.get_String(wsv)</w:t>
       </w:r>
     </w:p>
@@ -5558,7 +6067,7 @@
         <w:pStyle w:val="Heading3"/>
       </w:pPr>
       <w:bookmarkStart w:id="19" w:name="_Toc239142304"/>
-      <w:bookmarkStart w:id="20" w:name="_Toc169359444"/>
+      <w:bookmarkStart w:id="20" w:name="_Toc170137502"/>
       <w:r>
         <w:t>MultiString</w:t>
       </w:r>
@@ -5636,7 +6145,7 @@
       <w:pPr>
         <w:pStyle w:val="Heading3"/>
       </w:pPr>
-      <w:bookmarkStart w:id="21" w:name="_Toc169359445"/>
+      <w:bookmarkStart w:id="21" w:name="_Toc170137503"/>
       <w:r>
         <w:t>TsString</w:t>
       </w:r>
@@ -5647,6 +6156,28 @@
         <w:pStyle w:val="BodyText"/>
       </w:pPr>
       <w:r>
+        <w:t xml:space="preserve">This section gives an introduction for working with TsStrings. </w:t>
+      </w:r>
+      <w:r>
+        <w:t>There are additional methods that are not discussed here.</w:t>
+      </w:r>
+    </w:p>
+    <w:p>
+      <w:pPr>
+        <w:pStyle w:val="Heading4"/>
+      </w:pPr>
+      <w:bookmarkStart w:id="22" w:name="_Toc170137504"/>
+      <w:r>
+        <w:lastRenderedPageBreak/>
+        <w:t>TsString class</w:t>
+      </w:r>
+      <w:bookmarkEnd w:id="22"/>
+    </w:p>
+    <w:p>
+      <w:pPr>
+        <w:pStyle w:val="BodyText"/>
+      </w:pPr>
+      <w:r>
         <w:t>TsString is the class used for a FieldWorks String that allows embedding. To work with these strings, you will need to import appropriate classes and methods</w:t>
       </w:r>
       <w:r>
@@ -5699,6 +6230,9 @@
         <w:br/>
         <w:t>from SIL.LCModel.Core.Text import TsStringUtils,TsIncStrBldr</w:t>
       </w:r>
+      <w:r>
+        <w:t>, TsStrBldr</w:t>
+      </w:r>
     </w:p>
     <w:p>
       <w:pPr>
@@ -5741,7 +6275,6 @@
         <w:pStyle w:val="Example"/>
       </w:pPr>
       <w:r>
-        <w:lastRenderedPageBreak/>
         <w:t>str = tsString.</w:t>
       </w:r>
       <w:r>
@@ -5766,6 +6299,60 @@
       <w:r>
         <w:t>Length</w:t>
       </w:r>
+    </w:p>
+    <w:p>
+      <w:pPr>
+        <w:pStyle w:val="BodyText"/>
+      </w:pPr>
+      <w:r>
+        <w:t>The number of runs can be returned with RunCount.</w:t>
+      </w:r>
+    </w:p>
+    <w:p>
+      <w:pPr>
+        <w:pStyle w:val="Example"/>
+      </w:pPr>
+      <w:r>
+        <w:t>runs = tsString.RunCount</w:t>
+      </w:r>
+    </w:p>
+    <w:p>
+      <w:pPr>
+        <w:pStyle w:val="BodyText"/>
+      </w:pPr>
+      <w:r>
+        <w:t xml:space="preserve">The GetSubstring method on TsString will return a TsString using a begin and end offset into the source string. Using the above </w:t>
+      </w:r>
+      <w:r>
+        <w:t>tsString</w:t>
+      </w:r>
+      <w:r>
+        <w:t>, this command would set sub to a TsString containing ‘</w:t>
+      </w:r>
+      <w:r>
+        <w:t>string</w:t>
+      </w:r>
+      <w:r>
+        <w:t>’.</w:t>
+      </w:r>
+    </w:p>
+    <w:p>
+      <w:pPr>
+        <w:pStyle w:val="Example"/>
+      </w:pPr>
+      <w:r>
+        <w:t>sub = tsString.GetSubstring(7, 13)</w:t>
+      </w:r>
+    </w:p>
+    <w:p>
+      <w:pPr>
+        <w:pStyle w:val="Heading4"/>
+      </w:pPr>
+      <w:bookmarkStart w:id="23" w:name="_Toc170137505"/>
+      <w:r>
+        <w:t>Incremental String Builder</w:t>
+      </w:r>
+      <w:bookmarkEnd w:id="23"/>
     </w:p>
     <w:p>
       <w:pPr>
@@ -5899,6 +6486,7 @@
         <w:pStyle w:val="ListNumber"/>
       </w:pPr>
       <w:r>
+        <w:lastRenderedPageBreak/>
         <w:t>Use SetIntPropValues to set the writing system back to analysis.</w:t>
       </w:r>
     </w:p>
@@ -6008,162 +6596,454 @@
         <w:pStyle w:val="BodyText"/>
       </w:pPr>
       <w:r>
-        <w:t>There are various properties on TsString and builders to find properties at a given location in the string, and to modify the string.</w:t>
+        <w:t xml:space="preserve">TsIncStrBldr also provides an </w:t>
+      </w:r>
+      <w:proofErr w:type="gramStart"/>
+      <w:r>
+        <w:t>AppendTsString(</w:t>
+      </w:r>
+      <w:proofErr w:type="gramEnd"/>
+      <w:r>
+        <w:t>) method that appends an existing TsString to the current string. The following method would add a second copy of the string</w:t>
+      </w:r>
+      <w:r>
+        <w:t xml:space="preserve"> to tisb.</w:t>
+      </w:r>
+    </w:p>
+    <w:p>
+      <w:pPr>
+        <w:pStyle w:val="Example"/>
+      </w:pPr>
+      <w:proofErr w:type="gramStart"/>
+      <w:r>
+        <w:t>tisb.AppendTsString</w:t>
+      </w:r>
+      <w:proofErr w:type="gramEnd"/>
+      <w:r>
+        <w:t>(tisbout)</w:t>
+      </w:r>
+    </w:p>
+    <w:p>
+      <w:pPr>
+        <w:pStyle w:val="Heading4"/>
+        <w:rPr>
+          <w:rStyle w:val="Boldphrase"/>
+          <w:b/>
+        </w:rPr>
+      </w:pPr>
+      <w:bookmarkStart w:id="24" w:name="_Toc170137506"/>
+      <w:r>
+        <w:rPr>
+          <w:rStyle w:val="Boldphrase"/>
+          <w:b/>
+        </w:rPr>
+        <w:t>String Builder</w:t>
+      </w:r>
+      <w:bookmarkEnd w:id="24"/>
+    </w:p>
+    <w:p>
+      <w:pPr>
+        <w:pStyle w:val="BodyText"/>
+      </w:pPr>
+      <w:r>
+        <w:t>There is also a TsStrB</w:t>
+      </w:r>
+      <w:r>
+        <w:t>ldr</w:t>
+      </w:r>
+      <w:r>
+        <w:t xml:space="preserve"> that allows you to modify an existing TsString. </w:t>
+      </w:r>
+      <w:r>
+        <w:t xml:space="preserve">You can get a TsStrBldr for an existing TsString using </w:t>
+      </w:r>
+      <w:proofErr w:type="gramStart"/>
+      <w:r>
+        <w:t>GetBldr(</w:t>
+      </w:r>
+      <w:proofErr w:type="gramEnd"/>
+      <w:r>
+        <w:t>).</w:t>
+      </w:r>
+      <w:r>
+        <w:t xml:space="preserve"> Any changes you make will not affect the input string, but will be available </w:t>
+      </w:r>
+      <w:r>
+        <w:t xml:space="preserve">as a new TsString using the </w:t>
+      </w:r>
+      <w:proofErr w:type="gramStart"/>
+      <w:r>
+        <w:t>GetString(</w:t>
+      </w:r>
+      <w:proofErr w:type="gramEnd"/>
+      <w:r>
+        <w:t>) method.</w:t>
+      </w:r>
+    </w:p>
+    <w:p>
+      <w:pPr>
+        <w:pStyle w:val="Example"/>
+      </w:pPr>
+      <w:r>
+        <w:t xml:space="preserve">tsb = </w:t>
+      </w:r>
+      <w:proofErr w:type="gramStart"/>
+      <w:r>
+        <w:t>tisbout.GetBldr</w:t>
+      </w:r>
+      <w:proofErr w:type="gramEnd"/>
+      <w:r>
+        <w:t>()</w:t>
+      </w:r>
+    </w:p>
+    <w:p>
+      <w:pPr>
+        <w:pStyle w:val="BodyText"/>
+      </w:pPr>
+      <w:r>
+        <w:t>TsS</w:t>
+      </w:r>
+      <w:r>
+        <w:t>t</w:t>
+      </w:r>
+      <w:r>
+        <w:t xml:space="preserve">rBldr has a </w:t>
+      </w:r>
+      <w:proofErr w:type="gramStart"/>
+      <w:r>
+        <w:t>Clear(</w:t>
+      </w:r>
+      <w:proofErr w:type="gramEnd"/>
+      <w:r>
+        <w:t xml:space="preserve">) method that will remove anything from the builder. Methods on TsStrBldr are defined in TextServ.idh in </w:t>
+      </w:r>
+      <w:r>
+        <w:t>liblcm\src\SIL.LCModel.Core\KernelInterfaces</w:t>
+      </w:r>
+      <w:r>
+        <w:t>. There are methods for mapping between character indexes and run indexes, methods to fetch characters, methods to get properties, and methods to modify the current state. An example is ReplaceTsString method takes 3 parameters, ichMin, ichLim, and a TsString. It will replace the characters from index ichMin up to, but not including the character at index ichLim with the contents of the TsString. Here’s an example</w:t>
+      </w:r>
+      <w:r>
+        <w:t xml:space="preserve"> that replaces French ‘mots’ (words) with French ‘plusieurs mots’ (many words) </w:t>
+      </w:r>
+      <w:r>
+        <w:t>from</w:t>
+      </w:r>
+      <w:r>
+        <w:t xml:space="preserve"> the tisbout string from above</w:t>
+      </w:r>
+      <w:r>
+        <w:t xml:space="preserve"> to tsbout</w:t>
+      </w:r>
+      <w:r>
+        <w:t>:</w:t>
+      </w:r>
+    </w:p>
+    <w:p>
+      <w:pPr>
+        <w:pStyle w:val="Example"/>
+      </w:pPr>
+      <w:r>
+        <w:t>newfr = TsStringUtils.MakeString('plusieurs mots', wsv)</w:t>
+      </w:r>
+      <w:r>
+        <w:br/>
+      </w:r>
+      <w:proofErr w:type="gramStart"/>
+      <w:r>
+        <w:t>tsb.Replace</w:t>
+      </w:r>
+      <w:r>
+        <w:t>TsString</w:t>
+      </w:r>
+      <w:proofErr w:type="gramEnd"/>
+      <w:r>
+        <w:t>(22, 2</w:t>
+      </w:r>
+      <w:r>
+        <w:t>6</w:t>
+      </w:r>
+      <w:r>
+        <w:t>, newfr)</w:t>
+      </w:r>
+      <w:r>
+        <w:br/>
+        <w:t>tsbout = tsb.GetString()</w:t>
+      </w:r>
+    </w:p>
+    <w:p>
+      <w:pPr>
+        <w:pStyle w:val="BodyText"/>
+      </w:pPr>
+      <w:r>
+        <w:t xml:space="preserve">If the </w:t>
+      </w:r>
+      <w:r>
+        <w:t>third parameter is None, it deletes the characters between this range.</w:t>
+      </w:r>
+    </w:p>
+    <w:p>
+      <w:pPr>
+        <w:pStyle w:val="Heading4"/>
+        <w:rPr>
+          <w:rStyle w:val="Boldphrase"/>
+          <w:b/>
+        </w:rPr>
+      </w:pPr>
+      <w:bookmarkStart w:id="25" w:name="_Toc170137507"/>
+      <w:r>
+        <w:rPr>
+          <w:rStyle w:val="Boldphrase"/>
+          <w:b/>
+        </w:rPr>
+        <w:t>Comparing TsStrings</w:t>
+      </w:r>
+      <w:bookmarkEnd w:id="25"/>
+    </w:p>
+    <w:p>
+      <w:pPr>
+        <w:pStyle w:val="BodyText"/>
+      </w:pPr>
+      <w:r>
+        <w:t xml:space="preserve">The Equals method will return whether two TsStrings are equal or not. The following method sets </w:t>
+      </w:r>
+      <w:r>
+        <w:t>eq</w:t>
+      </w:r>
+      <w:r>
+        <w:t xml:space="preserve"> to False since these two strings are not equal.</w:t>
+      </w:r>
+    </w:p>
+    <w:p>
+      <w:pPr>
+        <w:pStyle w:val="Example"/>
+      </w:pPr>
+      <w:r>
+        <w:t>eq</w:t>
+      </w:r>
+      <w:r>
+        <w:t xml:space="preserve"> = </w:t>
+      </w:r>
+      <w:proofErr w:type="gramStart"/>
+      <w:r>
+        <w:t>tsbout.Equals</w:t>
+      </w:r>
+      <w:proofErr w:type="gramEnd"/>
+      <w:r>
+        <w:t>(tisbout)</w:t>
+      </w:r>
+    </w:p>
+    <w:p>
+      <w:pPr>
+        <w:pStyle w:val="BodyText"/>
+      </w:pPr>
+      <w:r>
+        <w:lastRenderedPageBreak/>
+        <w:t xml:space="preserve">Normal Python compare methods may not give the correct results because they are ignoring the collation on the FLEx writing system. In order to compare two TsStrings, we need to use </w:t>
+      </w:r>
+      <w:r>
+        <w:t xml:space="preserve">the Compare method on </w:t>
+      </w:r>
+      <w:r>
+        <w:t>a TsStringComparer.</w:t>
+      </w:r>
+      <w:r>
+        <w:t xml:space="preserve"> The Compare method takes two TsString parameters. If the first string is less than the second string, it returns -1. If the strings are equal, it returns 0. If the first string is greater than the second string, it returns 1.</w:t>
+      </w:r>
+    </w:p>
+    <w:p>
+      <w:pPr>
+        <w:pStyle w:val="BodyText"/>
+      </w:pPr>
+      <w:r>
+        <w:t xml:space="preserve">There are </w:t>
+      </w:r>
+      <w:r>
+        <w:t>two</w:t>
+      </w:r>
+      <w:r>
+        <w:t xml:space="preserve"> ways to </w:t>
+      </w:r>
+      <w:r>
+        <w:t>get a TsStringComparer.</w:t>
+      </w:r>
+      <w:r>
+        <w:t xml:space="preserve"> The first approach uses a .NET comparer that does not pay attention to language.</w:t>
+      </w:r>
+    </w:p>
+    <w:p>
+      <w:pPr>
+        <w:pStyle w:val="Example"/>
+      </w:pPr>
+      <w:r>
+        <w:t xml:space="preserve">netCmpr = </w:t>
+      </w:r>
+      <w:proofErr w:type="gramStart"/>
+      <w:r>
+        <w:t>TsStringComparer(</w:t>
+      </w:r>
+      <w:proofErr w:type="gramEnd"/>
+      <w:r>
+        <w:t>)</w:t>
+      </w:r>
+      <w:r>
+        <w:br/>
+        <w:t>netCmpr.Compare(tsstring</w:t>
+      </w:r>
+      <w:r>
+        <w:t>1</w:t>
+      </w:r>
+      <w:r>
+        <w:t>, tsstring2)</w:t>
+      </w:r>
+    </w:p>
+    <w:p>
+      <w:pPr>
+        <w:pStyle w:val="BodyText"/>
+      </w:pPr>
+      <w:r>
+        <w:t xml:space="preserve">To pay attention to language, TsStringComparer needs to have a </w:t>
+      </w:r>
+      <w:r>
+        <w:t>CoreWritingSystemDefinition</w:t>
+      </w:r>
+      <w:r>
+        <w:t xml:space="preserve"> argument. To get a </w:t>
+      </w:r>
+      <w:r>
+        <w:t>CoreWritingSystemDefinition</w:t>
+      </w:r>
+      <w:r>
+        <w:t xml:space="preserve"> for a standard language, you can use a language id as in this example</w:t>
+      </w:r>
+    </w:p>
+    <w:p>
+      <w:pPr>
+        <w:pStyle w:val="Example"/>
+      </w:pPr>
+      <w:r>
+        <w:t>en = CoreWritingSystemDefinition('en')</w:t>
+      </w:r>
+      <w:r>
+        <w:br/>
+      </w:r>
+      <w:r>
+        <w:t>encmp = TsStringComparer(en)</w:t>
+      </w:r>
+      <w:r>
+        <w:br/>
+      </w:r>
+      <w:proofErr w:type="gramStart"/>
+      <w:r>
+        <w:t>encmp.Compare</w:t>
+      </w:r>
+      <w:proofErr w:type="gramEnd"/>
+      <w:r>
+        <w:t>(tsstring1, tsstring2)</w:t>
+      </w:r>
+    </w:p>
+    <w:p>
+      <w:pPr>
+        <w:pStyle w:val="BodyText"/>
+      </w:pPr>
+      <w:r>
+        <w:t xml:space="preserve">In order to compare using a </w:t>
+      </w:r>
+      <w:r>
+        <w:t xml:space="preserve">custom </w:t>
+      </w:r>
+      <w:r>
+        <w:t xml:space="preserve">collation from a FLEx writing system in the project, you need to use this approach to get a </w:t>
+      </w:r>
+      <w:r>
+        <w:t>CoreWritingSystemDefinition</w:t>
+      </w:r>
+      <w:r>
+        <w:t>.</w:t>
+      </w:r>
+    </w:p>
+    <w:p>
+      <w:pPr>
+        <w:pStyle w:val="Example"/>
+      </w:pPr>
+      <w:r>
+        <w:t xml:space="preserve">daws = </w:t>
+      </w:r>
+      <w:proofErr w:type="gramStart"/>
+      <w:r>
+        <w:t>sl.WritingSystems.DefaultAnalysisWritingSystem</w:t>
+      </w:r>
+      <w:proofErr w:type="gramEnd"/>
+      <w:r>
+        <w:br/>
+      </w:r>
+      <w:r>
+        <w:t>daws</w:t>
+      </w:r>
+      <w:r>
+        <w:t>cmp = TsStringComparer(daws)</w:t>
+      </w:r>
+      <w:r>
+        <w:br/>
+      </w:r>
+      <w:r>
+        <w:t>dawscmp</w:t>
+      </w:r>
+      <w:r>
+        <w:t>.Compare(</w:t>
+      </w:r>
+      <w:r>
+        <w:t>tsstring1, tsstring2</w:t>
+      </w:r>
+      <w:r>
+        <w:t>)</w:t>
+      </w:r>
+    </w:p>
+    <w:p>
+      <w:pPr>
+        <w:pStyle w:val="BodyText"/>
+      </w:pPr>
+      <w:r>
+        <w:t>DefaultVernacularWritingSystem will also work.</w:t>
+      </w:r>
+      <w:r>
+        <w:t xml:space="preserve"> </w:t>
+      </w:r>
+      <w:proofErr w:type="gramStart"/>
+      <w:r>
+        <w:t>sl.WritingSystems.AllWritingSystems</w:t>
+      </w:r>
+      <w:proofErr w:type="gramEnd"/>
+      <w:r>
+        <w:t xml:space="preserve"> will return a list of </w:t>
+      </w:r>
+      <w:r>
+        <w:t>CoreWritingSystemDefinition</w:t>
+      </w:r>
+      <w:r>
+        <w:t xml:space="preserve"> for all writing systems in the project.</w:t>
       </w:r>
     </w:p>
     <w:p>
       <w:pPr>
         <w:pStyle w:val="Heading2"/>
       </w:pPr>
-      <w:bookmarkStart w:id="22" w:name="_Toc239142307"/>
-      <w:bookmarkStart w:id="23" w:name="_Toc169359446"/>
-      <w:r>
-        <w:lastRenderedPageBreak/>
+      <w:bookmarkStart w:id="26" w:name="_Toc239142307"/>
+      <w:bookmarkStart w:id="27" w:name="_Toc170137508"/>
+      <w:r>
         <w:t>Other Properties</w:t>
-      </w:r>
-      <w:bookmarkEnd w:id="22"/>
-      <w:bookmarkEnd w:id="23"/>
-    </w:p>
-    <w:p>
-      <w:pPr>
-        <w:pStyle w:val="Heading3"/>
-      </w:pPr>
-      <w:bookmarkStart w:id="24" w:name="_Toc239142308"/>
-      <w:bookmarkStart w:id="25" w:name="_Toc169359447"/>
-      <w:r>
-        <w:t>Booleans</w:t>
-      </w:r>
-      <w:bookmarkEnd w:id="24"/>
-      <w:bookmarkEnd w:id="25"/>
-    </w:p>
-    <w:p>
-      <w:pPr>
-        <w:pStyle w:val="BodyText"/>
-      </w:pPr>
-      <w:r>
-        <w:t>The DoNotUseForParsing</w:t>
-      </w:r>
-      <w:r>
-        <w:t xml:space="preserve"> </w:t>
-      </w:r>
-      <w:r>
-        <w:t xml:space="preserve">on LexEntry </w:t>
-      </w:r>
-      <w:r>
-        <w:t>is an example of a Boolean property. Assuming ‘entry’ is an entry object, this command retrieves the Boolean result:</w:t>
-      </w:r>
-    </w:p>
-    <w:p>
-      <w:pPr>
-        <w:pStyle w:val="Example"/>
-      </w:pPr>
-      <w:r>
-        <w:t xml:space="preserve">bool = </w:t>
-      </w:r>
-      <w:proofErr w:type="gramStart"/>
-      <w:r>
-        <w:t>entry.DoNotUseForParsing</w:t>
-      </w:r>
-      <w:proofErr w:type="gramEnd"/>
-    </w:p>
-    <w:p>
-      <w:pPr>
-        <w:pStyle w:val="BodyText"/>
-      </w:pPr>
-      <w:r>
-        <w:t>This sets the Boolean:</w:t>
-      </w:r>
-    </w:p>
-    <w:p>
-      <w:pPr>
-        <w:pStyle w:val="Example"/>
-      </w:pPr>
-      <w:proofErr w:type="gramStart"/>
-      <w:r>
-        <w:t>entry.DoNotUseForParsing</w:t>
-      </w:r>
-      <w:proofErr w:type="gramEnd"/>
-      <w:r>
-        <w:t xml:space="preserve"> = True</w:t>
-      </w:r>
-    </w:p>
-    <w:p>
-      <w:pPr>
-        <w:pStyle w:val="Heading3"/>
-      </w:pPr>
-      <w:bookmarkStart w:id="26" w:name="_Toc239142309"/>
-      <w:bookmarkStart w:id="27" w:name="_Toc169359448"/>
-      <w:r>
-        <w:t>Integers</w:t>
       </w:r>
       <w:bookmarkEnd w:id="26"/>
       <w:bookmarkEnd w:id="27"/>
     </w:p>
     <w:p>
       <w:pPr>
-        <w:pStyle w:val="BodyText"/>
-      </w:pPr>
-      <w:r>
-        <w:t xml:space="preserve">The </w:t>
-      </w:r>
-      <w:r>
-        <w:t xml:space="preserve">HomographNumber </w:t>
-      </w:r>
-      <w:r>
-        <w:t xml:space="preserve">property on LexEntry </w:t>
-      </w:r>
-      <w:r>
-        <w:t>is an example of an integer property. Assuming ‘entry’ is an entry object, this command retrieves the homograph number:</w:t>
-      </w:r>
-    </w:p>
-    <w:p>
-      <w:pPr>
-        <w:pStyle w:val="Example"/>
-      </w:pPr>
-      <w:r>
-        <w:t xml:space="preserve">hom = </w:t>
-      </w:r>
-      <w:proofErr w:type="gramStart"/>
-      <w:r>
-        <w:t>entry.HomographNumber</w:t>
-      </w:r>
-      <w:proofErr w:type="gramEnd"/>
-    </w:p>
-    <w:p>
-      <w:pPr>
-        <w:pStyle w:val="BodyText"/>
-      </w:pPr>
-      <w:r>
-        <w:t xml:space="preserve">This sets the </w:t>
-      </w:r>
-      <w:r>
-        <w:t>Integer</w:t>
-      </w:r>
-      <w:r>
-        <w:t>:</w:t>
-      </w:r>
-    </w:p>
-    <w:p>
-      <w:pPr>
-        <w:pStyle w:val="Example"/>
-      </w:pPr>
-      <w:proofErr w:type="gramStart"/>
-      <w:r>
-        <w:t>entry.HomographNumber</w:t>
-      </w:r>
-      <w:proofErr w:type="gramEnd"/>
-      <w:r>
-        <w:t xml:space="preserve"> = 2</w:t>
-      </w:r>
-    </w:p>
-    <w:p>
-      <w:pPr>
         <w:pStyle w:val="Heading3"/>
       </w:pPr>
-      <w:bookmarkStart w:id="28" w:name="_Toc239142310"/>
-      <w:bookmarkStart w:id="29" w:name="_Toc169359449"/>
-      <w:r>
-        <w:t>Time</w:t>
+      <w:bookmarkStart w:id="28" w:name="_Toc239142308"/>
+      <w:bookmarkStart w:id="29" w:name="_Toc170137509"/>
+      <w:r>
+        <w:t>Booleans</w:t>
       </w:r>
       <w:bookmarkEnd w:id="28"/>
       <w:bookmarkEnd w:id="29"/>
@@ -6173,16 +7053,16 @@
         <w:pStyle w:val="BodyText"/>
       </w:pPr>
       <w:r>
-        <w:t xml:space="preserve">The </w:t>
-      </w:r>
-      <w:r>
-        <w:t xml:space="preserve">DateCreated </w:t>
-      </w:r>
-      <w:r>
-        <w:t xml:space="preserve">property on LexEntry </w:t>
-      </w:r>
-      <w:r>
-        <w:t>is an example of a time property. Assuming ‘entry’ is an entry object, this command retrieves the create time:</w:t>
+        <w:t>The DoNotUseForParsing</w:t>
+      </w:r>
+      <w:r>
+        <w:t xml:space="preserve"> </w:t>
+      </w:r>
+      <w:r>
+        <w:t xml:space="preserve">on LexEntry </w:t>
+      </w:r>
+      <w:r>
+        <w:t>is an example of a Boolean property. Assuming ‘entry’ is an entry object, this command retrieves the Boolean result:</w:t>
       </w:r>
     </w:p>
     <w:p>
@@ -6190,11 +7070,11 @@
         <w:pStyle w:val="Example"/>
       </w:pPr>
       <w:r>
-        <w:t xml:space="preserve">dt = </w:t>
+        <w:t xml:space="preserve">bool = </w:t>
       </w:r>
       <w:proofErr w:type="gramStart"/>
       <w:r>
-        <w:t>entry.DateCreated</w:t>
+        <w:t>entry.DoNotUseForParsing</w:t>
       </w:r>
       <w:proofErr w:type="gramEnd"/>
     </w:p>
@@ -6203,48 +7083,7 @@
         <w:pStyle w:val="BodyText"/>
       </w:pPr>
       <w:r>
-        <w:t>The time returned here is a .NET DateTime object. Its methods are available when you execute the Python ‘from System import *’ command</w:t>
-      </w:r>
-      <w:r>
-        <w:t xml:space="preserve"> included in section </w:t>
-      </w:r>
-      <w:r>
-        <w:fldChar w:fldCharType="begin"/>
-      </w:r>
-      <w:r>
-        <w:instrText xml:space="preserve"> REF _Ref169071878 \r \h </w:instrText>
-      </w:r>
-      <w:r>
-        <w:fldChar w:fldCharType="separate"/>
-      </w:r>
-      <w:r>
-        <w:rPr>
-          <w:cs/>
-        </w:rPr>
-        <w:t>‎</w:t>
-      </w:r>
-      <w:r>
-        <w:t>2</w:t>
-      </w:r>
-      <w:r>
-        <w:fldChar w:fldCharType="end"/>
-      </w:r>
-      <w:r>
-        <w:t>.</w:t>
-      </w:r>
-    </w:p>
-    <w:p>
-      <w:pPr>
-        <w:pStyle w:val="BodyText"/>
-      </w:pPr>
-      <w:r>
-        <w:t>This sets the create date</w:t>
-      </w:r>
-      <w:r>
-        <w:t xml:space="preserve">: </w:t>
-      </w:r>
-      <w:r>
-        <w:t>the first to the current time and the second to any specified time:</w:t>
+        <w:t>This sets the Boolean:</w:t>
       </w:r>
     </w:p>
     <w:p>
@@ -6253,25 +7092,21 @@
       </w:pPr>
       <w:proofErr w:type="gramStart"/>
       <w:r>
-        <w:t>entry.DateCreated</w:t>
+        <w:t>entry.DoNotUseForParsing</w:t>
       </w:r>
       <w:proofErr w:type="gramEnd"/>
       <w:r>
-        <w:t xml:space="preserve"> = DateTime.Now</w:t>
-      </w:r>
-      <w:r>
-        <w:br/>
-        <w:t>entry.DateModified = DateTime.Parse("11/7/2006 12:45:58 PM")</w:t>
+        <w:t xml:space="preserve"> = True</w:t>
       </w:r>
     </w:p>
     <w:p>
       <w:pPr>
         <w:pStyle w:val="Heading3"/>
       </w:pPr>
-      <w:bookmarkStart w:id="30" w:name="_Toc239142311"/>
-      <w:bookmarkStart w:id="31" w:name="_Toc169359450"/>
-      <w:r>
-        <w:t>GUIDs</w:t>
+      <w:bookmarkStart w:id="30" w:name="_Toc239142309"/>
+      <w:bookmarkStart w:id="31" w:name="_Toc170137510"/>
+      <w:r>
+        <w:t>Integers</w:t>
       </w:r>
       <w:bookmarkEnd w:id="30"/>
       <w:bookmarkEnd w:id="31"/>
@@ -6284,13 +7119,13 @@
         <w:t xml:space="preserve">The </w:t>
       </w:r>
       <w:r>
-        <w:t xml:space="preserve">Guid </w:t>
+        <w:t xml:space="preserve">HomographNumber </w:t>
       </w:r>
       <w:r>
         <w:t xml:space="preserve">property on LexEntry </w:t>
       </w:r>
       <w:r>
-        <w:t>is an example of a GUID property. Assuming ‘entry’ is an entry object, this command retrieves the GUID:</w:t>
+        <w:t>is an example of an integer property. Assuming ‘entry’ is an entry object, this command retrieves the homograph number:</w:t>
       </w:r>
     </w:p>
     <w:p>
@@ -6298,11 +7133,11 @@
         <w:pStyle w:val="Example"/>
       </w:pPr>
       <w:r>
-        <w:t xml:space="preserve">guid = </w:t>
+        <w:t xml:space="preserve">hom = </w:t>
       </w:r>
       <w:proofErr w:type="gramStart"/>
       <w:r>
-        <w:t>entry.Guid</w:t>
+        <w:t>entry.HomographNumber</w:t>
       </w:r>
       <w:proofErr w:type="gramEnd"/>
     </w:p>
@@ -6311,48 +7146,13 @@
         <w:pStyle w:val="BodyText"/>
       </w:pPr>
       <w:r>
-        <w:t>The GUID returned here is a .NET GUID object. Its methods are available when you execute the Python ‘from System import *’ command</w:t>
-      </w:r>
-      <w:r>
-        <w:t xml:space="preserve"> included in section </w:t>
-      </w:r>
-      <w:r>
-        <w:fldChar w:fldCharType="begin"/>
-      </w:r>
-      <w:r>
-        <w:instrText xml:space="preserve"> REF _Ref169071878 \r \h </w:instrText>
-      </w:r>
-      <w:r>
-        <w:fldChar w:fldCharType="separate"/>
-      </w:r>
-      <w:r>
-        <w:rPr>
-          <w:cs/>
-        </w:rPr>
-        <w:t>‎</w:t>
-      </w:r>
-      <w:r>
-        <w:t>2</w:t>
-      </w:r>
-      <w:r>
-        <w:fldChar w:fldCharType="end"/>
-      </w:r>
-      <w:r>
-        <w:t>.</w:t>
-      </w:r>
-    </w:p>
-    <w:p>
-      <w:pPr>
-        <w:pStyle w:val="BodyText"/>
-      </w:pPr>
-      <w:r>
-        <w:t>This sets the GUIDs</w:t>
-      </w:r>
-      <w:r>
-        <w:t xml:space="preserve">: </w:t>
-      </w:r>
-      <w:r>
-        <w:t>the first to a new GUID and the second to any specified instance:</w:t>
+        <w:t xml:space="preserve">This sets the </w:t>
+      </w:r>
+      <w:r>
+        <w:t>Integer</w:t>
+      </w:r>
+      <w:r>
+        <w:t>:</w:t>
       </w:r>
     </w:p>
     <w:p>
@@ -6361,25 +7161,21 @@
       </w:pPr>
       <w:proofErr w:type="gramStart"/>
       <w:r>
-        <w:t>entry.Guid</w:t>
+        <w:t>entry.HomographNumber</w:t>
       </w:r>
       <w:proofErr w:type="gramEnd"/>
       <w:r>
-        <w:t xml:space="preserve"> = Guid.NewGuid()</w:t>
-      </w:r>
-      <w:r>
-        <w:br/>
-        <w:t>entry.Guid = Guid("edef982a-f69a-4793-95fb-f4398e4a2ddf")</w:t>
+        <w:t xml:space="preserve"> = 2</w:t>
       </w:r>
     </w:p>
     <w:p>
       <w:pPr>
         <w:pStyle w:val="Heading3"/>
       </w:pPr>
-      <w:bookmarkStart w:id="32" w:name="_Toc239142312"/>
-      <w:bookmarkStart w:id="33" w:name="_Toc169359451"/>
-      <w:r>
-        <w:t>GenDates</w:t>
+      <w:bookmarkStart w:id="32" w:name="_Toc239142310"/>
+      <w:bookmarkStart w:id="33" w:name="_Toc170137511"/>
+      <w:r>
+        <w:t>Time</w:t>
       </w:r>
       <w:bookmarkEnd w:id="32"/>
       <w:bookmarkEnd w:id="33"/>
@@ -6389,7 +7185,16 @@
         <w:pStyle w:val="BodyText"/>
       </w:pPr>
       <w:r>
-        <w:t>The DateOfEvent property on RnGenericRec is an example of a GenDate. Assuming rnRec is a generic record object, this command retrieves the GenDate:</w:t>
+        <w:t xml:space="preserve">The </w:t>
+      </w:r>
+      <w:r>
+        <w:t xml:space="preserve">DateCreated </w:t>
+      </w:r>
+      <w:r>
+        <w:t xml:space="preserve">property on LexEntry </w:t>
+      </w:r>
+      <w:r>
+        <w:t>is an example of a time property. Assuming ‘entry’ is an entry object, this command retrieves the create time:</w:t>
       </w:r>
     </w:p>
     <w:p>
@@ -6397,48 +7202,89 @@
         <w:pStyle w:val="Example"/>
       </w:pPr>
       <w:r>
-        <w:t>genDate = rnRec.DateOfEvent</w:t>
-      </w:r>
-    </w:p>
-    <w:p>
-      <w:pPr>
-        <w:pStyle w:val="BodyText"/>
-      </w:pPr>
-      <w:r>
         <w:lastRenderedPageBreak/>
-        <w:t>This sets genDate to “About June 4, 2024” and then sets the DateOfEvent to that value.</w:t>
+        <w:t xml:space="preserve">dt = </w:t>
+      </w:r>
+      <w:proofErr w:type="gramStart"/>
+      <w:r>
+        <w:t>entry.DateCreated</w:t>
+      </w:r>
+      <w:proofErr w:type="gramEnd"/>
+    </w:p>
+    <w:p>
+      <w:pPr>
+        <w:pStyle w:val="BodyText"/>
+      </w:pPr>
+      <w:r>
+        <w:t>The time returned here is a .NET DateTime object. Its methods are available when you execute the Python ‘from System import *’ command</w:t>
+      </w:r>
+      <w:r>
+        <w:t xml:space="preserve"> included in section </w:t>
+      </w:r>
+      <w:r>
+        <w:fldChar w:fldCharType="begin"/>
+      </w:r>
+      <w:r>
+        <w:instrText xml:space="preserve"> REF _Ref169071878 \r \h </w:instrText>
+      </w:r>
+      <w:r>
+        <w:fldChar w:fldCharType="separate"/>
+      </w:r>
+      <w:r>
+        <w:rPr>
+          <w:cs/>
+        </w:rPr>
+        <w:t>‎</w:t>
+      </w:r>
+      <w:r>
+        <w:t>2</w:t>
+      </w:r>
+      <w:r>
+        <w:fldChar w:fldCharType="end"/>
+      </w:r>
+      <w:r>
+        <w:t>.</w:t>
+      </w:r>
+    </w:p>
+    <w:p>
+      <w:pPr>
+        <w:pStyle w:val="BodyText"/>
+      </w:pPr>
+      <w:r>
+        <w:t>This sets the create date</w:t>
+      </w:r>
+      <w:r>
+        <w:t xml:space="preserve">: </w:t>
+      </w:r>
+      <w:r>
+        <w:t>the first to the current time and the second to any specified time:</w:t>
       </w:r>
     </w:p>
     <w:p>
       <w:pPr>
         <w:pStyle w:val="Example"/>
       </w:pPr>
-      <w:r>
-        <w:t xml:space="preserve">genDate = </w:t>
-      </w:r>
       <w:proofErr w:type="gramStart"/>
       <w:r>
-        <w:t>GenDate(</w:t>
+        <w:t>entry.DateCreated</w:t>
       </w:r>
       <w:proofErr w:type="gramEnd"/>
       <w:r>
-        <w:t>202406042)</w:t>
-      </w:r>
-      <w:r>
-        <w:br/>
-      </w:r>
-      <w:r>
-        <w:t>rnRec.DateOfEvent = genDate</w:t>
+        <w:t xml:space="preserve"> = DateTime.Now</w:t>
+      </w:r>
+      <w:r>
+        <w:br/>
+        <w:t>entry.DateModified = DateTime.Parse("11/7/2006 12:45:58 PM")</w:t>
       </w:r>
     </w:p>
     <w:p>
       <w:pPr>
         <w:pStyle w:val="Heading3"/>
       </w:pPr>
-      <w:bookmarkStart w:id="34" w:name="_Toc239142313"/>
-      <w:bookmarkStart w:id="35" w:name="_Toc169359452"/>
-      <w:r>
-        <w:t>Binary</w:t>
+      <w:bookmarkStart w:id="34" w:name="_Toc239142311"/>
+      <w:bookmarkStart w:id="35" w:name="_Toc170137512"/>
+      <w:r>
+        <w:t>GUIDs</w:t>
       </w:r>
       <w:bookmarkEnd w:id="34"/>
       <w:bookmarkEnd w:id="35"/>
@@ -6448,6 +7294,172 @@
         <w:pStyle w:val="BodyText"/>
       </w:pPr>
       <w:r>
+        <w:t xml:space="preserve">The </w:t>
+      </w:r>
+      <w:r>
+        <w:t xml:space="preserve">Guid </w:t>
+      </w:r>
+      <w:r>
+        <w:t xml:space="preserve">property on LexEntry </w:t>
+      </w:r>
+      <w:r>
+        <w:t>is an example of a GUID property. Assuming ‘entry’ is an entry object, this command retrieves the GUID:</w:t>
+      </w:r>
+    </w:p>
+    <w:p>
+      <w:pPr>
+        <w:pStyle w:val="Example"/>
+      </w:pPr>
+      <w:r>
+        <w:t xml:space="preserve">guid = </w:t>
+      </w:r>
+      <w:proofErr w:type="gramStart"/>
+      <w:r>
+        <w:t>entry.Guid</w:t>
+      </w:r>
+      <w:proofErr w:type="gramEnd"/>
+    </w:p>
+    <w:p>
+      <w:pPr>
+        <w:pStyle w:val="BodyText"/>
+      </w:pPr>
+      <w:r>
+        <w:t>The GUID returned here is a .NET GUID object. Its methods are available when you execute the Python ‘from System import *’ command</w:t>
+      </w:r>
+      <w:r>
+        <w:t xml:space="preserve"> included in section </w:t>
+      </w:r>
+      <w:r>
+        <w:fldChar w:fldCharType="begin"/>
+      </w:r>
+      <w:r>
+        <w:instrText xml:space="preserve"> REF _Ref169071878 \r \h </w:instrText>
+      </w:r>
+      <w:r>
+        <w:fldChar w:fldCharType="separate"/>
+      </w:r>
+      <w:r>
+        <w:rPr>
+          <w:cs/>
+        </w:rPr>
+        <w:t>‎</w:t>
+      </w:r>
+      <w:r>
+        <w:t>2</w:t>
+      </w:r>
+      <w:r>
+        <w:fldChar w:fldCharType="end"/>
+      </w:r>
+      <w:r>
+        <w:t>.</w:t>
+      </w:r>
+    </w:p>
+    <w:p>
+      <w:pPr>
+        <w:pStyle w:val="BodyText"/>
+      </w:pPr>
+      <w:r>
+        <w:t>This sets the GUIDs</w:t>
+      </w:r>
+      <w:r>
+        <w:t xml:space="preserve">: </w:t>
+      </w:r>
+      <w:r>
+        <w:t>the first to a new GUID and the second to any specified instance:</w:t>
+      </w:r>
+    </w:p>
+    <w:p>
+      <w:pPr>
+        <w:pStyle w:val="Example"/>
+      </w:pPr>
+      <w:proofErr w:type="gramStart"/>
+      <w:r>
+        <w:t>entry.Guid</w:t>
+      </w:r>
+      <w:proofErr w:type="gramEnd"/>
+      <w:r>
+        <w:t xml:space="preserve"> = Guid.NewGuid()</w:t>
+      </w:r>
+      <w:r>
+        <w:br/>
+        <w:t>entry.Guid = Guid("edef982a-f69a-4793-95fb-f4398e4a2ddf")</w:t>
+      </w:r>
+    </w:p>
+    <w:p>
+      <w:pPr>
+        <w:pStyle w:val="Heading3"/>
+      </w:pPr>
+      <w:bookmarkStart w:id="36" w:name="_Toc239142312"/>
+      <w:bookmarkStart w:id="37" w:name="_Toc170137513"/>
+      <w:r>
+        <w:t>GenDates</w:t>
+      </w:r>
+      <w:bookmarkEnd w:id="36"/>
+      <w:bookmarkEnd w:id="37"/>
+    </w:p>
+    <w:p>
+      <w:pPr>
+        <w:pStyle w:val="BodyText"/>
+      </w:pPr>
+      <w:r>
+        <w:t>The DateOfEvent property on RnGenericRec is an example of a GenDate. Assuming rnRec is a generic record object, this command retrieves the GenDate:</w:t>
+      </w:r>
+    </w:p>
+    <w:p>
+      <w:pPr>
+        <w:pStyle w:val="Example"/>
+      </w:pPr>
+      <w:r>
+        <w:t>genDate = rnRec.DateOfEvent</w:t>
+      </w:r>
+    </w:p>
+    <w:p>
+      <w:pPr>
+        <w:pStyle w:val="BodyText"/>
+      </w:pPr>
+      <w:r>
+        <w:t>This sets genDate to “About June 4, 2024” and then sets the DateOfEvent to that value.</w:t>
+      </w:r>
+    </w:p>
+    <w:p>
+      <w:pPr>
+        <w:pStyle w:val="Example"/>
+      </w:pPr>
+      <w:r>
+        <w:t xml:space="preserve">genDate = </w:t>
+      </w:r>
+      <w:proofErr w:type="gramStart"/>
+      <w:r>
+        <w:t>GenDate(</w:t>
+      </w:r>
+      <w:proofErr w:type="gramEnd"/>
+      <w:r>
+        <w:t>202406042)</w:t>
+      </w:r>
+      <w:r>
+        <w:br/>
+      </w:r>
+      <w:r>
+        <w:t>rnRec.DateOfEvent = genDate</w:t>
+      </w:r>
+    </w:p>
+    <w:p>
+      <w:pPr>
+        <w:pStyle w:val="Heading3"/>
+      </w:pPr>
+      <w:bookmarkStart w:id="38" w:name="_Toc239142313"/>
+      <w:bookmarkStart w:id="39" w:name="_Toc170137514"/>
+      <w:r>
+        <w:t>Binary</w:t>
+      </w:r>
+      <w:bookmarkEnd w:id="38"/>
+      <w:bookmarkEnd w:id="39"/>
+    </w:p>
+    <w:p>
+      <w:pPr>
+        <w:pStyle w:val="BodyText"/>
+      </w:pPr>
+      <w:r>
         <w:t>Sid on UserConfigAcct is an example of a Binary property</w:t>
       </w:r>
       <w:r>
@@ -6491,11 +7503,11 @@
       <w:pPr>
         <w:pStyle w:val="Heading1"/>
       </w:pPr>
-      <w:bookmarkStart w:id="36" w:name="_Toc169359453"/>
+      <w:bookmarkStart w:id="40" w:name="_Toc170137515"/>
       <w:r>
         <w:t>Using Factories</w:t>
       </w:r>
-      <w:bookmarkEnd w:id="36"/>
+      <w:bookmarkEnd w:id="40"/>
     </w:p>
     <w:p>
       <w:pPr>
@@ -6550,6 +7562,7 @@
         <w:pStyle w:val="Example"/>
       </w:pPr>
       <w:r>
+        <w:lastRenderedPageBreak/>
         <w:t xml:space="preserve">entry = </w:t>
       </w:r>
       <w:proofErr w:type="gramStart"/>
@@ -6664,79 +7677,777 @@
       </w:r>
       <w:r>
         <w:br/>
-      </w:r>
+        <w:t>ScrRefSystem</w:t>
+      </w:r>
+      <w:r>
+        <w:br/>
+        <w:t>ScrDraft</w:t>
+      </w:r>
+      <w:r>
+        <w:br/>
+        <w:t>ScrTxtPara</w:t>
+      </w:r>
+    </w:p>
+    <w:p>
+      <w:pPr>
+        <w:pStyle w:val="BodyText"/>
+      </w:pPr>
+      <w:r>
+        <w:t xml:space="preserve">For these classes you need to check </w:t>
+      </w:r>
+      <w:r>
+        <w:t>parameters in overrides in both the factory and the class overrides</w:t>
+      </w:r>
+      <w:r>
+        <w:t xml:space="preserve"> code in the LCM library. An example of this is the CmTranslation object that is owned in Translations properties on LexExampleSentence and StTxtPara. The Create method for CmTranslation needs to include the owning object as well as the item from the Translations Type list when it is created. In this process the Create method will both add the CmTranslation to the owner and set the Type property on the CmTranslation.</w:t>
+      </w:r>
+    </w:p>
+    <w:p>
+      <w:pPr>
+        <w:pStyle w:val="Heading1"/>
+      </w:pPr>
+      <w:bookmarkStart w:id="41" w:name="_Toc170137516"/>
+      <w:r>
+        <w:t>Using Repositories</w:t>
+      </w:r>
+      <w:bookmarkEnd w:id="41"/>
+    </w:p>
+    <w:p>
+      <w:pPr>
+        <w:pStyle w:val="BodyText"/>
+      </w:pPr>
+      <w:r>
+        <w:t xml:space="preserve">FLEx has a repository for each class of object that has a list of all of the instances of that class in the project. The repositories can be accessed from the ServiceLocator in the LCM Cache. FlexTools typically uses </w:t>
+      </w:r>
+      <w:proofErr w:type="gramStart"/>
+      <w:r>
+        <w:t>project.project</w:t>
+      </w:r>
+      <w:proofErr w:type="gramEnd"/>
+      <w:r>
+        <w:t xml:space="preserve">.ServiceLocator to get access to the service locator. In this document, I use sl defined in section </w:t>
+      </w:r>
+      <w:r>
+        <w:fldChar w:fldCharType="begin"/>
+      </w:r>
+      <w:r>
+        <w:instrText xml:space="preserve"> REF _Ref169071878 \r \h </w:instrText>
+      </w:r>
+      <w:r>
+        <w:fldChar w:fldCharType="separate"/>
+      </w:r>
+      <w:r>
+        <w:rPr>
+          <w:cs/>
+        </w:rPr>
+        <w:t>‎</w:t>
+      </w:r>
+      <w:r>
+        <w:t>2</w:t>
+      </w:r>
+      <w:r>
+        <w:fldChar w:fldCharType="end"/>
+      </w:r>
+      <w:r>
+        <w:t>.</w:t>
+      </w:r>
+    </w:p>
+    <w:p>
+      <w:pPr>
+        <w:pStyle w:val="BodyText"/>
+      </w:pPr>
+      <w:r>
+        <w:t>The ServiceLocator has a GetInstance method that will return a repository for each FieldWorks class. If you want to get a single object with a known guid or hvo, you can use the class repository to get the object. This example uses the ILexEntry repository to get an entry based on the guid or the hvo.</w:t>
+      </w:r>
+    </w:p>
+    <w:p>
+      <w:pPr>
+        <w:pStyle w:val="Example"/>
+      </w:pPr>
       <w:r>
         <w:lastRenderedPageBreak/>
-        <w:t>ScrRefSystem</w:t>
-      </w:r>
-      <w:r>
-        <w:br/>
-        <w:t>ScrDraft</w:t>
-      </w:r>
-      <w:r>
-        <w:br/>
-        <w:t>ScrTxtPara</w:t>
-      </w:r>
-    </w:p>
-    <w:p>
-      <w:pPr>
-        <w:pStyle w:val="BodyText"/>
-      </w:pPr>
-      <w:r>
-        <w:t xml:space="preserve">For these classes you need to check </w:t>
-      </w:r>
-      <w:r>
-        <w:t>parameters in overrides in both the factory and the class overrides</w:t>
-      </w:r>
-      <w:r>
-        <w:t xml:space="preserve"> code in the LCM library. An example of this is the CmTranslation object that is owned in Translations properties on LexExampleSentence and StTxtPara. The Create method for CmTranslation needs to include the owning object as well as the item from the Translations Type list when it is created. In this process the Create method will both add the CmTranslation to the owner and set the Type property on the CmTranslation.</w:t>
+        <w:t xml:space="preserve">lexRepo = </w:t>
+      </w:r>
+      <w:proofErr w:type="gramStart"/>
+      <w:r>
+        <w:t>sl.GetInstance</w:t>
+      </w:r>
+      <w:proofErr w:type="gramEnd"/>
+      <w:r>
+        <w:t>(ILexEntryRepository)</w:t>
+      </w:r>
+      <w:r>
+        <w:br/>
+        <w:t>entry = lexRepo.GetObject(Guid("7b184e6c-3f51-4c9e-8a2c-501d7bb973d8"))</w:t>
+      </w:r>
+      <w:r>
+        <w:br/>
+        <w:t>entry = lexRepo.GetObject(5142)</w:t>
+      </w:r>
+    </w:p>
+    <w:p>
+      <w:pPr>
+        <w:pStyle w:val="BodyText"/>
+      </w:pPr>
+      <w:r>
+        <w:t>You can get the number of objects in the repository by using the Count method</w:t>
+      </w:r>
+    </w:p>
+    <w:p>
+      <w:pPr>
+        <w:pStyle w:val="Example"/>
+      </w:pPr>
+      <w:r>
+        <w:t>num = lexRepo.Count</w:t>
+      </w:r>
+    </w:p>
+    <w:p>
+      <w:pPr>
+        <w:pStyle w:val="BodyText"/>
+      </w:pPr>
+      <w:r>
+        <w:t>You can get the first item from the repository using this code</w:t>
+      </w:r>
+    </w:p>
+    <w:p>
+      <w:pPr>
+        <w:pStyle w:val="Example"/>
+      </w:pPr>
+      <w:r>
+        <w:t>for e in lexRepo.AllInstances():</w:t>
+      </w:r>
+      <w:r>
+        <w:br/>
+        <w:t xml:space="preserve">    entry = e</w:t>
+      </w:r>
+      <w:r>
+        <w:br/>
+        <w:t xml:space="preserve">    break</w:t>
+      </w:r>
+    </w:p>
+    <w:p>
+      <w:pPr>
+        <w:pStyle w:val="BodyText"/>
+      </w:pPr>
+      <w:r>
+        <w:t>If you want to print the first 5 entries, you could use this code:</w:t>
+      </w:r>
+    </w:p>
+    <w:p>
+      <w:pPr>
+        <w:pStyle w:val="Example"/>
+      </w:pPr>
+      <w:r>
+        <w:t>i = 0</w:t>
+      </w:r>
+      <w:r>
+        <w:br/>
+        <w:t>for e in lexRepo.AllInstances():</w:t>
+      </w:r>
+      <w:r>
+        <w:br/>
+        <w:t xml:space="preserve">    i += 1</w:t>
+      </w:r>
+      <w:r>
+        <w:br/>
+        <w:t xml:space="preserve">    print(e)</w:t>
+      </w:r>
+      <w:r>
+        <w:br/>
+        <w:t xml:space="preserve">    if i &gt;= 5:</w:t>
+      </w:r>
+      <w:r>
+        <w:br/>
+        <w:t xml:space="preserve">        break</w:t>
+      </w:r>
+    </w:p>
+    <w:p>
+      <w:pPr>
+        <w:pStyle w:val="BodyText"/>
+      </w:pPr>
+      <w:r>
+        <w:t>Here is one line to get one object from any repository starting with the ServiceLocator. This returns a LexEntry, but by changing the class name for the repository, you could get one for any class.</w:t>
+      </w:r>
+    </w:p>
+    <w:p>
+      <w:pPr>
+        <w:pStyle w:val="Example"/>
+      </w:pPr>
+      <w:r>
+        <w:t>entry = next(iter(</w:t>
+      </w:r>
+      <w:proofErr w:type="gramStart"/>
+      <w:r>
+        <w:t>sl.GetInstance</w:t>
+      </w:r>
+      <w:proofErr w:type="gramEnd"/>
+      <w:r>
+        <w:t>(ILexEntryRepository).AllInstances()))</w:t>
+      </w:r>
+    </w:p>
+    <w:p>
+      <w:pPr>
+        <w:pStyle w:val="BodyText"/>
+      </w:pPr>
+      <w:r>
+        <w:t>Here is one way to get a possibility item (MorphType) with a given name using a repository. This assumes the list does not have duplicate names. If the item is not found, ‘stem’ will remain ‘None’.</w:t>
+      </w:r>
+    </w:p>
+    <w:p>
+      <w:pPr>
+        <w:pStyle w:val="Example"/>
+      </w:pPr>
+      <w:r>
+        <w:t xml:space="preserve">morphTypeRepo = </w:t>
+      </w:r>
+      <w:proofErr w:type="gramStart"/>
+      <w:r>
+        <w:t>sl.GetInstance</w:t>
+      </w:r>
+      <w:proofErr w:type="gramEnd"/>
+      <w:r>
+        <w:t>(IMorphTypeRepository)</w:t>
+      </w:r>
+      <w:r>
+        <w:br/>
+        <w:t>stem = None</w:t>
+      </w:r>
+      <w:r>
+        <w:br/>
+        <w:t>for m in morphTypeRepo.AllInstances():</w:t>
+      </w:r>
+      <w:r>
+        <w:br/>
+        <w:t xml:space="preserve">    if m.Name.get_String(wsa).Text == "stem":</w:t>
+      </w:r>
+      <w:r>
+        <w:br/>
+        <w:t xml:space="preserve">       stem = m</w:t>
+      </w:r>
+      <w:r>
+        <w:br/>
+        <w:t xml:space="preserve">       break</w:t>
+      </w:r>
+    </w:p>
+    <w:p>
+      <w:pPr>
+        <w:pStyle w:val="BodyText"/>
+      </w:pPr>
+      <w:r>
+        <w:t>There is actually a simpler way to do this using the FindPossibilityByName method on CmPossibilityList.</w:t>
+      </w:r>
+    </w:p>
+    <w:p>
+      <w:pPr>
+        <w:pStyle w:val="Example"/>
+      </w:pPr>
+      <w:r>
+        <w:t xml:space="preserve">plist = </w:t>
+      </w:r>
+      <w:proofErr w:type="gramStart"/>
+      <w:r>
+        <w:t>lexicon.MorphTypesOA</w:t>
+      </w:r>
+      <w:proofErr w:type="gramEnd"/>
+      <w:r>
+        <w:br/>
+        <w:t>stem = plist.FindPossibilityByName(plist.PossibilitiesOS, 'stem', wsa)</w:t>
       </w:r>
     </w:p>
     <w:p>
       <w:pPr>
         <w:pStyle w:val="Heading1"/>
       </w:pPr>
-      <w:bookmarkStart w:id="37" w:name="_Toc169359454"/>
-      <w:r>
-        <w:t>Using Repositories</w:t>
-      </w:r>
-      <w:bookmarkEnd w:id="37"/>
-    </w:p>
-    <w:p>
-      <w:pPr>
-        <w:pStyle w:val="BodyText"/>
-      </w:pPr>
-      <w:r>
-        <w:t xml:space="preserve">FLEx has a repository for each class of object that has a list of all of the instances of that class in the project. The repositories can be accessed from the ServiceLocator in the LCM Cache. FlexTools typically uses </w:t>
+      <w:bookmarkStart w:id="42" w:name="_Toc170137517"/>
+      <w:r>
+        <w:t>Using Atomic owning and reference properties</w:t>
+      </w:r>
+      <w:bookmarkEnd w:id="42"/>
+    </w:p>
+    <w:p>
+      <w:pPr>
+        <w:pStyle w:val="BodyText"/>
+      </w:pPr>
+      <w:r>
+        <w:t>To add an object to an atomic owning property we use this syntax. In this case, LexemeForm on LexEntry is an atomic owning property. This code creates a MoStemAllomorph object and adds it to the LexemeForm of the entry.</w:t>
+      </w:r>
+    </w:p>
+    <w:p>
+      <w:pPr>
+        <w:pStyle w:val="Example"/>
+      </w:pPr>
+      <w:r>
+        <w:t xml:space="preserve">stemAllo = </w:t>
       </w:r>
       <w:proofErr w:type="gramStart"/>
       <w:r>
-        <w:t>project.project</w:t>
+        <w:t>sl.GetInstance</w:t>
       </w:r>
       <w:proofErr w:type="gramEnd"/>
       <w:r>
-        <w:t xml:space="preserve">.ServiceLocator to get access to the service locator. In this document, I use sl defined in section </w:t>
-      </w:r>
-      <w:r>
-        <w:fldChar w:fldCharType="begin"/>
-      </w:r>
-      <w:r>
-        <w:instrText xml:space="preserve"> REF _Ref169071878 \r \h </w:instrText>
-      </w:r>
-      <w:r>
-        <w:fldChar w:fldCharType="separate"/>
-      </w:r>
-      <w:r>
-        <w:rPr>
-          <w:cs/>
-        </w:rPr>
-        <w:t>‎</w:t>
-      </w:r>
-      <w:r>
-        <w:t>2</w:t>
-      </w:r>
-      <w:r>
-        <w:fldChar w:fldCharType="end"/>
+        <w:t>(IMoStemAllomorphFactory).Create()</w:t>
+      </w:r>
+      <w:r>
+        <w:br/>
+        <w:t>entry.LexemeFormOA = stemAllo</w:t>
+      </w:r>
+    </w:p>
+    <w:p>
+      <w:pPr>
+        <w:pStyle w:val="BodyText"/>
+      </w:pPr>
+      <w:r>
+        <w:t>To access an object from an atomic property, you use this syntax. This would get the MoForm object owned in the atomic LexemeForm property of LexEntry.</w:t>
+      </w:r>
+    </w:p>
+    <w:p>
+      <w:pPr>
+        <w:pStyle w:val="Example"/>
+      </w:pPr>
+      <w:r>
+        <w:t xml:space="preserve">allo = </w:t>
+      </w:r>
+      <w:proofErr w:type="gramStart"/>
+      <w:r>
+        <w:t>entry.LexemeFormOA</w:t>
+      </w:r>
+      <w:proofErr w:type="gramEnd"/>
+    </w:p>
+    <w:p>
+      <w:pPr>
+        <w:pStyle w:val="BodyText"/>
+      </w:pPr>
+      <w:r>
+        <w:lastRenderedPageBreak/>
+        <w:t xml:space="preserve">In the Python console you can see how this works. It initially sets allo to an IMoForm as demonstrated with the __class__ method. You can </w:t>
+      </w:r>
+      <w:r>
+        <w:t>get</w:t>
+      </w:r>
+      <w:r>
+        <w:t xml:space="preserve"> the exact class by using the ClassName method. Once you know the class name, you can cast the object to an instance of that class. At that point all of the methods on MoStemAllomorph would be available.</w:t>
+      </w:r>
+    </w:p>
+    <w:p>
+      <w:pPr>
+        <w:pStyle w:val="Example"/>
+      </w:pPr>
+      <w:r>
+        <w:t xml:space="preserve">allo = </w:t>
+      </w:r>
+      <w:proofErr w:type="gramStart"/>
+      <w:r>
+        <w:t>entry.LexemeFormOA</w:t>
+      </w:r>
+      <w:proofErr w:type="gramEnd"/>
+      <w:r>
+        <w:br/>
+        <w:t>&gt;&gt;&gt; allo.__class__</w:t>
+      </w:r>
+      <w:r>
+        <w:br/>
+        <w:t>&lt;class 'SIL.LCModel.IMoForm'&gt;</w:t>
+      </w:r>
+      <w:r>
+        <w:br/>
+        <w:t>&gt;&gt;&gt; allo.ClassName</w:t>
+      </w:r>
+      <w:r>
+        <w:br/>
+        <w:t>‘MoStemAllomorph’</w:t>
+      </w:r>
+      <w:r>
+        <w:br/>
+        <w:t>&gt;&gt;&gt; allo = IMoStemAllomorph(allo)</w:t>
+      </w:r>
+      <w:r>
+        <w:br/>
+        <w:t>&gt;&gt;&gt; allo.__class__</w:t>
+      </w:r>
+      <w:r>
+        <w:br/>
+        <w:t>&lt;class 'SIL.LCModel.IMoStemAllomorph'&gt;</w:t>
+      </w:r>
+    </w:p>
+    <w:p>
+      <w:pPr>
+        <w:pStyle w:val="BodyText"/>
+      </w:pPr>
+      <w:r>
+        <w:t>If you just want to get the LexemeForm string, you can use this code</w:t>
+      </w:r>
+    </w:p>
+    <w:p>
+      <w:pPr>
+        <w:pStyle w:val="Example"/>
+      </w:pPr>
+      <w:r>
+        <w:t>lexform = entry.LexemeFormOA.Form.get_String(wsv</w:t>
+      </w:r>
+      <w:proofErr w:type="gramStart"/>
+      <w:r>
+        <w:t>).Text</w:t>
+      </w:r>
+      <w:proofErr w:type="gramEnd"/>
+    </w:p>
+    <w:p>
+      <w:pPr>
+        <w:pStyle w:val="BodyText"/>
+      </w:pPr>
+      <w:r>
+        <w:t>Atomic reference properties are accessed in the same way, but the property would have RA in the property name.</w:t>
+      </w:r>
+    </w:p>
+    <w:p>
+      <w:pPr>
+        <w:pStyle w:val="BodyText"/>
+      </w:pPr>
+      <w:r>
+        <w:t>The following would get the object from the MorphoSyntaxAnalysis atomic reference property of LexSense.</w:t>
+      </w:r>
+    </w:p>
+    <w:p>
+      <w:pPr>
+        <w:pStyle w:val="Example"/>
+      </w:pPr>
+      <w:r>
+        <w:t xml:space="preserve">stemMsa = </w:t>
+      </w:r>
+      <w:proofErr w:type="gramStart"/>
+      <w:r>
+        <w:t>sense.MorphoSyntaxAnalysisRA</w:t>
+      </w:r>
+      <w:proofErr w:type="gramEnd"/>
+    </w:p>
+    <w:p>
+      <w:pPr>
+        <w:pStyle w:val="BodyText"/>
+      </w:pPr>
+      <w:r>
+        <w:t xml:space="preserve">The following would </w:t>
+      </w:r>
+      <w:r>
+        <w:t>set the MorphoSyntaxAnalysis atomic reference property on LexSense to the stemMsa object.</w:t>
+      </w:r>
+    </w:p>
+    <w:p>
+      <w:pPr>
+        <w:pStyle w:val="Example"/>
+      </w:pPr>
+      <w:proofErr w:type="gramStart"/>
+      <w:r>
+        <w:t>sense.MorphoSyntaxAnalysisRA</w:t>
+      </w:r>
+      <w:proofErr w:type="gramEnd"/>
+      <w:r>
+        <w:t xml:space="preserve"> = stemMsa</w:t>
+      </w:r>
+    </w:p>
+    <w:p>
+      <w:pPr>
+        <w:pStyle w:val="BodyText"/>
+      </w:pPr>
+      <w:r>
+        <w:t xml:space="preserve">The following line would remove the MoStemAllomorph from the LexemeForm atomic owning </w:t>
+      </w:r>
+      <w:r>
+        <w:t xml:space="preserve">property. </w:t>
+      </w:r>
+      <w:r>
+        <w:t>This would delete the</w:t>
+      </w:r>
+      <w:r>
+        <w:t xml:space="preserve"> MoStemAllomorph from the project.</w:t>
+      </w:r>
+    </w:p>
+    <w:p>
+      <w:pPr>
+        <w:pStyle w:val="Example"/>
+      </w:pPr>
+      <w:proofErr w:type="gramStart"/>
+      <w:r>
+        <w:t>entry.LexemeForm</w:t>
+      </w:r>
+      <w:r>
+        <w:t>OA</w:t>
+      </w:r>
+      <w:proofErr w:type="gramEnd"/>
+      <w:r>
+        <w:t xml:space="preserve"> = None</w:t>
+      </w:r>
+    </w:p>
+    <w:p>
+      <w:pPr>
+        <w:pStyle w:val="Heading1"/>
+      </w:pPr>
+      <w:bookmarkStart w:id="43" w:name="_Toc170137518"/>
+      <w:r>
+        <w:t>Using Sequence owning and reference properties</w:t>
+      </w:r>
+      <w:bookmarkEnd w:id="43"/>
+    </w:p>
+    <w:p>
+      <w:pPr>
+        <w:pStyle w:val="BodyText"/>
+      </w:pPr>
+      <w:r>
+        <w:t>The Add method will add an object to a sequence owning property. The following example creates a LexSense object and adds it to the Senses owning sequence property of the entry.</w:t>
+      </w:r>
+    </w:p>
+    <w:p>
+      <w:pPr>
+        <w:pStyle w:val="Example"/>
+      </w:pPr>
+      <w:r>
+        <w:t xml:space="preserve">sense = </w:t>
+      </w:r>
+      <w:proofErr w:type="gramStart"/>
+      <w:r>
+        <w:t>sl.GetInstance</w:t>
+      </w:r>
+      <w:proofErr w:type="gramEnd"/>
+      <w:r>
+        <w:t>(ILexSenseFactory).Create()</w:t>
+      </w:r>
+      <w:r>
+        <w:br/>
+        <w:t>entry.SensesOS.Add(sense)</w:t>
+      </w:r>
+    </w:p>
+    <w:p>
+      <w:pPr>
+        <w:pStyle w:val="BodyText"/>
+      </w:pPr>
+      <w:r>
+        <w:t>For sequence properties, the Insert method will let you add an object at a specific location in a sequence. It has two parameters: the first is an integer offset into the sequence (0 inserts before the first item, etc.) The second parameter is the object you are inserting.</w:t>
+      </w:r>
+    </w:p>
+    <w:p>
+      <w:pPr>
+        <w:pStyle w:val="BodyText"/>
+      </w:pPr>
+      <w:r>
+        <w:t>In this example the entry already has 2 senses. This creates a new sense and inserts it between the original senses and gives it a gloss of “new 2nd sense”.</w:t>
+      </w:r>
+    </w:p>
+    <w:p>
+      <w:pPr>
+        <w:pStyle w:val="Example"/>
+      </w:pPr>
+      <w:r>
+        <w:t xml:space="preserve">sense = </w:t>
+      </w:r>
+      <w:proofErr w:type="gramStart"/>
+      <w:r>
+        <w:t>sl.GetInstance</w:t>
+      </w:r>
+      <w:proofErr w:type="gramEnd"/>
+      <w:r>
+        <w:t>(ILexSenseFactory).Create()</w:t>
+      </w:r>
+      <w:r>
+        <w:br/>
+        <w:t>entry.SensesOS.Insert(1, sense)</w:t>
+      </w:r>
+      <w:r>
+        <w:br/>
+        <w:t>sense.Gloss.set_String(wsa, 'new 2nd sense')</w:t>
+      </w:r>
+    </w:p>
+    <w:p>
+      <w:pPr>
+        <w:pStyle w:val="BodyText"/>
+      </w:pPr>
+      <w:r>
+        <w:t xml:space="preserve">The MoveTo method allows you to move one or more items in a sequence to a new location. The first parameter is the index of the first item in the list to move. The second parameter is the index </w:t>
+      </w:r>
+      <w:r>
+        <w:lastRenderedPageBreak/>
+        <w:t>of the last item in the list to move. The third parameter is the target sequence. The fourth parameter is the starting index in the target list to which you want to move</w:t>
+      </w:r>
+      <w:r>
+        <w:t xml:space="preserve"> the item(s)</w:t>
+      </w:r>
+      <w:r>
+        <w:t xml:space="preserve">. </w:t>
+      </w:r>
+    </w:p>
+    <w:p>
+      <w:pPr>
+        <w:pStyle w:val="BodyText"/>
+      </w:pPr>
+      <w:r>
+        <w:t>For an entry with 3 senses, this code would switch the order of the second and third senses (e.g., original 1, 2, 3, and result 1, 3, 2).</w:t>
+      </w:r>
+    </w:p>
+    <w:p>
+      <w:pPr>
+        <w:pStyle w:val="Example"/>
+      </w:pPr>
+      <w:proofErr w:type="gramStart"/>
+      <w:r>
+        <w:t>entry.SensesOS.MoveTo</w:t>
+      </w:r>
+      <w:proofErr w:type="gramEnd"/>
+      <w:r>
+        <w:t>(1,1,entry.SensesOS,</w:t>
+      </w:r>
+      <w:r>
+        <w:t>3</w:t>
+      </w:r>
+      <w:r>
+        <w:t>)</w:t>
+      </w:r>
+    </w:p>
+    <w:p>
+      <w:pPr>
+        <w:pStyle w:val="BodyText"/>
+      </w:pPr>
+      <w:r>
+        <w:t>In sequence properties, there are methods that allow you to remove items from the sequences.</w:t>
+      </w:r>
+    </w:p>
+    <w:p>
+      <w:pPr>
+        <w:pStyle w:val="BodyText"/>
+      </w:pPr>
+      <w:r>
+        <w:t>The Remove method will remove a specific object from the sequence. It has one parameter which is the object you want to remove from the sequence.</w:t>
+      </w:r>
+    </w:p>
+    <w:p>
+      <w:pPr>
+        <w:pStyle w:val="BodyText"/>
+      </w:pPr>
+      <w:r>
+        <w:t>Given an entry with 2 senses, this code will remove the first sense. It returns True because it succeeded in removing the sense.</w:t>
+      </w:r>
+    </w:p>
+    <w:p>
+      <w:pPr>
+        <w:pStyle w:val="Example"/>
+      </w:pPr>
+      <w:r>
+        <w:t xml:space="preserve">sense = </w:t>
+      </w:r>
+      <w:proofErr w:type="gramStart"/>
+      <w:r>
+        <w:t>entry.SensesOS</w:t>
+      </w:r>
+      <w:proofErr w:type="gramEnd"/>
+      <w:r>
+        <w:t>[0]</w:t>
+      </w:r>
+      <w:r>
+        <w:br/>
+        <w:t>success = entry.SensesOS.Remove(sense)</w:t>
+      </w:r>
+      <w:r>
+        <w:br/>
+        <w:t>print(success)</w:t>
+      </w:r>
+      <w:r>
+        <w:br/>
+        <w:t>True</w:t>
+      </w:r>
+    </w:p>
+    <w:p>
+      <w:pPr>
+        <w:pStyle w:val="BodyText"/>
+      </w:pPr>
+      <w:r>
+        <w:t>The RemoveAt method will remove one item from the sequence. It has one parameter which is an integer offset into the sequence (0 would remove the first item).</w:t>
+      </w:r>
+    </w:p>
+    <w:p>
+      <w:pPr>
+        <w:pStyle w:val="BodyText"/>
+      </w:pPr>
+      <w:r>
+        <w:t xml:space="preserve">Given an entry with 3 senses, this </w:t>
+      </w:r>
+      <w:r>
+        <w:t>line</w:t>
+      </w:r>
+      <w:r>
+        <w:t xml:space="preserve"> will remove the middle entry.</w:t>
+      </w:r>
+    </w:p>
+    <w:p>
+      <w:pPr>
+        <w:pStyle w:val="Example"/>
+      </w:pPr>
+      <w:proofErr w:type="gramStart"/>
+      <w:r>
+        <w:t>entry.SensesOS.RemoveAt</w:t>
+      </w:r>
+      <w:proofErr w:type="gramEnd"/>
+      <w:r>
+        <w:t>(1)</w:t>
+      </w:r>
+    </w:p>
+    <w:p>
+      <w:pPr>
+        <w:pStyle w:val="BodyText"/>
+      </w:pPr>
+      <w:r>
+        <w:t>You can remove everything from a sequence account using the Clear method.</w:t>
+      </w:r>
+    </w:p>
+    <w:p>
+      <w:pPr>
+        <w:pStyle w:val="Example"/>
+      </w:pPr>
+      <w:proofErr w:type="gramStart"/>
+      <w:r>
+        <w:t>entry.</w:t>
+      </w:r>
+      <w:r>
+        <w:t>SensesOS</w:t>
+      </w:r>
+      <w:r>
+        <w:t>.Clear</w:t>
+      </w:r>
+      <w:proofErr w:type="gramEnd"/>
+      <w:r>
+        <w:t>()</w:t>
+      </w:r>
+    </w:p>
+    <w:p>
+      <w:pPr>
+        <w:pStyle w:val="BodyText"/>
+      </w:pPr>
+      <w:r>
+        <w:t xml:space="preserve">When </w:t>
+      </w:r>
+      <w:r>
+        <w:t>items</w:t>
+      </w:r>
+      <w:r>
+        <w:t xml:space="preserve"> </w:t>
+      </w:r>
+      <w:r>
+        <w:t>are</w:t>
+      </w:r>
+      <w:r>
+        <w:t xml:space="preserve"> removed from an owning sequence, </w:t>
+      </w:r>
+      <w:r>
+        <w:t>they are</w:t>
+      </w:r>
+      <w:r>
+        <w:t xml:space="preserve"> deleted from the project.</w:t>
+      </w:r>
+    </w:p>
+    <w:p>
+      <w:pPr>
+        <w:pStyle w:val="BodyText"/>
+      </w:pPr>
+      <w:r>
+        <w:t>One way to get a single entry would be to use the Entries method on LexDb. This is virtual since dictionary entries do not have owners</w:t>
+      </w:r>
+      <w:r>
+        <w:t>, so it doesn’t work the same as an actual sequence owning property</w:t>
       </w:r>
       <w:r>
         <w:t>.</w:t>
@@ -6744,42 +8455,291 @@
     </w:p>
     <w:p>
       <w:pPr>
-        <w:pStyle w:val="BodyText"/>
-      </w:pPr>
-      <w:r>
-        <w:t>The ServiceLocator has a GetInstance method that will return a repository for each FieldWorks class. If you want to get a single object with a known guid or hvo, you can use the class repository to get the object. This example uses the ILexEntry repository to get an entry based on the guid or the hvo.</w:t>
-      </w:r>
-    </w:p>
-    <w:p>
-      <w:pPr>
         <w:pStyle w:val="Example"/>
       </w:pPr>
       <w:r>
-        <w:t xml:space="preserve">lexRepo = </w:t>
+        <w:t xml:space="preserve">for e in </w:t>
       </w:r>
       <w:proofErr w:type="gramStart"/>
       <w:r>
+        <w:t>lexicon.Entries</w:t>
+      </w:r>
+      <w:proofErr w:type="gramEnd"/>
+      <w:r>
+        <w:t>:</w:t>
+      </w:r>
+      <w:r>
+        <w:br/>
+        <w:t xml:space="preserve">    entry = e</w:t>
+      </w:r>
+      <w:r>
+        <w:br/>
+        <w:t xml:space="preserve">    break</w:t>
+      </w:r>
+    </w:p>
+    <w:p>
+      <w:pPr>
+        <w:pStyle w:val="BodyText"/>
+      </w:pPr>
+      <w:r>
+        <w:t>You can get one entry without the for loop using this command.</w:t>
+      </w:r>
+    </w:p>
+    <w:p>
+      <w:pPr>
+        <w:pStyle w:val="Example"/>
+      </w:pPr>
+      <w:r>
+        <w:t>entry = next(iter(</w:t>
+      </w:r>
+      <w:proofErr w:type="gramStart"/>
+      <w:r>
+        <w:t>lexicon.Entries</w:t>
+      </w:r>
+      <w:proofErr w:type="gramEnd"/>
+      <w:r>
+        <w:t>))</w:t>
+      </w:r>
+    </w:p>
+    <w:p>
+      <w:pPr>
+        <w:pStyle w:val="BodyText"/>
+      </w:pPr>
+      <w:r>
+        <w:t>To get one entry at a time, you could use this:</w:t>
+      </w:r>
+    </w:p>
+    <w:p>
+      <w:pPr>
+        <w:pStyle w:val="Example"/>
+      </w:pPr>
+      <w:r>
+        <w:t>iter = iter(</w:t>
+      </w:r>
+      <w:proofErr w:type="gramStart"/>
+      <w:r>
+        <w:t>lexicon.Entries</w:t>
+      </w:r>
+      <w:proofErr w:type="gramEnd"/>
+      <w:r>
+        <w:t>)</w:t>
+      </w:r>
+      <w:r>
+        <w:br/>
+        <w:t>e1 = next(iter)</w:t>
+      </w:r>
+      <w:r>
+        <w:br/>
+        <w:t>e2 = next(iter)</w:t>
+      </w:r>
+    </w:p>
+    <w:p>
+      <w:pPr>
+        <w:pStyle w:val="BodyText"/>
+      </w:pPr>
+      <w:r>
+        <w:t xml:space="preserve">Possibility lists have a Possibilities owning sequence property. The following code will get the Parts </w:t>
+      </w:r>
+      <w:proofErr w:type="gramStart"/>
+      <w:r>
+        <w:t>Of</w:t>
+      </w:r>
+      <w:proofErr w:type="gramEnd"/>
+      <w:r>
+        <w:t xml:space="preserve"> Speech possibility list from LangProject and gets the number of PartOfSpeech objects at the top level. Then, since this is an owning sequence, we can use an index to access the first PartOfSpeech object.</w:t>
+      </w:r>
+    </w:p>
+    <w:p>
+      <w:pPr>
+        <w:pStyle w:val="Example"/>
+      </w:pPr>
+      <w:r>
+        <w:t xml:space="preserve">poslist = </w:t>
+      </w:r>
+      <w:proofErr w:type="gramStart"/>
+      <w:r>
+        <w:t>lp.PartsOfSpeechOA</w:t>
+      </w:r>
+      <w:proofErr w:type="gramEnd"/>
+      <w:r>
+        <w:br/>
+        <w:t>num = poslist.PossibilitiesOS.Count</w:t>
+      </w:r>
+      <w:r>
+        <w:br/>
+      </w:r>
+      <w:r>
+        <w:t>pos = poslist.PossibilitiesOS[0]</w:t>
+      </w:r>
+    </w:p>
+    <w:p>
+      <w:pPr>
+        <w:pStyle w:val="BodyText"/>
+      </w:pPr>
+      <w:r>
+        <w:lastRenderedPageBreak/>
+        <w:t>This code is one way to print the names of the items</w:t>
+      </w:r>
+    </w:p>
+    <w:p>
+      <w:pPr>
+        <w:pStyle w:val="Example"/>
+      </w:pPr>
+      <w:r>
+        <w:t xml:space="preserve">for p in </w:t>
+      </w:r>
+      <w:proofErr w:type="gramStart"/>
+      <w:r>
+        <w:t>poslist.PossibilitiesOS</w:t>
+      </w:r>
+      <w:proofErr w:type="gramEnd"/>
+      <w:r>
+        <w:t>:</w:t>
+      </w:r>
+      <w:r>
+        <w:br/>
+        <w:t xml:space="preserve">   print(p)</w:t>
+      </w:r>
+    </w:p>
+    <w:p>
+      <w:pPr>
+        <w:pStyle w:val="BodyText"/>
+      </w:pPr>
+      <w:r>
+        <w:t>PossibilityList has a method that will return all of the possibilities including nested ones. This code will print all of these:</w:t>
+      </w:r>
+    </w:p>
+    <w:p>
+      <w:pPr>
+        <w:pStyle w:val="Example"/>
+      </w:pPr>
+      <w:r>
+        <w:t xml:space="preserve">for p in </w:t>
+      </w:r>
+      <w:proofErr w:type="gramStart"/>
+      <w:r>
+        <w:t>poslist.ReallyReallyAllPossibilities</w:t>
+      </w:r>
+      <w:proofErr w:type="gramEnd"/>
+      <w:r>
+        <w:t>:</w:t>
+      </w:r>
+      <w:r>
+        <w:br/>
+        <w:t xml:space="preserve">    print(p)</w:t>
+      </w:r>
+    </w:p>
+    <w:p>
+      <w:pPr>
+        <w:pStyle w:val="BodyText"/>
+      </w:pPr>
+      <w:r>
+        <w:t>PossibilityList has a FindPossibilityByName method that will return an item from the list in a specified writing system with a specified name or abbreviation where. case is significant. If an item is not found, the result will be None. In addition to flat lists, this will recurse to subitems as well.</w:t>
+      </w:r>
+    </w:p>
+    <w:p>
+      <w:pPr>
+        <w:pStyle w:val="BodyText"/>
+      </w:pPr>
+      <w:r>
+        <w:t>This example sets stem to the ‘stem’ IMorphType item from the Morph Types list using the default analysis writing system.</w:t>
+      </w:r>
+    </w:p>
+    <w:p>
+      <w:pPr>
+        <w:pStyle w:val="Example"/>
+      </w:pPr>
+      <w:r>
+        <w:t xml:space="preserve">plist = </w:t>
+      </w:r>
+      <w:proofErr w:type="gramStart"/>
+      <w:r>
+        <w:t>lexicon.MorphTypesOA</w:t>
+      </w:r>
+      <w:proofErr w:type="gramEnd"/>
+      <w:r>
+        <w:br/>
+        <w:t>stem = plist.FindPossibilityByName(plist.PossibilitiesOS, 'stem', wsa)</w:t>
+      </w:r>
+    </w:p>
+    <w:p>
+      <w:pPr>
+        <w:pStyle w:val="BodyText"/>
+      </w:pPr>
+      <w:r>
+        <w:t>For a sequence property, you can use an index to access an object in the sequence. This example returns the second sense in entry.</w:t>
+      </w:r>
+    </w:p>
+    <w:p>
+      <w:pPr>
+        <w:pStyle w:val="Example"/>
+      </w:pPr>
+      <w:r>
+        <w:t xml:space="preserve">sense = </w:t>
+      </w:r>
+      <w:proofErr w:type="gramStart"/>
+      <w:r>
+        <w:t>entry.SensesOS</w:t>
+      </w:r>
+      <w:proofErr w:type="gramEnd"/>
+      <w:r>
+        <w:t>[1]</w:t>
+      </w:r>
+    </w:p>
+    <w:p>
+      <w:pPr>
+        <w:pStyle w:val="Heading1"/>
+      </w:pPr>
+      <w:bookmarkStart w:id="44" w:name="_Toc170137519"/>
+      <w:r>
+        <w:t>Using Collection owning and reference properties</w:t>
+      </w:r>
+      <w:bookmarkEnd w:id="44"/>
+    </w:p>
+    <w:p>
+      <w:pPr>
+        <w:pStyle w:val="BodyText"/>
+      </w:pPr>
+      <w:r>
+        <w:t>The Add method will add an object to a collection owning property. The following example creates a MoStemMsa object and adds it to the MorphoSyntaxAnalyses owning collection property of the entry.</w:t>
+      </w:r>
+    </w:p>
+    <w:p>
+      <w:pPr>
+        <w:pStyle w:val="Example"/>
+      </w:pPr>
+      <w:r>
+        <w:t xml:space="preserve">msa = </w:t>
+      </w:r>
+      <w:proofErr w:type="gramStart"/>
+      <w:r>
         <w:t>sl.GetInstance</w:t>
       </w:r>
       <w:proofErr w:type="gramEnd"/>
       <w:r>
-        <w:t>(ILexEntryRepository)</w:t>
-      </w:r>
-      <w:r>
-        <w:br/>
-        <w:t>entry = lexRepo.GetObject(Guid("7b184e6c-3f51-4c9e-8a2c-501d7bb973d8"))</w:t>
-      </w:r>
-      <w:r>
-        <w:br/>
-        <w:t>entry = lexRepo.GetObject(5142)</w:t>
-      </w:r>
-    </w:p>
-    <w:p>
-      <w:pPr>
-        <w:pStyle w:val="BodyText"/>
-      </w:pPr>
-      <w:r>
-        <w:t>You can get the number of objects in the repository by using the Count method</w:t>
+        <w:t>(IMoStemMsaFactory).Create()</w:t>
+      </w:r>
+      <w:r>
+        <w:br/>
+      </w:r>
+      <w:r>
+        <w:t>entry.MorphoSyntaxAnalysesOC.Add(msa)</w:t>
+      </w:r>
+    </w:p>
+    <w:p>
+      <w:pPr>
+        <w:pStyle w:val="BodyText"/>
+      </w:pPr>
+      <w:r>
+        <w:t>There are no Insert methods for collections since the properties have no inherent order.</w:t>
+      </w:r>
+    </w:p>
+    <w:p>
+      <w:pPr>
+        <w:pStyle w:val="BodyText"/>
+      </w:pPr>
+      <w:r>
+        <w:t>The following code will get the number of styles in an owning collection</w:t>
       </w:r>
     </w:p>
     <w:p>
@@ -6787,15 +8747,52 @@
         <w:pStyle w:val="Example"/>
       </w:pPr>
       <w:r>
-        <w:t>num = lexRepo.Count</w:t>
-      </w:r>
-    </w:p>
-    <w:p>
-      <w:pPr>
-        <w:pStyle w:val="BodyText"/>
-      </w:pPr>
-      <w:r>
-        <w:t>You can get the first item from the repository using this code</w:t>
+        <w:t>num</w:t>
+      </w:r>
+      <w:r>
+        <w:t xml:space="preserve"> = </w:t>
+      </w:r>
+      <w:proofErr w:type="gramStart"/>
+      <w:r>
+        <w:t>lp.StylesOC.</w:t>
+      </w:r>
+      <w:r>
+        <w:t>Count</w:t>
+      </w:r>
+      <w:proofErr w:type="gramEnd"/>
+    </w:p>
+    <w:p>
+      <w:pPr>
+        <w:pStyle w:val="BodyText"/>
+      </w:pPr>
+      <w:r>
+        <w:t xml:space="preserve">The StylesOC property on LangProject is a collection property, so it doesn’t accept an index to get a specific item. However, it provides a ToArray method that can be indexed. </w:t>
+      </w:r>
+      <w:proofErr w:type="gramStart"/>
+      <w:r>
+        <w:t>So</w:t>
+      </w:r>
+      <w:proofErr w:type="gramEnd"/>
+      <w:r>
+        <w:t xml:space="preserve"> this code will pick up the </w:t>
+      </w:r>
+      <w:r>
+        <w:t>‘</w:t>
+      </w:r>
+      <w:r>
+        <w:t>first</w:t>
+      </w:r>
+      <w:r>
+        <w:t>’</w:t>
+      </w:r>
+      <w:r>
+        <w:t xml:space="preserve"> style</w:t>
+      </w:r>
+      <w:r>
+        <w:t>, but keep in mind there really isn’t a first style since they are simply a collection</w:t>
+      </w:r>
+      <w:r>
+        <w:t>, although in fwdata, there is an order that the objsur elements are stored, so this method will use that order.</w:t>
       </w:r>
     </w:p>
     <w:p>
@@ -6803,23 +8800,35 @@
         <w:pStyle w:val="Example"/>
       </w:pPr>
       <w:r>
-        <w:t>for e in lexRepo.AllInstances():</w:t>
-      </w:r>
-      <w:r>
-        <w:br/>
-        <w:t xml:space="preserve">    entry = e</w:t>
-      </w:r>
-      <w:r>
-        <w:br/>
-        <w:t xml:space="preserve">    break</w:t>
-      </w:r>
-    </w:p>
-    <w:p>
-      <w:pPr>
-        <w:pStyle w:val="BodyText"/>
-      </w:pPr>
-      <w:r>
-        <w:t>If you want to print the first 5 entries, you could use this code:</w:t>
+        <w:t xml:space="preserve">style = </w:t>
+      </w:r>
+      <w:proofErr w:type="gramStart"/>
+      <w:r>
+        <w:t>lp.StylesOC.ToArray</w:t>
+      </w:r>
+      <w:proofErr w:type="gramEnd"/>
+      <w:r>
+        <w:t>()[0]</w:t>
+      </w:r>
+    </w:p>
+    <w:p>
+      <w:pPr>
+        <w:pStyle w:val="BodyText"/>
+      </w:pPr>
+      <w:r>
+        <w:t xml:space="preserve">Collections can still be processed with a </w:t>
+      </w:r>
+      <w:r>
+        <w:t>‘</w:t>
+      </w:r>
+      <w:r>
+        <w:t>for</w:t>
+      </w:r>
+      <w:r>
+        <w:t>’</w:t>
+      </w:r>
+      <w:r>
+        <w:t xml:space="preserve"> loop. The following code will print all of the styles.</w:t>
       </w:r>
     </w:p>
     <w:p>
@@ -6827,551 +8836,305 @@
         <w:pStyle w:val="Example"/>
       </w:pPr>
       <w:r>
-        <w:t>i = 0</w:t>
-      </w:r>
-      <w:r>
-        <w:br/>
-        <w:t>for e in lexRepo.AllInstances():</w:t>
-      </w:r>
-      <w:r>
-        <w:br/>
-        <w:t xml:space="preserve">    i += 1</w:t>
-      </w:r>
-      <w:r>
-        <w:br/>
-        <w:t xml:space="preserve">    print(e)</w:t>
-      </w:r>
-      <w:r>
-        <w:br/>
-        <w:t xml:space="preserve">    if i &gt;= 5:</w:t>
-      </w:r>
-      <w:r>
-        <w:br/>
-        <w:t xml:space="preserve">        break</w:t>
-      </w:r>
-    </w:p>
-    <w:p>
-      <w:pPr>
-        <w:pStyle w:val="BodyText"/>
-      </w:pPr>
-      <w:r>
-        <w:t>Here is one way to get a possibility item (MorphType) with a given name using a repository. This assumes the list does not have duplicate names. If the item is not found, ‘stem’ will remain ‘None’.</w:t>
+        <w:t xml:space="preserve">for s in </w:t>
+      </w:r>
+      <w:proofErr w:type="gramStart"/>
+      <w:r>
+        <w:t>lp.StylesOC</w:t>
+      </w:r>
+      <w:proofErr w:type="gramEnd"/>
+      <w:r>
+        <w:t>:</w:t>
+      </w:r>
+      <w:r>
+        <w:br/>
+        <w:t xml:space="preserve">    print(s)</w:t>
+      </w:r>
+    </w:p>
+    <w:p>
+      <w:pPr>
+        <w:pStyle w:val="BodyText"/>
+      </w:pPr>
+      <w:r>
+        <w:t>This method would just print the first style</w:t>
+      </w:r>
+      <w:r>
+        <w:t>:</w:t>
+      </w:r>
+    </w:p>
+    <w:p>
+      <w:pPr>
+        <w:pStyle w:val="BodyText"/>
+      </w:pPr>
+      <w:r>
+        <w:lastRenderedPageBreak/>
+        <w:t xml:space="preserve">for s in </w:t>
+      </w:r>
+      <w:proofErr w:type="gramStart"/>
+      <w:r>
+        <w:t>lp.StylesOC</w:t>
+      </w:r>
+      <w:proofErr w:type="gramEnd"/>
+      <w:r>
+        <w:t>:</w:t>
+      </w:r>
+      <w:r>
+        <w:br/>
+        <w:t xml:space="preserve">     print(s)</w:t>
+      </w:r>
+      <w:r>
+        <w:br/>
+        <w:t xml:space="preserve">     break</w:t>
+      </w:r>
+    </w:p>
+    <w:p>
+      <w:pPr>
+        <w:pStyle w:val="BodyText"/>
+      </w:pPr>
+      <w:r>
+        <w:t xml:space="preserve">You can </w:t>
+      </w:r>
+      <w:r>
+        <w:t xml:space="preserve">remove everything from a collection </w:t>
+      </w:r>
+      <w:r>
+        <w:t>property</w:t>
+      </w:r>
+      <w:r>
+        <w:t xml:space="preserve"> using the </w:t>
+      </w:r>
+      <w:r>
+        <w:t>Clear</w:t>
+      </w:r>
+      <w:r>
+        <w:t xml:space="preserve"> method.</w:t>
       </w:r>
     </w:p>
     <w:p>
       <w:pPr>
         <w:pStyle w:val="Example"/>
       </w:pPr>
-      <w:r>
-        <w:t xml:space="preserve">morphTypeRepo = </w:t>
-      </w:r>
       <w:proofErr w:type="gramStart"/>
       <w:r>
-        <w:t>sl.GetInstance</w:t>
+        <w:t>entry.MorphoSyntaxAnalysesOC.Clear</w:t>
       </w:r>
       <w:proofErr w:type="gramEnd"/>
       <w:r>
-        <w:t>(IMorphTypeRepository)</w:t>
-      </w:r>
-      <w:r>
-        <w:br/>
-        <w:t>stem = None</w:t>
-      </w:r>
-      <w:r>
-        <w:br/>
-        <w:t>for m in morphTypeRepo.AllInstances():</w:t>
-      </w:r>
-      <w:r>
-        <w:br/>
-        <w:t xml:space="preserve">    if m.Name.get_String(wsa).Text == "stem":</w:t>
-      </w:r>
-      <w:r>
-        <w:br/>
-        <w:t xml:space="preserve">       stem = m</w:t>
-      </w:r>
-      <w:r>
-        <w:br/>
-        <w:t xml:space="preserve">       break</w:t>
-      </w:r>
-    </w:p>
-    <w:p>
-      <w:pPr>
-        <w:pStyle w:val="BodyText"/>
+        <w:t>()</w:t>
+      </w:r>
+    </w:p>
+    <w:p>
+      <w:pPr>
+        <w:pStyle w:val="BodyText"/>
+      </w:pPr>
+      <w:r>
+        <w:t>You can remove a single object from a collection property using the Remove method. It has a single argument, which is the object you are wanting to remove. This method returns True if it found and removed the object, or False, otherwise. The following removes the msa MoMorphoSyntaxAnalysis object from the MorphoSyntaxAnalyses reference property of LexEntry.</w:t>
+      </w:r>
+    </w:p>
+    <w:p>
+      <w:pPr>
+        <w:pStyle w:val="Example"/>
+      </w:pPr>
+      <w:proofErr w:type="gramStart"/>
+      <w:r>
+        <w:t>entry.MorphoSyntaxAnalysesOC.Remove</w:t>
+      </w:r>
+      <w:proofErr w:type="gramEnd"/>
+      <w:r>
+        <w:t>(ms</w:t>
+      </w:r>
+      <w:r>
+        <w:t>a</w:t>
+      </w:r>
+      <w:r>
+        <w:t>)</w:t>
+      </w:r>
+      <w:r>
+        <w:br/>
+        <w:t>True</w:t>
+      </w:r>
+    </w:p>
+    <w:p>
+      <w:pPr>
+        <w:pStyle w:val="BodyText"/>
+      </w:pPr>
+      <w:r>
+        <w:t>When removing an object from a reference property, the object is not deleted from the project since this is only a reference, and not an owning property.</w:t>
+      </w:r>
+    </w:p>
+    <w:p>
+      <w:pPr>
+        <w:pStyle w:val="BodyText"/>
+      </w:pPr>
+      <w:r>
+        <w:t>Adding to reference properties is similar to owning properties</w:t>
+      </w:r>
+      <w:r>
+        <w:t>. When adding, you need to add the actual object to the property, not just a guid or hvo. For example, the following code shows two ways to add a semantic domain (1.6 – Animal) to a sense. The first sample uses the FindPossibilityByName method to find the semantic domain with abbreviation 1.6 (‘Animal’ would also work) and then it adds the item to the SemanticDomains reference collection of LexSense. The second sample gets a SemanticDomain object using the GetInstance on the ServiceLocator and then using the GetObject method to get an item using the guid for the item, then it can add that to the sense. For most factory lists, the guids are identical across projects. Both of these samples would produce the same result.</w:t>
+      </w:r>
+    </w:p>
+    <w:p>
+      <w:pPr>
+        <w:pStyle w:val="Example"/>
+      </w:pPr>
+      <w:r>
+        <w:t>plist = lp.SemanticDomainListOA</w:t>
+      </w:r>
+      <w:r>
+        <w:br/>
+        <w:t>sense.SemanticDomainsRC.</w:t>
+      </w:r>
+      <w:proofErr w:type="gramStart"/>
+      <w:r>
+        <w:t>Add(</w:t>
+      </w:r>
+      <w:proofErr w:type="gramEnd"/>
+      <w:r>
+        <w:t>plist.FindPossibilityByName(plist.PossibilitiesOS, '1.6', wsa))</w:t>
+      </w:r>
+      <w:r>
+        <w:br/>
+      </w:r>
+      <w:r>
+        <w:br/>
+        <w:t>semdomRepo = sl.GetInstance(ICmSemanticDomainRepository)</w:t>
+      </w:r>
+      <w:r>
+        <w:br/>
+        <w:t>semdom = semdomRepo.GetObject(Guid("</w:t>
+      </w:r>
+      <w:r>
+        <w:t>944cf5af-469e-4b03-878f-a05d34b0d9f6</w:t>
+      </w:r>
+      <w:r>
+        <w:t>"))</w:t>
+      </w:r>
+      <w:r>
+        <w:br/>
+        <w:t>sense.SemanticDomainsRC.Add(semdom)</w:t>
+      </w:r>
+    </w:p>
+    <w:p>
+      <w:pPr>
+        <w:pStyle w:val="Heading1"/>
+      </w:pPr>
+      <w:bookmarkStart w:id="45" w:name="_Toc170137520"/>
+      <w:r>
+        <w:t xml:space="preserve">Equals, and </w:t>
+      </w:r>
+      <w:r>
+        <w:t>Merging</w:t>
+      </w:r>
+      <w:r>
+        <w:t xml:space="preserve"> objects</w:t>
+      </w:r>
+      <w:bookmarkEnd w:id="45"/>
+    </w:p>
+    <w:p>
+      <w:pPr>
+        <w:pStyle w:val="BodyText"/>
+      </w:pPr>
+      <w:r>
+        <w:t xml:space="preserve">An interface for </w:t>
+      </w:r>
+      <w:r>
+        <w:t>MergeObject is defined on CmObject with two possibilities, but it is only implemented on a few classes.</w:t>
+      </w:r>
+    </w:p>
+    <w:p>
+      <w:pPr>
+        <w:pStyle w:val="Example"/>
+      </w:pPr>
+      <w:r>
+        <w:t xml:space="preserve">void </w:t>
+      </w:r>
+      <w:proofErr w:type="gramStart"/>
+      <w:r>
+        <w:t>MergeObject(</w:t>
+      </w:r>
+      <w:proofErr w:type="gramEnd"/>
+      <w:r>
+        <w:t>ICmObject objSrc);</w:t>
+      </w:r>
+      <w:r>
+        <w:br/>
+      </w:r>
+      <w:r>
+        <w:t>void MergeObject(ICmObject objSrc, bool fLoseNoStringData);</w:t>
+      </w:r>
+    </w:p>
+    <w:p>
+      <w:pPr>
+        <w:pStyle w:val="BodyText"/>
+      </w:pPr>
+      <w:r>
+        <w:t>ILexEntry is one place it is implemented. Given two entries, this method will merge en2 losing no strings into en1, and en2 is deleted.</w:t>
+      </w:r>
+    </w:p>
+    <w:p>
+      <w:pPr>
+        <w:pStyle w:val="Example"/>
+      </w:pPr>
+      <w:r>
+        <w:t>en1.MergeObject(en2, True)</w:t>
+      </w:r>
+    </w:p>
+    <w:p>
+      <w:pPr>
+        <w:pStyle w:val="BodyText"/>
+      </w:pPr>
+      <w:r>
+        <w:t>I suspect this is what is used in the FLEx UI to merge two entries, but more research is needed.</w:t>
+      </w:r>
+    </w:p>
+    <w:p>
+      <w:pPr>
+        <w:pStyle w:val="BodyText"/>
+      </w:pPr>
+      <w:r>
+        <w:t>Equals also seems to be defined at a high level, but needs more research. Given two ILexEntries, this method returns True if the entries are the same, and False otherwise. I suspect it may only be verifying Hvos, but it’s unknown at this point.</w:t>
+      </w:r>
+    </w:p>
+    <w:p>
+      <w:pPr>
+        <w:pStyle w:val="Example"/>
       </w:pPr>
       <w:r>
         <w:lastRenderedPageBreak/>
-        <w:t>There is actually a simpler way to do this using the FindPossibilityByName method on CmPossibilityList.</w:t>
+        <w:t>en1.Equals(en2)</w:t>
+      </w:r>
+    </w:p>
+    <w:p>
+      <w:pPr>
+        <w:pStyle w:val="Heading1"/>
+      </w:pPr>
+      <w:bookmarkStart w:id="46" w:name="_Toc170137521"/>
+      <w:r>
+        <w:t>Deleting objects</w:t>
+      </w:r>
+      <w:bookmarkEnd w:id="46"/>
+    </w:p>
+    <w:p>
+      <w:pPr>
+        <w:pStyle w:val="BodyText"/>
+      </w:pPr>
+      <w:r>
+        <w:t xml:space="preserve">To delete an object, use </w:t>
+      </w:r>
+      <w:r>
+        <w:t>the Delete method</w:t>
       </w:r>
     </w:p>
     <w:p>
       <w:pPr>
         <w:pStyle w:val="Example"/>
       </w:pPr>
-      <w:r>
-        <w:t xml:space="preserve">plist = </w:t>
-      </w:r>
       <w:proofErr w:type="gramStart"/>
       <w:r>
-        <w:t>lexicon.MorphTypesOA</w:t>
+        <w:t>entry.Delete</w:t>
       </w:r>
       <w:proofErr w:type="gramEnd"/>
       <w:r>
-        <w:br/>
-        <w:t>stem = plist.FindPossibilityByName(plist.PossibilitiesOS, 'stem', wsa)</w:t>
-      </w:r>
-    </w:p>
-    <w:p>
-      <w:pPr>
-        <w:pStyle w:val="Heading1"/>
-      </w:pPr>
-      <w:bookmarkStart w:id="38" w:name="_Toc169359455"/>
-      <w:r>
-        <w:t>Using Atomic owning and reference properties</w:t>
-      </w:r>
-      <w:bookmarkEnd w:id="38"/>
-    </w:p>
-    <w:p>
-      <w:pPr>
-        <w:pStyle w:val="BodyText"/>
-      </w:pPr>
-      <w:r>
-        <w:t>To add an object to an atomic owning property we use this syntax. In this case, LexemeForm on LexEntry is an atomic owning property. This code creates a MoStemAllomorph object and adds it to the LexemeForm of the entry.</w:t>
-      </w:r>
-    </w:p>
-    <w:p>
-      <w:pPr>
-        <w:pStyle w:val="Example"/>
-      </w:pPr>
-      <w:r>
-        <w:t xml:space="preserve">stemAllo = </w:t>
-      </w:r>
-      <w:proofErr w:type="gramStart"/>
-      <w:r>
-        <w:t>sl.GetInstance</w:t>
-      </w:r>
-      <w:proofErr w:type="gramEnd"/>
-      <w:r>
-        <w:t>(IMoStemAllomorphFactory).Create()</w:t>
-      </w:r>
-      <w:r>
-        <w:br/>
-        <w:t>entry.LexemeFormOA = stemAllo</w:t>
-      </w:r>
-    </w:p>
-    <w:p>
-      <w:pPr>
-        <w:pStyle w:val="BodyText"/>
-      </w:pPr>
-      <w:r>
-        <w:t>To access an object from an atomic property, you use this syntax. This would get the MoForm object owned in the atomic LexemeForm property of LexEntry.</w:t>
-      </w:r>
-    </w:p>
-    <w:p>
-      <w:pPr>
-        <w:pStyle w:val="Example"/>
-      </w:pPr>
-      <w:r>
-        <w:t xml:space="preserve">allo = </w:t>
-      </w:r>
-      <w:proofErr w:type="gramStart"/>
-      <w:r>
-        <w:t>entry.LexemeFormOA</w:t>
-      </w:r>
-      <w:proofErr w:type="gramEnd"/>
-    </w:p>
-    <w:p>
-      <w:pPr>
-        <w:pStyle w:val="BodyText"/>
-      </w:pPr>
-      <w:r>
-        <w:t xml:space="preserve">In the Python console you can see how this works. It initially sets allo to an IMoForm as demonstrated with the __class__ method. You can </w:t>
-      </w:r>
-      <w:r>
-        <w:t>get</w:t>
-      </w:r>
-      <w:r>
-        <w:t xml:space="preserve"> the exact class by using the ClassName method. Once you know the class name, you can cast the object to an instance of that class. At that point all of the methods on MoStemAllomorph would be available.</w:t>
-      </w:r>
-    </w:p>
-    <w:p>
-      <w:pPr>
-        <w:pStyle w:val="Example"/>
-      </w:pPr>
-      <w:r>
-        <w:t xml:space="preserve">allo = </w:t>
-      </w:r>
-      <w:proofErr w:type="gramStart"/>
-      <w:r>
-        <w:t>entry.LexemeFormOA</w:t>
-      </w:r>
-      <w:proofErr w:type="gramEnd"/>
-      <w:r>
-        <w:br/>
-        <w:t>&gt;&gt;&gt; allo.__class__</w:t>
-      </w:r>
-      <w:r>
-        <w:br/>
-        <w:t>&lt;class 'SIL.LCModel.IMoForm'&gt;</w:t>
-      </w:r>
-      <w:r>
-        <w:br/>
-        <w:t>&gt;&gt;&gt; allo.ClassName</w:t>
-      </w:r>
-      <w:r>
-        <w:br/>
-        <w:t>‘MoStemAllomorph’</w:t>
-      </w:r>
-      <w:r>
-        <w:br/>
-        <w:t>&gt;&gt;&gt; allo = IMoStemAllomorph(allo)</w:t>
-      </w:r>
-      <w:r>
-        <w:br/>
-        <w:t>&gt;&gt;&gt; allo.__class__</w:t>
-      </w:r>
-      <w:r>
-        <w:br/>
-        <w:t>&lt;class 'SIL.LCModel.IMoStemAllomorph'&gt;</w:t>
-      </w:r>
-    </w:p>
-    <w:p>
-      <w:pPr>
-        <w:pStyle w:val="BodyText"/>
-      </w:pPr>
-      <w:r>
-        <w:t>If you just want to get the LexemeForm string, you can use this code</w:t>
-      </w:r>
-    </w:p>
-    <w:p>
-      <w:pPr>
-        <w:pStyle w:val="Example"/>
-      </w:pPr>
-      <w:r>
-        <w:t>lexform = entry.LexemeFormOA.Form.get_String(wsv</w:t>
-      </w:r>
-      <w:proofErr w:type="gramStart"/>
-      <w:r>
-        <w:t>).Text</w:t>
-      </w:r>
-      <w:proofErr w:type="gramEnd"/>
-    </w:p>
-    <w:p>
-      <w:pPr>
-        <w:pStyle w:val="BodyText"/>
-      </w:pPr>
-      <w:r>
-        <w:t>Atomic reference properties are accessed in the same way, but the property would have RA in the property name.</w:t>
-      </w:r>
-    </w:p>
-    <w:p>
-      <w:pPr>
-        <w:pStyle w:val="BodyText"/>
-      </w:pPr>
-      <w:r>
-        <w:t>The following would get the object from the MorphoSyntaxAnalysis atomic reference property of LexSense.</w:t>
-      </w:r>
-    </w:p>
-    <w:p>
-      <w:pPr>
-        <w:pStyle w:val="Example"/>
-      </w:pPr>
-      <w:r>
-        <w:t xml:space="preserve">stemMsa = </w:t>
-      </w:r>
-      <w:proofErr w:type="gramStart"/>
-      <w:r>
-        <w:t>sense.MorphoSyntaxAnalysisRA</w:t>
-      </w:r>
-      <w:proofErr w:type="gramEnd"/>
-    </w:p>
-    <w:p>
-      <w:pPr>
-        <w:pStyle w:val="BodyText"/>
-      </w:pPr>
-      <w:r>
-        <w:t xml:space="preserve">The following would </w:t>
-      </w:r>
-      <w:r>
-        <w:t>set the MorphoSyntaxAnalysis atomic reference property on LexSense to the stemMsa object.</w:t>
-      </w:r>
-    </w:p>
-    <w:p>
-      <w:pPr>
-        <w:pStyle w:val="Example"/>
-      </w:pPr>
-      <w:proofErr w:type="gramStart"/>
-      <w:r>
-        <w:t>sense.MorphoSyntaxAnalysisRA</w:t>
-      </w:r>
-      <w:proofErr w:type="gramEnd"/>
-      <w:r>
-        <w:t xml:space="preserve"> = stemMsa</w:t>
-      </w:r>
-    </w:p>
-    <w:p>
-      <w:pPr>
-        <w:pStyle w:val="BodyText"/>
-      </w:pPr>
-      <w:r>
-        <w:t xml:space="preserve">The following line would remove the MoStemAllomorph from the LexemeForm atomic owning </w:t>
-      </w:r>
-      <w:r>
-        <w:t xml:space="preserve">property. </w:t>
-      </w:r>
-      <w:r>
-        <w:t>This would delete the</w:t>
-      </w:r>
-      <w:r>
-        <w:t xml:space="preserve"> MoStemAllomorph from the project.</w:t>
-      </w:r>
-    </w:p>
-    <w:p>
-      <w:pPr>
-        <w:pStyle w:val="Example"/>
-      </w:pPr>
-      <w:proofErr w:type="gramStart"/>
-      <w:r>
-        <w:t>entry.LexemeForm</w:t>
-      </w:r>
-      <w:r>
-        <w:t>OA</w:t>
-      </w:r>
-      <w:proofErr w:type="gramEnd"/>
-      <w:r>
-        <w:t xml:space="preserve"> = None</w:t>
-      </w:r>
-    </w:p>
-    <w:p>
-      <w:pPr>
-        <w:pStyle w:val="Heading1"/>
-      </w:pPr>
-      <w:bookmarkStart w:id="39" w:name="_Toc169359456"/>
-      <w:r>
-        <w:lastRenderedPageBreak/>
-        <w:t>Using Sequence owning and reference properties</w:t>
-      </w:r>
-      <w:bookmarkEnd w:id="39"/>
-    </w:p>
-    <w:p>
-      <w:pPr>
-        <w:pStyle w:val="BodyText"/>
-      </w:pPr>
-      <w:r>
-        <w:t>The Add method will add an object to a sequence owning property. The following example creates a LexSense object and adds it to the Senses owning sequence property of the entry.</w:t>
-      </w:r>
-    </w:p>
-    <w:p>
-      <w:pPr>
-        <w:pStyle w:val="Example"/>
-      </w:pPr>
-      <w:r>
-        <w:t xml:space="preserve">sense = </w:t>
-      </w:r>
-      <w:proofErr w:type="gramStart"/>
-      <w:r>
-        <w:t>sl.GetInstance</w:t>
-      </w:r>
-      <w:proofErr w:type="gramEnd"/>
-      <w:r>
-        <w:t>(ILexSenseFactory).Create()</w:t>
-      </w:r>
-      <w:r>
-        <w:br/>
-        <w:t>entry.SensesOS.Add(sense)</w:t>
-      </w:r>
-    </w:p>
-    <w:p>
-      <w:pPr>
-        <w:pStyle w:val="BodyText"/>
-      </w:pPr>
-      <w:r>
-        <w:t>For sequence properties, the Insert method will let you add an object at a specific location in a sequence. It has two parameters: the first is an integer offset into the sequence (0 inserts before the first item, etc.) The second parameter is the object you are inserting.</w:t>
-      </w:r>
-    </w:p>
-    <w:p>
-      <w:pPr>
-        <w:pStyle w:val="BodyText"/>
-      </w:pPr>
-      <w:r>
-        <w:t>In this example the entry already has 2 senses. This creates a new sense and inserts it between the original senses and gives it a gloss of “new 2nd sense”.</w:t>
-      </w:r>
-    </w:p>
-    <w:p>
-      <w:pPr>
-        <w:pStyle w:val="Example"/>
-      </w:pPr>
-      <w:r>
-        <w:t xml:space="preserve">sense = </w:t>
-      </w:r>
-      <w:proofErr w:type="gramStart"/>
-      <w:r>
-        <w:t>sl.GetInstance</w:t>
-      </w:r>
-      <w:proofErr w:type="gramEnd"/>
-      <w:r>
-        <w:t>(ILexSenseFactory).Create()</w:t>
-      </w:r>
-      <w:r>
-        <w:br/>
-        <w:t>entry.SensesOS.Insert(1, sense)</w:t>
-      </w:r>
-      <w:r>
-        <w:br/>
-        <w:t>sense.Gloss.set_String(wsa, 'new 2nd sense')</w:t>
-      </w:r>
-    </w:p>
-    <w:p>
-      <w:pPr>
-        <w:pStyle w:val="BodyText"/>
-      </w:pPr>
-      <w:r>
-        <w:t>The MoveTo method allows you to move one or more items in a sequence to a new location. The first parameter is the index of the first item in the list to move. The second parameter is the index of the last item in the list to move. The third parameter is the target sequence. The fourth parameter is the starting index in the target list to which you want to move</w:t>
-      </w:r>
-      <w:r>
-        <w:t xml:space="preserve"> the item(s)</w:t>
-      </w:r>
-      <w:r>
-        <w:t xml:space="preserve">. </w:t>
-      </w:r>
-    </w:p>
-    <w:p>
-      <w:pPr>
-        <w:pStyle w:val="BodyText"/>
-      </w:pPr>
-      <w:r>
-        <w:t>For an entry with 3 senses, this code would switch the order of the second and third senses (e.g., original 1, 2, 3, and result 1, 3, 2).</w:t>
-      </w:r>
-    </w:p>
-    <w:p>
-      <w:pPr>
-        <w:pStyle w:val="Example"/>
-      </w:pPr>
-      <w:proofErr w:type="gramStart"/>
-      <w:r>
-        <w:t>entry.SensesOS.MoveTo</w:t>
-      </w:r>
-      <w:proofErr w:type="gramEnd"/>
-      <w:r>
-        <w:t>(1,1,entry.SensesOS,</w:t>
-      </w:r>
-      <w:r>
-        <w:t>3</w:t>
-      </w:r>
-      <w:r>
-        <w:t>)</w:t>
-      </w:r>
-    </w:p>
-    <w:p>
-      <w:pPr>
-        <w:pStyle w:val="BodyText"/>
-      </w:pPr>
-      <w:r>
-        <w:t>In sequence properties, there are methods that allow you to remove items from the sequences.</w:t>
-      </w:r>
-    </w:p>
-    <w:p>
-      <w:pPr>
-        <w:pStyle w:val="BodyText"/>
-      </w:pPr>
-      <w:r>
-        <w:t>The Remove method will remove a specific object from the sequence. It has one parameter which is the object you want to remove from the sequence.</w:t>
-      </w:r>
-    </w:p>
-    <w:p>
-      <w:pPr>
-        <w:pStyle w:val="BodyText"/>
-      </w:pPr>
-      <w:r>
-        <w:t>Given an entry with 2 senses, this code will remove the first sense. It returns True because it succeeded in removing the sense.</w:t>
-      </w:r>
-    </w:p>
-    <w:p>
-      <w:pPr>
-        <w:pStyle w:val="Example"/>
-      </w:pPr>
-      <w:r>
-        <w:t xml:space="preserve">sense = </w:t>
-      </w:r>
-      <w:proofErr w:type="gramStart"/>
-      <w:r>
-        <w:t>entry.SensesOS</w:t>
-      </w:r>
-      <w:proofErr w:type="gramEnd"/>
-      <w:r>
-        <w:t>[0]</w:t>
-      </w:r>
-      <w:r>
-        <w:br/>
-        <w:t>success = entry.SensesOS.Remove(sense)</w:t>
-      </w:r>
-      <w:r>
-        <w:br/>
-        <w:t>print(success)</w:t>
-      </w:r>
-      <w:r>
-        <w:br/>
-        <w:t>True</w:t>
-      </w:r>
-    </w:p>
-    <w:p>
-      <w:pPr>
-        <w:pStyle w:val="BodyText"/>
-      </w:pPr>
-      <w:r>
-        <w:t>The RemoveAt method will remove one item from the sequence. It has one parameter which is an integer offset into the sequence (0 would remove the first item).</w:t>
-      </w:r>
-    </w:p>
-    <w:p>
-      <w:pPr>
-        <w:pStyle w:val="BodyText"/>
-      </w:pPr>
-      <w:r>
-        <w:t xml:space="preserve">Given an entry with 3 senses, this </w:t>
-      </w:r>
-      <w:r>
-        <w:t>line</w:t>
-      </w:r>
-      <w:r>
-        <w:t xml:space="preserve"> will remove the middle entry.</w:t>
-      </w:r>
-    </w:p>
-    <w:p>
-      <w:pPr>
-        <w:pStyle w:val="Example"/>
-      </w:pPr>
-      <w:proofErr w:type="gramStart"/>
-      <w:r>
-        <w:t>entry.SensesOS.RemoveAt</w:t>
-      </w:r>
-      <w:proofErr w:type="gramEnd"/>
-      <w:r>
-        <w:t>(1)</w:t>
-      </w:r>
-    </w:p>
-    <w:p>
-      <w:pPr>
-        <w:pStyle w:val="BodyText"/>
-      </w:pPr>
-      <w:r>
-        <w:t>You can remove everything from a sequence account using the Clear method.</w:t>
-      </w:r>
-    </w:p>
-    <w:p>
-      <w:pPr>
-        <w:pStyle w:val="Example"/>
-      </w:pPr>
-      <w:proofErr w:type="gramStart"/>
-      <w:r>
-        <w:t>entry.</w:t>
-      </w:r>
-      <w:r>
-        <w:t>SensesOS</w:t>
-      </w:r>
-      <w:r>
-        <w:t>.Clear</w:t>
-      </w:r>
-      <w:proofErr w:type="gramEnd"/>
-      <w:r>
         <w:t>()</w:t>
       </w:r>
     </w:p>
@@ -7380,589 +9143,6 @@
         <w:pStyle w:val="BodyText"/>
       </w:pPr>
       <w:r>
-        <w:t xml:space="preserve">When </w:t>
-      </w:r>
-      <w:r>
-        <w:t>items</w:t>
-      </w:r>
-      <w:r>
-        <w:t xml:space="preserve"> </w:t>
-      </w:r>
-      <w:r>
-        <w:t>are</w:t>
-      </w:r>
-      <w:r>
-        <w:t xml:space="preserve"> removed from an owning sequence, </w:t>
-      </w:r>
-      <w:r>
-        <w:t>they are</w:t>
-      </w:r>
-      <w:r>
-        <w:t xml:space="preserve"> deleted from the project.</w:t>
-      </w:r>
-    </w:p>
-    <w:p>
-      <w:pPr>
-        <w:pStyle w:val="BodyText"/>
-      </w:pPr>
-      <w:r>
-        <w:t>One way to get a single entry would be to use the Entries method on LexDb. This is virtual since dictionary entries do not have owners</w:t>
-      </w:r>
-      <w:r>
-        <w:t>, so it doesn’t work the same as an actual sequence owning property</w:t>
-      </w:r>
-      <w:r>
-        <w:t>.</w:t>
-      </w:r>
-    </w:p>
-    <w:p>
-      <w:pPr>
-        <w:pStyle w:val="Example"/>
-      </w:pPr>
-      <w:r>
-        <w:lastRenderedPageBreak/>
-        <w:t xml:space="preserve">for e in </w:t>
-      </w:r>
-      <w:proofErr w:type="gramStart"/>
-      <w:r>
-        <w:t>lexicon.Entries</w:t>
-      </w:r>
-      <w:proofErr w:type="gramEnd"/>
-      <w:r>
-        <w:t>:</w:t>
-      </w:r>
-      <w:r>
-        <w:br/>
-        <w:t xml:space="preserve">    entry = e</w:t>
-      </w:r>
-      <w:r>
-        <w:br/>
-        <w:t xml:space="preserve">    break</w:t>
-      </w:r>
-    </w:p>
-    <w:p>
-      <w:pPr>
-        <w:pStyle w:val="BodyText"/>
-      </w:pPr>
-      <w:r>
-        <w:t xml:space="preserve">Possibility lists have a Possibilities owning sequence property. The following code will get the Parts </w:t>
-      </w:r>
-      <w:proofErr w:type="gramStart"/>
-      <w:r>
-        <w:t>Of</w:t>
-      </w:r>
-      <w:proofErr w:type="gramEnd"/>
-      <w:r>
-        <w:t xml:space="preserve"> Speech possibility list from LangProject and gets the number of PartOfSpeech objects at the top level. Then, since this is an owning sequence, we can use an index to access the first PartOfSpeech object.</w:t>
-      </w:r>
-    </w:p>
-    <w:p>
-      <w:pPr>
-        <w:pStyle w:val="Example"/>
-      </w:pPr>
-      <w:r>
-        <w:t xml:space="preserve">poslist = </w:t>
-      </w:r>
-      <w:proofErr w:type="gramStart"/>
-      <w:r>
-        <w:t>lp.PartsOfSpeechOA</w:t>
-      </w:r>
-      <w:proofErr w:type="gramEnd"/>
-      <w:r>
-        <w:br/>
-        <w:t>num = poslist.PossibilitiesOS.Count</w:t>
-      </w:r>
-      <w:r>
-        <w:br/>
-      </w:r>
-      <w:r>
-        <w:t>pos = poslist.PossibilitiesOS[0]</w:t>
-      </w:r>
-    </w:p>
-    <w:p>
-      <w:pPr>
-        <w:pStyle w:val="BodyText"/>
-      </w:pPr>
-      <w:r>
-        <w:t>This code is one way to print the names of the items</w:t>
-      </w:r>
-    </w:p>
-    <w:p>
-      <w:pPr>
-        <w:pStyle w:val="Example"/>
-      </w:pPr>
-      <w:r>
-        <w:t xml:space="preserve">for p in </w:t>
-      </w:r>
-      <w:proofErr w:type="gramStart"/>
-      <w:r>
-        <w:t>poslist.PossibilitiesOS</w:t>
-      </w:r>
-      <w:proofErr w:type="gramEnd"/>
-      <w:r>
-        <w:t>:</w:t>
-      </w:r>
-      <w:r>
-        <w:br/>
-        <w:t xml:space="preserve">   print(p)</w:t>
-      </w:r>
-    </w:p>
-    <w:p>
-      <w:pPr>
-        <w:pStyle w:val="BodyText"/>
-      </w:pPr>
-      <w:r>
-        <w:t>PossibilityList has a method that will return all of the possibilities including nested ones. This code will print all of these:</w:t>
-      </w:r>
-    </w:p>
-    <w:p>
-      <w:pPr>
-        <w:pStyle w:val="Example"/>
-      </w:pPr>
-      <w:r>
-        <w:t xml:space="preserve">for p in </w:t>
-      </w:r>
-      <w:proofErr w:type="gramStart"/>
-      <w:r>
-        <w:t>poslist.ReallyReallyAllPossibilities</w:t>
-      </w:r>
-      <w:proofErr w:type="gramEnd"/>
-      <w:r>
-        <w:t>:</w:t>
-      </w:r>
-      <w:r>
-        <w:br/>
-        <w:t xml:space="preserve">    print(p)</w:t>
-      </w:r>
-    </w:p>
-    <w:p>
-      <w:pPr>
-        <w:pStyle w:val="BodyText"/>
-      </w:pPr>
-      <w:r>
-        <w:t>PossibilityList has a FindPossibilityByName method that will return an item from the list in a specified writing system with a specified name or abbreviation where. case is significant. If an item is not found, the result will be None. In addition to flat lists, this will recurse to subitems as well.</w:t>
-      </w:r>
-    </w:p>
-    <w:p>
-      <w:pPr>
-        <w:pStyle w:val="BodyText"/>
-      </w:pPr>
-      <w:r>
-        <w:t>This example sets stem to the ‘stem’ IMorphType item from the Morph Types list using the default analysis writing system.</w:t>
-      </w:r>
-    </w:p>
-    <w:p>
-      <w:pPr>
-        <w:pStyle w:val="Example"/>
-      </w:pPr>
-      <w:r>
-        <w:t xml:space="preserve">plist = </w:t>
-      </w:r>
-      <w:proofErr w:type="gramStart"/>
-      <w:r>
-        <w:t>lexicon.MorphTypesOA</w:t>
-      </w:r>
-      <w:proofErr w:type="gramEnd"/>
-      <w:r>
-        <w:br/>
-        <w:t>stem = plist.FindPossibilityByName(plist.PossibilitiesOS, 'stem', wsa)</w:t>
-      </w:r>
-    </w:p>
-    <w:p>
-      <w:pPr>
-        <w:pStyle w:val="BodyText"/>
-      </w:pPr>
-      <w:r>
-        <w:t>For a sequence property, you can use an index to access an object in the sequence. This example returns the second sense in entry.</w:t>
-      </w:r>
-    </w:p>
-    <w:p>
-      <w:pPr>
-        <w:pStyle w:val="Example"/>
-      </w:pPr>
-      <w:r>
-        <w:t xml:space="preserve">sense = </w:t>
-      </w:r>
-      <w:proofErr w:type="gramStart"/>
-      <w:r>
-        <w:t>entry.SensesOS</w:t>
-      </w:r>
-      <w:proofErr w:type="gramEnd"/>
-      <w:r>
-        <w:t>[1]</w:t>
-      </w:r>
-    </w:p>
-    <w:p>
-      <w:pPr>
-        <w:pStyle w:val="Heading1"/>
-      </w:pPr>
-      <w:bookmarkStart w:id="40" w:name="_Toc169359457"/>
-      <w:r>
-        <w:t>Using Collection owning and reference properties</w:t>
-      </w:r>
-      <w:bookmarkEnd w:id="40"/>
-    </w:p>
-    <w:p>
-      <w:pPr>
-        <w:pStyle w:val="BodyText"/>
-      </w:pPr>
-      <w:r>
-        <w:t>The Add method will add an object to a collection owning property. The following example creates a MoStemMsa object and adds it to the MorphoSyntaxAnalyses owning collection property of the entry.</w:t>
-      </w:r>
-    </w:p>
-    <w:p>
-      <w:pPr>
-        <w:pStyle w:val="Example"/>
-      </w:pPr>
-      <w:r>
-        <w:t xml:space="preserve">msa = </w:t>
-      </w:r>
-      <w:proofErr w:type="gramStart"/>
-      <w:r>
-        <w:t>sl.GetInstance</w:t>
-      </w:r>
-      <w:proofErr w:type="gramEnd"/>
-      <w:r>
-        <w:t>(IMoStemMsaFactory).Create()</w:t>
-      </w:r>
-      <w:r>
-        <w:br/>
-      </w:r>
-      <w:r>
-        <w:t>entry.MorphoSyntaxAnalysesOC.Add(msa)</w:t>
-      </w:r>
-    </w:p>
-    <w:p>
-      <w:pPr>
-        <w:pStyle w:val="BodyText"/>
-      </w:pPr>
-      <w:r>
-        <w:t>There are no Insert methods for collections since the properties have no inherent order.</w:t>
-      </w:r>
-    </w:p>
-    <w:p>
-      <w:pPr>
-        <w:pStyle w:val="BodyText"/>
-      </w:pPr>
-      <w:r>
-        <w:t>The following code will get the number of styles in an owning collection</w:t>
-      </w:r>
-    </w:p>
-    <w:p>
-      <w:pPr>
-        <w:pStyle w:val="Example"/>
-      </w:pPr>
-      <w:r>
-        <w:t>num</w:t>
-      </w:r>
-      <w:r>
-        <w:t xml:space="preserve"> = </w:t>
-      </w:r>
-      <w:proofErr w:type="gramStart"/>
-      <w:r>
-        <w:t>lp.StylesOC.</w:t>
-      </w:r>
-      <w:r>
-        <w:t>Count</w:t>
-      </w:r>
-      <w:proofErr w:type="gramEnd"/>
-    </w:p>
-    <w:p>
-      <w:pPr>
-        <w:pStyle w:val="BodyText"/>
-      </w:pPr>
-      <w:r>
-        <w:t xml:space="preserve">The StylesOC property on LangProject is a collection property, so it doesn’t accept an index to get a specific item. However, it provides a ToArray method that can be indexed. </w:t>
-      </w:r>
-      <w:proofErr w:type="gramStart"/>
-      <w:r>
-        <w:t>So</w:t>
-      </w:r>
-      <w:proofErr w:type="gramEnd"/>
-      <w:r>
-        <w:t xml:space="preserve"> this code will pick up the </w:t>
-      </w:r>
-      <w:r>
-        <w:t>‘</w:t>
-      </w:r>
-      <w:r>
-        <w:t>first</w:t>
-      </w:r>
-      <w:r>
-        <w:t>’</w:t>
-      </w:r>
-      <w:r>
-        <w:t xml:space="preserve"> style</w:t>
-      </w:r>
-      <w:r>
-        <w:t xml:space="preserve">, but keep in mind there really isn’t a first style since they are simply </w:t>
-      </w:r>
-      <w:r>
-        <w:lastRenderedPageBreak/>
-        <w:t>a collection</w:t>
-      </w:r>
-      <w:r>
-        <w:t>, although in fwdata, there is an order that the objsur elements are stored, so this method will use that order.</w:t>
-      </w:r>
-    </w:p>
-    <w:p>
-      <w:pPr>
-        <w:pStyle w:val="Example"/>
-      </w:pPr>
-      <w:r>
-        <w:t xml:space="preserve">style = </w:t>
-      </w:r>
-      <w:proofErr w:type="gramStart"/>
-      <w:r>
-        <w:t>lp.StylesOC.ToArray</w:t>
-      </w:r>
-      <w:proofErr w:type="gramEnd"/>
-      <w:r>
-        <w:t>()[0]</w:t>
-      </w:r>
-    </w:p>
-    <w:p>
-      <w:pPr>
-        <w:pStyle w:val="BodyText"/>
-      </w:pPr>
-      <w:r>
-        <w:t xml:space="preserve">Collections can still be processed with a </w:t>
-      </w:r>
-      <w:r>
-        <w:t>‘</w:t>
-      </w:r>
-      <w:r>
-        <w:t>for</w:t>
-      </w:r>
-      <w:r>
-        <w:t>’</w:t>
-      </w:r>
-      <w:r>
-        <w:t xml:space="preserve"> loop. The following code will print all of the styles.</w:t>
-      </w:r>
-    </w:p>
-    <w:p>
-      <w:pPr>
-        <w:pStyle w:val="Example"/>
-      </w:pPr>
-      <w:r>
-        <w:t xml:space="preserve">for s in </w:t>
-      </w:r>
-      <w:proofErr w:type="gramStart"/>
-      <w:r>
-        <w:t>lp.StylesOC</w:t>
-      </w:r>
-      <w:proofErr w:type="gramEnd"/>
-      <w:r>
-        <w:t>:</w:t>
-      </w:r>
-      <w:r>
-        <w:br/>
-        <w:t xml:space="preserve">    print(s)</w:t>
-      </w:r>
-    </w:p>
-    <w:p>
-      <w:pPr>
-        <w:pStyle w:val="BodyText"/>
-      </w:pPr>
-      <w:r>
-        <w:t>This method would just print the first style</w:t>
-      </w:r>
-      <w:r>
-        <w:t>:</w:t>
-      </w:r>
-    </w:p>
-    <w:p>
-      <w:pPr>
-        <w:pStyle w:val="BodyText"/>
-      </w:pPr>
-      <w:r>
-        <w:t xml:space="preserve">for s in </w:t>
-      </w:r>
-      <w:proofErr w:type="gramStart"/>
-      <w:r>
-        <w:t>lp.StylesOC</w:t>
-      </w:r>
-      <w:proofErr w:type="gramEnd"/>
-      <w:r>
-        <w:t>:</w:t>
-      </w:r>
-      <w:r>
-        <w:br/>
-        <w:t xml:space="preserve">     print(s)</w:t>
-      </w:r>
-      <w:r>
-        <w:br/>
-        <w:t xml:space="preserve">     break</w:t>
-      </w:r>
-    </w:p>
-    <w:p>
-      <w:pPr>
-        <w:pStyle w:val="BodyText"/>
-      </w:pPr>
-      <w:r>
-        <w:t xml:space="preserve">You can </w:t>
-      </w:r>
-      <w:r>
-        <w:t xml:space="preserve">remove everything from a collection </w:t>
-      </w:r>
-      <w:r>
-        <w:t>property</w:t>
-      </w:r>
-      <w:r>
-        <w:t xml:space="preserve"> using the </w:t>
-      </w:r>
-      <w:r>
-        <w:t>Clear</w:t>
-      </w:r>
-      <w:r>
-        <w:t xml:space="preserve"> method.</w:t>
-      </w:r>
-    </w:p>
-    <w:p>
-      <w:pPr>
-        <w:pStyle w:val="Example"/>
-      </w:pPr>
-      <w:proofErr w:type="gramStart"/>
-      <w:r>
-        <w:t>entry.MorphoSyntaxAnalysesOC.Clear</w:t>
-      </w:r>
-      <w:proofErr w:type="gramEnd"/>
-      <w:r>
-        <w:t>()</w:t>
-      </w:r>
-    </w:p>
-    <w:p>
-      <w:pPr>
-        <w:pStyle w:val="BodyText"/>
-      </w:pPr>
-      <w:r>
-        <w:t>You can remove a single object from a collection property using the Remove method. It has a single argument, which is the object you are wanting to remove. This method returns True if it found and removed the object, or False, otherwise. The following removes the msa MoMorphoSyntaxAnalysis object from the MorphoSyntaxAnalyses reference property of LexEntry.</w:t>
-      </w:r>
-    </w:p>
-    <w:p>
-      <w:pPr>
-        <w:pStyle w:val="Example"/>
-      </w:pPr>
-      <w:proofErr w:type="gramStart"/>
-      <w:r>
-        <w:t>entry.MorphoSyntaxAnalysesOC.Remove</w:t>
-      </w:r>
-      <w:proofErr w:type="gramEnd"/>
-      <w:r>
-        <w:t>(ms</w:t>
-      </w:r>
-      <w:r>
-        <w:t>a</w:t>
-      </w:r>
-      <w:r>
-        <w:t>)</w:t>
-      </w:r>
-      <w:r>
-        <w:br/>
-        <w:t>True</w:t>
-      </w:r>
-    </w:p>
-    <w:p>
-      <w:pPr>
-        <w:pStyle w:val="BodyText"/>
-      </w:pPr>
-      <w:r>
-        <w:t>When removing an object from a reference property, the object is not deleted from the project since this is only a reference, and not an owning property.</w:t>
-      </w:r>
-    </w:p>
-    <w:p>
-      <w:pPr>
-        <w:pStyle w:val="BodyText"/>
-      </w:pPr>
-      <w:r>
-        <w:t>Adding to reference properties is similar to owning properties</w:t>
-      </w:r>
-      <w:r>
-        <w:t>. When adding, you need to add the actual object to the property, not just a guid or hvo. For example, the following code shows two ways to add a semantic domain (1.6 – Animal) to a sense. The first sample uses the FindPossibilityByName method to find the semantic domain with abbreviation 1.6 (‘Animal’ would also work) and then it adds the item to the SemanticDomains reference collection of LexSense. The second sample gets a SemanticDomain object using the GetInstance on the ServiceLocator and then using the GetObject method to get an item using the guid for the item, then it can add that to the sense. For most factory lists, the guids are identical across projects. Both of these samples would produce the same result.</w:t>
-      </w:r>
-    </w:p>
-    <w:p>
-      <w:pPr>
-        <w:pStyle w:val="Example"/>
-      </w:pPr>
-      <w:r>
-        <w:t>plist = lp.SemanticDomainListOA</w:t>
-      </w:r>
-      <w:r>
-        <w:br/>
-        <w:t>sense.SemanticDomainsRC.</w:t>
-      </w:r>
-      <w:proofErr w:type="gramStart"/>
-      <w:r>
-        <w:t>Add(</w:t>
-      </w:r>
-      <w:proofErr w:type="gramEnd"/>
-      <w:r>
-        <w:t>plist.FindPossibilityByName(plist.PossibilitiesOS, '1.6', wsa))</w:t>
-      </w:r>
-      <w:r>
-        <w:br/>
-      </w:r>
-      <w:r>
-        <w:br/>
-        <w:t>semdomRepo = sl.GetInstance(ICmSemanticDomainRepository)</w:t>
-      </w:r>
-      <w:r>
-        <w:br/>
-        <w:t>semdom = semdomRepo.GetObject(Guid("</w:t>
-      </w:r>
-      <w:r>
-        <w:t>944cf5af-469e-4b03-878f-a05d34b0d9f6</w:t>
-      </w:r>
-      <w:r>
-        <w:t>"))</w:t>
-      </w:r>
-      <w:r>
-        <w:br/>
-        <w:t>sense.SemanticDomainsRC.Add(semdom)</w:t>
-      </w:r>
-    </w:p>
-    <w:p>
-      <w:pPr>
-        <w:pStyle w:val="Heading1"/>
-      </w:pPr>
-      <w:bookmarkStart w:id="41" w:name="_Toc169359458"/>
-      <w:r>
-        <w:t>Deleting objects</w:t>
-      </w:r>
-      <w:bookmarkEnd w:id="41"/>
-    </w:p>
-    <w:p>
-      <w:pPr>
-        <w:pStyle w:val="BodyText"/>
-      </w:pPr>
-      <w:r>
-        <w:t xml:space="preserve">To delete an object, use </w:t>
-      </w:r>
-      <w:r>
-        <w:t>the Delete method</w:t>
-      </w:r>
-    </w:p>
-    <w:p>
-      <w:pPr>
-        <w:pStyle w:val="Example"/>
-      </w:pPr>
-      <w:proofErr w:type="gramStart"/>
-      <w:r>
-        <w:t>entry.Delete</w:t>
-      </w:r>
-      <w:proofErr w:type="gramEnd"/>
-      <w:r>
-        <w:t>()</w:t>
-      </w:r>
-    </w:p>
-    <w:p>
-      <w:pPr>
-        <w:pStyle w:val="BodyText"/>
-      </w:pPr>
-      <w:r>
-        <w:lastRenderedPageBreak/>
         <w:t xml:space="preserve">This deletes the entry, along with </w:t>
       </w:r>
       <w:r>
@@ -7990,11 +9170,11 @@
       <w:pPr>
         <w:pStyle w:val="Heading1"/>
       </w:pPr>
-      <w:bookmarkStart w:id="42" w:name="_Toc169359459"/>
+      <w:bookmarkStart w:id="47" w:name="_Toc170137522"/>
       <w:r>
         <w:t>Building a FLEx entry using Python</w:t>
       </w:r>
-      <w:bookmarkEnd w:id="42"/>
+      <w:bookmarkEnd w:id="47"/>
     </w:p>
     <w:p>
       <w:pPr>
@@ -8127,54 +9307,603 @@
         <w:t xml:space="preserve"> that sl has been set to the ServiceLocator in the LCM Cache</w:t>
       </w:r>
       <w:r>
-        <w:t xml:space="preserve">, </w:t>
-      </w:r>
-      <w:r>
-        <w:t>lp for the LangProject class</w:t>
+        <w:t>, lp for the LangProject class, and lexicon for the LexDb class</w:t>
+      </w:r>
+      <w:r>
+        <w:t xml:space="preserve"> as in section </w:t>
+      </w:r>
+      <w:r>
+        <w:fldChar w:fldCharType="begin"/>
+      </w:r>
+      <w:r>
+        <w:instrText xml:space="preserve"> REF _Ref169071878 \r \h </w:instrText>
+      </w:r>
+      <w:r>
+        <w:fldChar w:fldCharType="separate"/>
+      </w:r>
+      <w:r>
+        <w:rPr>
+          <w:cs/>
+        </w:rPr>
+        <w:t>‎</w:t>
+      </w:r>
+      <w:r>
+        <w:t>2</w:t>
+      </w:r>
+      <w:r>
+        <w:fldChar w:fldCharType="end"/>
+      </w:r>
+    </w:p>
+    <w:p>
+      <w:pPr>
+        <w:pStyle w:val="BodyText"/>
+      </w:pPr>
+      <w:r>
+        <w:t xml:space="preserve">When a class is created, it’s best to place it in the owning property of its owner before adding other properties to the new class. Some of the properties (e.g., the PartOfSpeech for MoStemMsa) will give an error </w:t>
+      </w:r>
+      <w:r>
+        <w:t>if you</w:t>
+      </w:r>
+      <w:r>
+        <w:t xml:space="preserve"> attempt to assign a value to it before it has an owner, presumably because it needs to check something in the owner as part of the setting process.</w:t>
+      </w:r>
+    </w:p>
+    <w:p>
+      <w:pPr>
+        <w:pStyle w:val="Example"/>
+      </w:pPr>
+      <w:r>
+        <w:lastRenderedPageBreak/>
+        <w:t>#### Create entry</w:t>
+      </w:r>
+      <w:r>
+        <w:br/>
+        <w:t>entry = sl.GetInstance(ILexEntryFactory).Create()</w:t>
+      </w:r>
+      <w:r>
+        <w:br/>
+        <w:t>#### Create MoStemAllomorph and add to entry LexemeForm</w:t>
+      </w:r>
+      <w:r>
+        <w:br/>
+        <w:t>stemAllo = sl.GetInstance(IMoStemAllomorphFactory).Create()</w:t>
+      </w:r>
+      <w:r>
+        <w:br/>
+        <w:t>entry.LexemeFormOA = stemAllo</w:t>
+      </w:r>
+      <w:r>
+        <w:br/>
+        <w:t>stemAllo.Form.set_String(wsv, 'lion')</w:t>
+      </w:r>
+      <w:r>
+        <w:br/>
+      </w:r>
+      <w:r>
+        <w:t>plist</w:t>
+      </w:r>
+      <w:r>
+        <w:t xml:space="preserve"> = lexicon.MorphTypesOA</w:t>
+      </w:r>
+      <w:r>
+        <w:br/>
+        <w:t>stemAllo.MorphTypeRA = plist.FindPossibilityByName(plist.PossibilitiesOS, 'stem', wsa)</w:t>
+      </w:r>
+      <w:r>
+        <w:br/>
+        <w:t>#### Create MoStemMsa and add to entry MorphoSyntaxAnalyses</w:t>
+      </w:r>
+      <w:r>
+        <w:br/>
+        <w:t>stemMsa = sl.GetInstance(IMoStemMsaFactory).Create()</w:t>
+      </w:r>
+      <w:r>
+        <w:br/>
+        <w:t>entry.MorphoSyntaxAnalysesOC.Add(stemMsa)</w:t>
+      </w:r>
+      <w:r>
+        <w:br/>
+        <w:t>plist = lp.PartsOfSpeechOA</w:t>
+      </w:r>
+      <w:r>
+        <w:br/>
+        <w:t>stemMsa.PartOfSpeechRA = plist.FindPossibilityByName(plist.PossibilitiesOS, 'Noun', wsa)</w:t>
+      </w:r>
+      <w:r>
+        <w:br/>
+        <w:t>#### Create sense and add to entry Senses</w:t>
+      </w:r>
+      <w:r>
+        <w:br/>
+        <w:t>sense = sl.GetInstance(ILexSenseFactory).Create()</w:t>
+      </w:r>
+      <w:r>
+        <w:br/>
+        <w:t>entry.SensesOS.Add(sense)</w:t>
+      </w:r>
+      <w:r>
+        <w:br/>
+        <w:t>sense.Gloss.set_String(wsa, 'lion')</w:t>
+      </w:r>
+      <w:r>
+        <w:br/>
+        <w:t xml:space="preserve">sense.Definition.set_String(wsa, 'A large carnivorous feline mammal.') </w:t>
+      </w:r>
+      <w:r>
+        <w:br/>
+        <w:t>sense.MorphoSyntaxAnalysisRA = stemMsa</w:t>
+      </w:r>
+      <w:r>
+        <w:br/>
+        <w:t>plist = lp.SemanticDomainListOA</w:t>
+      </w:r>
+      <w:r>
+        <w:br/>
+        <w:t>sense.SemanticDomainsRC.Add(plist.FindPossibilityByName(plist.PossibilitiesOS, '1.6', wsa))</w:t>
+      </w:r>
+      <w:r>
+        <w:br/>
+        <w:t>sense.SemanticDomainsRC.Add(plist.FindPossibilityByName(plist.PossibilitiesOS, '1.6.1.1.2', wsa))</w:t>
+      </w:r>
+      <w:r>
+        <w:br/>
+        <w:t>#### Create example sentence and add to sense Examples</w:t>
+      </w:r>
+      <w:r>
+        <w:br/>
+        <w:t>example = sl.GetInstance(ILexExampleSentenceFactory).Create()</w:t>
+      </w:r>
+      <w:r>
+        <w:br/>
+        <w:t>sense.ExamplesOS.Add(example)</w:t>
+      </w:r>
+      <w:r>
+        <w:br/>
+        <w:t>example.Example.set_String(wsv, 'Le lion est le roi de la jungle.')</w:t>
+      </w:r>
+      <w:r>
+        <w:br/>
+        <w:t>#### Create example translation  and add to example Translations</w:t>
+      </w:r>
+      <w:r>
+        <w:br/>
+        <w:t>plist = lp.TranslationTagsOA</w:t>
+      </w:r>
+      <w:r>
+        <w:br/>
+        <w:t>freeTrans = plist.FindPossibilityByName(plist.PossibilitiesOS, 'Free translation', wsa)</w:t>
+      </w:r>
+      <w:r>
+        <w:br/>
+        <w:t>translation = sl.GetInstance(ICmTranslationFactory).Create(example, freeTrans)</w:t>
+      </w:r>
+      <w:r>
+        <w:br/>
+        <w:t>translation.Translation.set_String(wsa, 'The lion is the king of the jungle.')</w:t>
+      </w:r>
+    </w:p>
+    <w:p>
+      <w:pPr>
+        <w:pStyle w:val="BodyText"/>
+      </w:pPr>
+      <w:r>
+        <w:t>This summarizes what happens in each section of this code and shows the resulting data in the FLEx fwdata file.</w:t>
+      </w:r>
+    </w:p>
+    <w:p>
+      <w:pPr>
+        <w:pStyle w:val="BodyText"/>
+      </w:pPr>
+      <w:r>
+        <w:t>The first step is to create the LexEntry which is the top of the ownership hierarchy for the entry.</w:t>
+      </w:r>
+      <w:r>
+        <w:t xml:space="preserve"> We use the ILexEntryFactory to create this LexEntry.</w:t>
+      </w:r>
+    </w:p>
+    <w:p>
+      <w:pPr>
+        <w:pStyle w:val="Example"/>
+      </w:pPr>
+      <w:r>
+        <w:t xml:space="preserve">entry = </w:t>
+      </w:r>
+      <w:proofErr w:type="gramStart"/>
+      <w:r>
+        <w:t>sl</w:t>
+      </w:r>
+      <w:r>
+        <w:t>.GetInstance</w:t>
+      </w:r>
+      <w:proofErr w:type="gramEnd"/>
+      <w:r>
+        <w:t>(ILexEntryFactory).Create()</w:t>
+      </w:r>
+    </w:p>
+    <w:p>
+      <w:pPr>
+        <w:pStyle w:val="BodyText"/>
+      </w:pPr>
+      <w:r>
+        <w:t>At this point we just have the LexEntry class without the three owned objects that will be added in the following steps.</w:t>
+      </w:r>
+    </w:p>
+    <w:p>
+      <w:pPr>
+        <w:pStyle w:val="Example"/>
+      </w:pPr>
+      <w:r>
+        <w:t>&lt;rt class="LexEntry" guid="58ec354f-9013-4aca-b20f-9e3f999e1b96"&gt;</w:t>
+      </w:r>
+      <w:r>
+        <w:br/>
+        <w:t>&lt;DateCreated val="2024-05-23 14:54:36.285" /&gt;</w:t>
+      </w:r>
+      <w:r>
+        <w:br/>
+        <w:t>&lt;DateModified val="2024-05-23 14:54:36.285" /&gt;</w:t>
+      </w:r>
+      <w:r>
+        <w:br/>
+        <w:t>&lt;DoNotUseForParsing val="False" /&gt;</w:t>
+      </w:r>
+      <w:r>
+        <w:br/>
+        <w:t>&lt;HomographNumber val="0" /&gt;</w:t>
+      </w:r>
+      <w:r>
+        <w:br/>
+        <w:t>&lt;LexemeForm&gt;</w:t>
+      </w:r>
+      <w:r>
+        <w:br/>
+        <w:t>&lt;objsur guid="856fd1a9-644d-4b60-9611-35dcb3d64d18" t="o" /&gt;</w:t>
+      </w:r>
+      <w:r>
+        <w:br/>
+        <w:t>&lt;/LexemeForm&gt;</w:t>
+      </w:r>
+      <w:r>
+        <w:br/>
+        <w:t>&lt;MorphoSyntaxAnalyses&gt;</w:t>
+      </w:r>
+      <w:r>
+        <w:br/>
+        <w:t>&lt;objsur guid="c710bbdc-11f7-46be-96c2-e81674138eed" t="o" /&gt;</w:t>
+      </w:r>
+      <w:r>
+        <w:br/>
+        <w:t>&lt;/MorphoSyntaxAnalyses&gt;</w:t>
+      </w:r>
+      <w:r>
+        <w:br/>
+        <w:t>&lt;Senses&gt;</w:t>
+      </w:r>
+      <w:r>
+        <w:br/>
+        <w:t>&lt;objsur guid="933e76a4-6ded-47df-81ca-581f4937c08a" t="o" /&gt;</w:t>
+      </w:r>
+      <w:r>
+        <w:br/>
+      </w:r>
+      <w:r>
+        <w:lastRenderedPageBreak/>
+        <w:t>&lt;/Senses&gt;</w:t>
+      </w:r>
+      <w:r>
+        <w:br/>
+        <w:t>&lt;/rt&gt;</w:t>
+      </w:r>
+    </w:p>
+    <w:p>
+      <w:pPr>
+        <w:pStyle w:val="BodyText"/>
+      </w:pPr>
+      <w:r>
+        <w:t xml:space="preserve">The next step is to </w:t>
+      </w:r>
+      <w:r>
+        <w:t>add</w:t>
+      </w:r>
+      <w:r>
+        <w:t xml:space="preserve"> a MoStemAllomorph </w:t>
+      </w:r>
+      <w:r>
+        <w:t>to the entry</w:t>
+      </w:r>
+      <w:r>
+        <w:t>.</w:t>
+      </w:r>
+      <w:r>
+        <w:t xml:space="preserve"> We use the IMoStemAllomorphFactory to create the object, then store it in the LexemeForm</w:t>
+      </w:r>
+      <w:r>
+        <w:t xml:space="preserve"> owning property</w:t>
+      </w:r>
+      <w:r>
+        <w:t xml:space="preserve"> of the LexEntry. Then we can store the lexeme form text in the </w:t>
+      </w:r>
+      <w:r>
+        <w:t xml:space="preserve">vernacular alternative of the </w:t>
+      </w:r>
+      <w:r>
+        <w:t xml:space="preserve">Form property of the MoStemAllomorph. To set the MorphType, we use the </w:t>
+      </w:r>
+      <w:r>
+        <w:t xml:space="preserve">FindPossibilityByName method on </w:t>
+      </w:r>
+      <w:r>
+        <w:t>the Morph Types list</w:t>
+      </w:r>
+      <w:r>
+        <w:t xml:space="preserve"> to get the </w:t>
+      </w:r>
+      <w:r>
+        <w:t>‘stem’ MorphType</w:t>
+      </w:r>
+      <w:r>
+        <w:t xml:space="preserve">, and then </w:t>
+      </w:r>
+      <w:r>
+        <w:t xml:space="preserve">store it in the MorphType </w:t>
+      </w:r>
+      <w:r>
+        <w:t xml:space="preserve">atomic reference </w:t>
+      </w:r>
+      <w:r>
+        <w:t>property.</w:t>
+      </w:r>
+    </w:p>
+    <w:p>
+      <w:pPr>
+        <w:pStyle w:val="Example"/>
+      </w:pPr>
+      <w:r>
+        <w:t xml:space="preserve">stemAllo = </w:t>
+      </w:r>
+      <w:proofErr w:type="gramStart"/>
+      <w:r>
+        <w:t>sl.GetInstance</w:t>
+      </w:r>
+      <w:proofErr w:type="gramEnd"/>
+      <w:r>
+        <w:t>(IMoStemAllomorphFactory).Create()</w:t>
+      </w:r>
+      <w:r>
+        <w:br/>
+        <w:t>entry.LexemeFormOA = stemAllo</w:t>
+      </w:r>
+      <w:r>
+        <w:br/>
+        <w:t>stemAllo.Form.set_String(wsv, 'lion')</w:t>
+      </w:r>
+      <w:r>
+        <w:br/>
+      </w:r>
+      <w:r>
+        <w:t>plist</w:t>
+      </w:r>
+      <w:r>
+        <w:t xml:space="preserve"> = lexicon.MorphTypesOA</w:t>
+      </w:r>
+      <w:r>
+        <w:br/>
+        <w:t xml:space="preserve">stemAllo.MorphTypeRA = </w:t>
+      </w:r>
+      <w:r>
+        <w:t>plist</w:t>
+      </w:r>
+      <w:r>
+        <w:t>.FindPossibilityByName(</w:t>
+      </w:r>
+      <w:r>
+        <w:t>plist</w:t>
+      </w:r>
+      <w:r>
+        <w:t>.PossibilitiesOS, 'stem', wsa)</w:t>
+      </w:r>
+    </w:p>
+    <w:p>
+      <w:pPr>
+        <w:pStyle w:val="Example"/>
+      </w:pPr>
+      <w:r>
+        <w:t>&lt;rt class="MoStemAllomorph" guid="856fd1a9-644d-4b60-9611-35dcb3d64d18" ownerguid="58ec354f-9013-4aca-b20f-9e3f999e1b96"&gt;</w:t>
+      </w:r>
+      <w:r>
+        <w:br/>
+        <w:t>&lt;Form&gt;</w:t>
+      </w:r>
+      <w:r>
+        <w:br/>
+        <w:t>&lt;AUni ws="fr"&gt;lion&lt;/AUni&gt;</w:t>
+      </w:r>
+      <w:r>
+        <w:br/>
+        <w:t>&lt;/Form&gt;</w:t>
+      </w:r>
+      <w:r>
+        <w:br/>
+        <w:t>&lt;IsAbstract val="False" /&gt;</w:t>
+      </w:r>
+      <w:r>
+        <w:br/>
+        <w:t>&lt;MorphType&gt;</w:t>
+      </w:r>
+      <w:r>
+        <w:br/>
+        <w:t>&lt;objsur guid="d7f713e8-e8cf-11d3-9764-00c04f186933" t="r" /&gt;</w:t>
+      </w:r>
+      <w:r>
+        <w:br/>
+        <w:t>&lt;/MorphType&gt;</w:t>
+      </w:r>
+      <w:r>
+        <w:br/>
+        <w:t>&lt;/rt&gt;</w:t>
+      </w:r>
+    </w:p>
+    <w:p>
+      <w:pPr>
+        <w:pStyle w:val="BodyText"/>
+      </w:pPr>
+      <w:r>
+        <w:t>The next step is to add a MoStemMsa object to the entry. We use the IMoStemMsaFactory to create the object, and then add it to the MorphoSyntaxAnalyses owning property of LexEntry.</w:t>
+      </w:r>
+      <w:r>
+        <w:t xml:space="preserve"> To set the PartOfSpeech reference property we </w:t>
+      </w:r>
+      <w:r>
+        <w:t xml:space="preserve">use the FindPossibilityByName method on </w:t>
+      </w:r>
+      <w:r>
+        <w:t>the Parts of Speech list</w:t>
+      </w:r>
+      <w:r>
+        <w:t xml:space="preserve"> to get the ‘Noun</w:t>
+      </w:r>
+      <w:r>
+        <w:t>’</w:t>
+      </w:r>
+      <w:r>
+        <w:t xml:space="preserve"> item</w:t>
+      </w:r>
+      <w:r>
+        <w:t>, then store a reference to the item in the PartOfSpeech reference atomic property.</w:t>
+      </w:r>
+    </w:p>
+    <w:p>
+      <w:pPr>
+        <w:pStyle w:val="Example"/>
+      </w:pPr>
+      <w:r>
+        <w:t xml:space="preserve">stemMsa = </w:t>
+      </w:r>
+      <w:proofErr w:type="gramStart"/>
+      <w:r>
+        <w:t>sl.GetInstance</w:t>
+      </w:r>
+      <w:proofErr w:type="gramEnd"/>
+      <w:r>
+        <w:t>(IMoStemMsaFactory).Create()</w:t>
+      </w:r>
+      <w:r>
+        <w:br/>
+        <w:t>entry.MorphoSyntaxAnalysesOC.Add(stemMsa)</w:t>
+      </w:r>
+      <w:r>
+        <w:br/>
+      </w:r>
+      <w:r>
+        <w:t>plist</w:t>
+      </w:r>
+      <w:r>
+        <w:t xml:space="preserve"> = lp.PartsOfSpeechOA</w:t>
+      </w:r>
+      <w:r>
+        <w:br/>
+        <w:t xml:space="preserve">stemMsa.PartOfSpeechRA = </w:t>
+      </w:r>
+      <w:r>
+        <w:t>plist</w:t>
+      </w:r>
+      <w:r>
+        <w:t>.FindPossibilityByName(</w:t>
+      </w:r>
+      <w:r>
+        <w:t>plist</w:t>
+      </w:r>
+      <w:r>
+        <w:t>.PossibilitiesOS, 'Noun', wsa)</w:t>
+      </w:r>
+    </w:p>
+    <w:p>
+      <w:pPr>
+        <w:pStyle w:val="Example"/>
+      </w:pPr>
+      <w:r>
+        <w:t>&lt;rt class="MoStemMsa" guid="c710bbdc-11f7-46be-96c2-e81674138eed" ownerguid="58ec354f-9013-4aca-b20f-9e3f999e1b96"&gt;</w:t>
+      </w:r>
+      <w:r>
+        <w:br/>
+        <w:t>&lt;PartOfSpeech&gt;</w:t>
+      </w:r>
+      <w:r>
+        <w:br/>
+        <w:t>&lt;objsur guid="a8e41fd3-e343-4c7c-aa05-01ea3dd5cfb5" t="r" /&gt;</w:t>
+      </w:r>
+      <w:r>
+        <w:br/>
+        <w:t>&lt;/PartOfSpeech&gt;</w:t>
+      </w:r>
+      <w:r>
+        <w:br/>
+        <w:t>&lt;/rt&gt;</w:t>
+      </w:r>
+    </w:p>
+    <w:p>
+      <w:pPr>
+        <w:pStyle w:val="BodyText"/>
+      </w:pPr>
+      <w:r>
+        <w:t>The next step is to add a sense to the entry. We use the ILexSenseFactory to create the LexSense object, and then store it in the Senses owning sequence property of LexEntry using the Add method. Next</w:t>
       </w:r>
       <w:r>
         <w:t>,</w:t>
       </w:r>
       <w:r>
-        <w:t xml:space="preserve"> and lexicon for the LexDb class</w:t>
-      </w:r>
-      <w:r>
-        <w:t xml:space="preserve"> as in section </w:t>
-      </w:r>
-      <w:r>
-        <w:fldChar w:fldCharType="begin"/>
-      </w:r>
-      <w:r>
-        <w:instrText xml:space="preserve"> REF _Ref169071878 \r \h </w:instrText>
-      </w:r>
-      <w:r>
-        <w:fldChar w:fldCharType="separate"/>
-      </w:r>
-      <w:r>
-        <w:rPr>
-          <w:cs/>
-        </w:rPr>
-        <w:t>‎</w:t>
-      </w:r>
-      <w:r>
-        <w:t>2</w:t>
-      </w:r>
-      <w:r>
-        <w:fldChar w:fldCharType="end"/>
-      </w:r>
-    </w:p>
-    <w:p>
-      <w:pPr>
-        <w:pStyle w:val="BodyText"/>
-      </w:pPr>
-      <w:r>
-        <w:t xml:space="preserve">When a class is created, it’s best to place it in the owning property of its owner before adding other properties to the new class. Some of the properties (e.g., the PartOfSpeech for MoStemMsa) will give an error </w:t>
-      </w:r>
-      <w:r>
-        <w:t>if you</w:t>
-      </w:r>
-      <w:r>
-        <w:t xml:space="preserve"> attempt to assign a value to it before it has an owner, presumably because it needs to check something in the owner as part of the setting process.</w:t>
+        <w:t xml:space="preserve"> we fill in the </w:t>
+      </w:r>
+      <w:r>
+        <w:t xml:space="preserve">analysis alternatives of the </w:t>
+      </w:r>
+      <w:r>
+        <w:t>Gloss and Definition properties. Next</w:t>
+      </w:r>
+      <w:r>
+        <w:t>,</w:t>
+      </w:r>
+      <w:r>
+        <w:t xml:space="preserve"> we </w:t>
+      </w:r>
+      <w:r>
+        <w:t>store a reference to the MoStemMsa in the</w:t>
+      </w:r>
+      <w:r>
+        <w:t xml:space="preserve"> </w:t>
+      </w:r>
+      <w:r>
+        <w:t xml:space="preserve">MorphoSyntaxAnalysis atomic reference property of LexEntry </w:t>
+      </w:r>
+      <w:r>
+        <w:t>Next,</w:t>
+      </w:r>
+      <w:r>
+        <w:t xml:space="preserve"> we add a couple semantic domains to the sense. In this case, we use the </w:t>
+      </w:r>
+      <w:r>
+        <w:t xml:space="preserve">FindPossibilityByName method on the semantic domain list with </w:t>
+      </w:r>
+      <w:r>
+        <w:t>Abbreviation</w:t>
+      </w:r>
+      <w:r>
+        <w:t>s</w:t>
+      </w:r>
+      <w:r>
+        <w:t xml:space="preserve"> of 1.6, and 1.6.1.1.2 to get the items</w:t>
+      </w:r>
+      <w:r>
+        <w:t>,</w:t>
+      </w:r>
+      <w:r>
+        <w:t xml:space="preserve"> and then store a reference to the items in the SemanticDomains refere</w:t>
+      </w:r>
+      <w:r>
+        <w:t>nce</w:t>
+      </w:r>
+      <w:r>
+        <w:t xml:space="preserve"> collection property of LexSense.</w:t>
       </w:r>
     </w:p>
     <w:p>
@@ -8182,6 +9911,518 @@
         <w:pStyle w:val="Example"/>
       </w:pPr>
       <w:r>
+        <w:t xml:space="preserve">sense = </w:t>
+      </w:r>
+      <w:proofErr w:type="gramStart"/>
+      <w:r>
+        <w:t>sl.GetInstance</w:t>
+      </w:r>
+      <w:proofErr w:type="gramEnd"/>
+      <w:r>
+        <w:t>(ILexSenseFactory).Create()</w:t>
+      </w:r>
+      <w:r>
+        <w:br/>
+        <w:t>entry.SensesOS.Add(sense)</w:t>
+      </w:r>
+      <w:r>
+        <w:br/>
+      </w:r>
+      <w:r>
+        <w:lastRenderedPageBreak/>
+        <w:t>sense.Gloss.set_String(wsa, 'lion')</w:t>
+      </w:r>
+      <w:r>
+        <w:br/>
+        <w:t xml:space="preserve">sense.Definition.set_String(wsa, 'A large carnivorous feline mammal.') </w:t>
+      </w:r>
+      <w:r>
+        <w:br/>
+      </w:r>
+      <w:proofErr w:type="gramStart"/>
+      <w:r>
+        <w:t>sense.MorphoSyntaxAnalysisRA</w:t>
+      </w:r>
+      <w:proofErr w:type="gramEnd"/>
+      <w:r>
+        <w:t xml:space="preserve"> = stemMsa</w:t>
+      </w:r>
+      <w:r>
+        <w:br/>
+      </w:r>
+      <w:r>
+        <w:t>plist</w:t>
+      </w:r>
+      <w:r>
+        <w:t xml:space="preserve"> = lp.SemanticDomainListOA</w:t>
+      </w:r>
+      <w:r>
+        <w:br/>
+        <w:t>sense.SemanticDomainsRC.Add(</w:t>
+      </w:r>
+      <w:r>
+        <w:t>plist</w:t>
+      </w:r>
+      <w:r>
+        <w:t>.FindPossibilityByName(</w:t>
+      </w:r>
+      <w:r>
+        <w:t>plist</w:t>
+      </w:r>
+      <w:r>
+        <w:t>.PossibilitiesOS, '1.6', wsa))</w:t>
+      </w:r>
+      <w:r>
+        <w:br/>
+        <w:t>sense.SemanticDomainsRC.Add(</w:t>
+      </w:r>
+      <w:r>
+        <w:t>plist</w:t>
+      </w:r>
+      <w:r>
+        <w:t>.FindPossibilityByName(</w:t>
+      </w:r>
+      <w:r>
+        <w:t>plist</w:t>
+      </w:r>
+      <w:r>
+        <w:t>.PossibilitiesOS, '1.6.1.1.2', wsa))</w:t>
+      </w:r>
+    </w:p>
+    <w:p>
+      <w:pPr>
+        <w:pStyle w:val="BodyText"/>
+      </w:pPr>
+      <w:r>
+        <w:t>At this point the Examples property is empty. It gets set in the next section.</w:t>
+      </w:r>
+    </w:p>
+    <w:p>
+      <w:pPr>
+        <w:pStyle w:val="Example"/>
+      </w:pPr>
+      <w:r>
+        <w:t>&lt;rt class="LexSense" guid="933e76a4-6ded-47df-81ca-581f4937c08a" ownerguid="58ec354f-9013-4aca-b20f-9e3f999e1b96"&gt;</w:t>
+      </w:r>
+      <w:r>
+        <w:br/>
+        <w:t>&lt;Definition&gt;</w:t>
+      </w:r>
+      <w:r>
+        <w:br/>
+        <w:t>&lt;AStr ws="en"&gt;</w:t>
+      </w:r>
+      <w:r>
+        <w:br/>
+        <w:t>&lt;Run ws="en"&gt;A large carnivorous feline mammal.&lt;/Run&gt;</w:t>
+      </w:r>
+      <w:r>
+        <w:br/>
+        <w:t>&lt;/AStr&gt;</w:t>
+      </w:r>
+      <w:r>
+        <w:br/>
+        <w:t>&lt;/Definition&gt;</w:t>
+      </w:r>
+      <w:r>
+        <w:br/>
+        <w:t>&lt;Examples&gt;</w:t>
+      </w:r>
+      <w:r>
+        <w:br/>
+        <w:t>&lt;objsur guid="807ee5ce-9312-4761-bc6c-089c0e6b34ac" t="o" /&gt;</w:t>
+      </w:r>
+      <w:r>
+        <w:br/>
+        <w:t>&lt;/Examples&gt;</w:t>
+      </w:r>
+      <w:r>
+        <w:br/>
+        <w:t>&lt;Gloss&gt;</w:t>
+      </w:r>
+      <w:r>
+        <w:br/>
+        <w:t>&lt;AUni ws="en"&gt;lion&lt;/AUni&gt;</w:t>
+      </w:r>
+      <w:r>
+        <w:br/>
+        <w:t>&lt;/Gloss&gt;</w:t>
+      </w:r>
+      <w:r>
+        <w:br/>
+        <w:t>&lt;MorphoSyntaxAnalysis&gt;</w:t>
+      </w:r>
+      <w:r>
+        <w:br/>
+        <w:t>&lt;objsur guid="c710bbdc-11f7-46be-96c2-e81674138eed" t="r" /&gt;</w:t>
+      </w:r>
+      <w:r>
+        <w:br/>
+        <w:t>&lt;/MorphoSyntaxAnalysis&gt;</w:t>
+      </w:r>
+      <w:r>
+        <w:br/>
+        <w:t>&lt;SemanticDomains&gt;</w:t>
+      </w:r>
+      <w:r>
+        <w:br/>
+        <w:t>&lt;objsur guid="56ef3f06-7fb9-462e-a7d0-517f3ce1623f" t="r" /&gt;</w:t>
+      </w:r>
+      <w:r>
+        <w:br/>
+        <w:t>&lt;objsur guid="944cf5af-469e-4b03-878f-a05d34b0d9f6" t="r" /&gt;</w:t>
+      </w:r>
+      <w:r>
+        <w:br/>
+        <w:t>&lt;/SemanticDomains&gt;</w:t>
+      </w:r>
+      <w:r>
+        <w:br/>
+        <w:t>&lt;/rt&gt;</w:t>
+      </w:r>
+    </w:p>
+    <w:p>
+      <w:pPr>
+        <w:pStyle w:val="BodyText"/>
+      </w:pPr>
+      <w:r>
+        <w:t>Next</w:t>
+      </w:r>
+      <w:r>
+        <w:t>,</w:t>
+      </w:r>
+      <w:r>
+        <w:t xml:space="preserve"> we’ll add an example sentence to the sense.</w:t>
+      </w:r>
+      <w:r>
+        <w:t xml:space="preserve"> We use the ILexExampleSentenceFactory to create an instance of the class and then store it in the Examples owning sequence property of LexSense using the Add method. Then we can add the sentence text in the vernacular alternative of the Example property on ExampleSentence.</w:t>
+      </w:r>
+    </w:p>
+    <w:p>
+      <w:pPr>
+        <w:pStyle w:val="Example"/>
+      </w:pPr>
+      <w:r>
+        <w:t xml:space="preserve">example = </w:t>
+      </w:r>
+      <w:proofErr w:type="gramStart"/>
+      <w:r>
+        <w:t>sl.GetInstance</w:t>
+      </w:r>
+      <w:proofErr w:type="gramEnd"/>
+      <w:r>
+        <w:t>(ILexExampleSentenceFactory).Create()</w:t>
+      </w:r>
+      <w:r>
+        <w:br/>
+        <w:t>sense.ExamplesOS.Add(example)</w:t>
+      </w:r>
+      <w:r>
+        <w:br/>
+        <w:t>example.Example.set_String(wsv, 'Le lion est le roi de la jungle.')</w:t>
+      </w:r>
+    </w:p>
+    <w:p>
+      <w:pPr>
+        <w:pStyle w:val="BodyText"/>
+      </w:pPr>
+      <w:r>
+        <w:t>At this point the Translations property is empty. It gets set in the next section.</w:t>
+      </w:r>
+    </w:p>
+    <w:p>
+      <w:pPr>
+        <w:pStyle w:val="Example"/>
+      </w:pPr>
+      <w:r>
+        <w:t>&lt;rt class="LexExampleSentence" guid="807ee5ce-9312-4761-bc6c-089c0e6b34ac" ownerguid="933e76a4-6ded-47df-81ca-581f4937c08a"&gt;</w:t>
+      </w:r>
+      <w:r>
+        <w:br/>
+        <w:t>&lt;Example&gt;</w:t>
+      </w:r>
+      <w:r>
+        <w:br/>
+        <w:t>&lt;AStr ws="fr"&gt;</w:t>
+      </w:r>
+      <w:r>
+        <w:br/>
+        <w:t xml:space="preserve">&lt;Run ws="fr"&gt;Le lion est le roi de la </w:t>
+      </w:r>
+      <w:proofErr w:type="gramStart"/>
+      <w:r>
+        <w:t>jungle.&lt;</w:t>
+      </w:r>
+      <w:proofErr w:type="gramEnd"/>
+      <w:r>
+        <w:t>/Run&gt;</w:t>
+      </w:r>
+      <w:r>
+        <w:br/>
+        <w:t>&lt;/AStr&gt;</w:t>
+      </w:r>
+      <w:r>
+        <w:br/>
+        <w:t>&lt;/Example&gt;</w:t>
+      </w:r>
+      <w:r>
+        <w:br/>
+        <w:t>&lt;Translations&gt;</w:t>
+      </w:r>
+      <w:r>
+        <w:br/>
+        <w:t>&lt;objsur guid="6252d6ff-b0f3-4129-9650-77826569d7d4" t="o" /&gt;</w:t>
+      </w:r>
+      <w:r>
+        <w:br/>
+        <w:t>&lt;/Translations&gt;</w:t>
+      </w:r>
+      <w:r>
+        <w:br/>
+        <w:t>&lt;/rt&gt;</w:t>
+      </w:r>
+    </w:p>
+    <w:p>
+      <w:pPr>
+        <w:pStyle w:val="BodyText"/>
+      </w:pPr>
+      <w:r>
+        <w:t>Finally</w:t>
+      </w:r>
+      <w:r>
+        <w:t xml:space="preserve">, we can add a translation for the example sentence. We use ICmTranslationFactory to create the object. However, this is one of the classes in the model that has the GenCreate (in the spreadsheet) property set to false. This means there isn’t a </w:t>
+      </w:r>
+      <w:proofErr w:type="gramStart"/>
+      <w:r>
+        <w:t>Create(</w:t>
+      </w:r>
+      <w:proofErr w:type="gramEnd"/>
+      <w:r>
+        <w:t xml:space="preserve">) method to create it. Instead, </w:t>
+      </w:r>
+      <w:r>
+        <w:lastRenderedPageBreak/>
+        <w:t xml:space="preserve">there is an override for Create that takes two parameters; the owning LexExampleSentence, and the item from the Translation Types list. In this case, </w:t>
+      </w:r>
+      <w:r>
+        <w:t xml:space="preserve">we </w:t>
+      </w:r>
+      <w:r>
+        <w:t xml:space="preserve">use the FindPossibilityByName method on the Translation Types list to get the </w:t>
+      </w:r>
+      <w:r>
+        <w:t>‘Free Translation’ list item</w:t>
+      </w:r>
+      <w:r>
+        <w:t>,</w:t>
+      </w:r>
+      <w:r>
+        <w:t xml:space="preserve"> and include it as the second parameter to the Create method. The first parameter is the </w:t>
+      </w:r>
+      <w:r>
+        <w:t xml:space="preserve">LexExampleSentence object. This method automatically adds the CmTranslation object to the Translations owning property of LexExampleSentence. </w:t>
+      </w:r>
+      <w:proofErr w:type="gramStart"/>
+      <w:r>
+        <w:t>Next</w:t>
+      </w:r>
+      <w:proofErr w:type="gramEnd"/>
+      <w:r>
+        <w:t xml:space="preserve"> we add the translation text in the analysis alternative of the Translation property of the CmTranslation.</w:t>
+      </w:r>
+    </w:p>
+    <w:p>
+      <w:pPr>
+        <w:pStyle w:val="Example"/>
+      </w:pPr>
+      <w:r>
+        <w:t>plist</w:t>
+      </w:r>
+      <w:r>
+        <w:t xml:space="preserve"> = </w:t>
+      </w:r>
+      <w:proofErr w:type="gramStart"/>
+      <w:r>
+        <w:t>lp.TranslationTagsOA</w:t>
+      </w:r>
+      <w:proofErr w:type="gramEnd"/>
+      <w:r>
+        <w:br/>
+        <w:t xml:space="preserve">freeTrans = </w:t>
+      </w:r>
+      <w:r>
+        <w:t>plist</w:t>
+      </w:r>
+      <w:r>
+        <w:t>.FindPossibilityByName(</w:t>
+      </w:r>
+      <w:r>
+        <w:t>plist</w:t>
+      </w:r>
+      <w:r>
+        <w:t>.PossibilitiesOS, 'Free translation', wsa)</w:t>
+      </w:r>
+      <w:r>
+        <w:br/>
+        <w:t>translation = sl.GetInstance(ICmTranslationFactory).Create(example, freeTrans)</w:t>
+      </w:r>
+      <w:r>
+        <w:br/>
+        <w:t>translation.Translation.set_String(wsa, 'The lion is the king of the jungle.')</w:t>
+      </w:r>
+    </w:p>
+    <w:p>
+      <w:pPr>
+        <w:pStyle w:val="Example"/>
+      </w:pPr>
+      <w:r>
+        <w:t>&lt;rt class="CmTranslation" guid="6252d6ff-b0f3-4129-9650-77826569d7d4" ownerguid="807ee5ce-9312-4761-bc6c-089c0e6b34ac"&gt;</w:t>
+      </w:r>
+      <w:r>
+        <w:br/>
+        <w:t>&lt;Translation&gt;</w:t>
+      </w:r>
+      <w:r>
+        <w:br/>
+        <w:t>&lt;AStr ws="en"&gt;</w:t>
+      </w:r>
+      <w:r>
+        <w:br/>
+        <w:t xml:space="preserve">&lt;Run ws="en"&gt;The lion is the king of the </w:t>
+      </w:r>
+      <w:proofErr w:type="gramStart"/>
+      <w:r>
+        <w:t>jungle.&lt;</w:t>
+      </w:r>
+      <w:proofErr w:type="gramEnd"/>
+      <w:r>
+        <w:t>/Run&gt;</w:t>
+      </w:r>
+      <w:r>
+        <w:br/>
+        <w:t>&lt;/AStr&gt;</w:t>
+      </w:r>
+      <w:r>
+        <w:br/>
+        <w:t>&lt;/Translation&gt;</w:t>
+      </w:r>
+      <w:r>
+        <w:br/>
+        <w:t>&lt;Type&gt;</w:t>
+      </w:r>
+      <w:r>
+        <w:br/>
+        <w:t>&lt;objsur guid="d7f7164a-e8cf-11d3-9764-00c04f186933" t="r" /&gt;</w:t>
+      </w:r>
+      <w:r>
+        <w:br/>
+        <w:t>&lt;/Type&gt;</w:t>
+      </w:r>
+      <w:r>
+        <w:br/>
+        <w:t>&lt;/rt&gt;</w:t>
+      </w:r>
+    </w:p>
+    <w:p>
+      <w:pPr>
+        <w:rPr>
+          <w:rFonts w:ascii="Arial" w:hAnsi="Arial"/>
+          <w:sz w:val="20"/>
+        </w:rPr>
+      </w:pPr>
+      <w:r>
+        <w:br w:type="page"/>
+      </w:r>
+    </w:p>
+    <w:p>
+      <w:pPr>
+        <w:pStyle w:val="Heading1"/>
+      </w:pPr>
+      <w:bookmarkStart w:id="48" w:name="_Toc170137523"/>
+      <w:r>
+        <w:lastRenderedPageBreak/>
+        <w:t>Creating an entry, analysis, and text</w:t>
+      </w:r>
+      <w:r>
+        <w:t xml:space="preserve"> using Python</w:t>
+      </w:r>
+      <w:bookmarkEnd w:id="48"/>
+    </w:p>
+    <w:p>
+      <w:pPr>
+        <w:pStyle w:val="BodyText"/>
+      </w:pPr>
+      <w:r>
+        <w:t xml:space="preserve">Here is an example of creating an entry, an interlinear text and a complete analysis </w:t>
+      </w:r>
+      <w:r>
+        <w:t>approved by the user.</w:t>
+      </w:r>
+      <w:r>
+        <w:t xml:space="preserve"> This diagram shows the structure needed for this.</w:t>
+      </w:r>
+      <w:r>
+        <w:t xml:space="preserve"> It assumes that the text, entry, and wordform is not currently in the project.</w:t>
+      </w:r>
+    </w:p>
+    <w:p>
+      <w:pPr>
+        <w:pStyle w:val="Example"/>
+      </w:pPr>
+      <w:r>
+        <w:rPr>
+          <w:noProof/>
+        </w:rPr>
+        <w:drawing>
+          <wp:inline distT="0" distB="0" distL="0" distR="0" wp14:anchorId="000E6A93" wp14:editId="37527435">
+            <wp:extent cx="5532078" cy="5838825"/>
+            <wp:effectExtent l="0" t="0" r="0" b="0"/>
+            <wp:docPr id="6" name="Picture 6"/>
+            <wp:cNvGraphicFramePr>
+              <a:graphicFrameLocks xmlns:a="http://schemas.openxmlformats.org/drawingml/2006/main" noChangeAspect="1"/>
+            </wp:cNvGraphicFramePr>
+            <a:graphic xmlns:a="http://schemas.openxmlformats.org/drawingml/2006/main">
+              <a:graphicData uri="http://schemas.openxmlformats.org/drawingml/2006/picture">
+                <pic:pic xmlns:pic="http://schemas.openxmlformats.org/drawingml/2006/picture">
+                  <pic:nvPicPr>
+                    <pic:cNvPr id="1" name=""/>
+                    <pic:cNvPicPr/>
+                  </pic:nvPicPr>
+                  <pic:blipFill>
+                    <a:blip r:embed="rId20"/>
+                    <a:stretch>
+                      <a:fillRect/>
+                    </a:stretch>
+                  </pic:blipFill>
+                  <pic:spPr>
+                    <a:xfrm>
+                      <a:off x="0" y="0"/>
+                      <a:ext cx="5555933" cy="5864002"/>
+                    </a:xfrm>
+                    <a:prstGeom prst="rect">
+                      <a:avLst/>
+                    </a:prstGeom>
+                  </pic:spPr>
+                </pic:pic>
+              </a:graphicData>
+            </a:graphic>
+          </wp:inline>
+        </w:drawing>
+      </w:r>
+    </w:p>
+    <w:p>
+      <w:pPr>
+        <w:pStyle w:val="BodyText"/>
+      </w:pPr>
+      <w:r>
+        <w:t>This code assumes that sl is set to the ServiceLocator.</w:t>
+      </w:r>
+    </w:p>
+    <w:p>
+      <w:pPr>
+        <w:pStyle w:val="Example"/>
+      </w:pPr>
+      <w:r>
         <w:t>#### Create entry</w:t>
       </w:r>
       <w:r>
@@ -8202,26 +10443,27 @@
       </w:r>
       <w:r>
         <w:br/>
-        <w:t>stemAllo.Form.set_String(wsv, 'lion')</w:t>
-      </w:r>
-      <w:r>
-        <w:br/>
-      </w:r>
-      <w:r>
-        <w:t>plist</w:t>
-      </w:r>
-      <w:r>
-        <w:t xml:space="preserve"> = lexicon.MorphTypesOA</w:t>
-      </w:r>
-      <w:r>
-        <w:br/>
+        <w:t>stemAllo.Form.set_String(wsv, '</w:t>
+      </w:r>
+      <w:r>
+        <w:t>garçon</w:t>
+      </w:r>
+      <w:r>
+        <w:t>')</w:t>
+      </w:r>
+      <w:r>
+        <w:br/>
+        <w:t>plist = lexicon.MorphTypesOA</w:t>
+      </w:r>
+      <w:r>
+        <w:br/>
+      </w:r>
+      <w:r>
+        <w:lastRenderedPageBreak/>
         <w:t>stemAllo.MorphTypeRA = plist.FindPossibilityByName(plist.PossibilitiesOS, 'stem', wsa)</w:t>
       </w:r>
       <w:r>
         <w:br/>
-      </w:r>
-      <w:r>
-        <w:lastRenderedPageBreak/>
         <w:t>#### Create MoStemMsa and add to entry MorphoSyntaxAnalyses</w:t>
       </w:r>
       <w:r>
@@ -8254,11 +10496,13 @@
       </w:r>
       <w:r>
         <w:br/>
-        <w:t>sense.Gloss.set_String(wsa, 'lion')</w:t>
-      </w:r>
-      <w:r>
-        <w:br/>
-        <w:t xml:space="preserve">sense.Definition.set_String(wsa, 'A large carnivorous feline mammal.') </w:t>
+        <w:t>sense.Gloss.set_String(wsa, '</w:t>
+      </w:r>
+      <w:r>
+        <w:t>boy</w:t>
+      </w:r>
+      <w:r>
+        <w:t>')</w:t>
       </w:r>
       <w:r>
         <w:br/>
@@ -8266,896 +10510,217 @@
       </w:r>
       <w:r>
         <w:br/>
-        <w:t>plist = lp.SemanticDomainListOA</w:t>
-      </w:r>
-      <w:r>
-        <w:br/>
-        <w:t>sense.SemanticDomainsRC.Add(plist.FindPossibilityByName(plist.PossibilitiesOS, '1.6', wsa))</w:t>
-      </w:r>
-      <w:r>
-        <w:br/>
-        <w:t>sense.SemanticDomainsRC.Add(plist.FindPossibilityByName(plist.PossibilitiesOS, '1.6.1.1.2', wsa))</w:t>
-      </w:r>
-      <w:r>
-        <w:br/>
-        <w:t>#### Create example sentence and add to sense Examples</w:t>
-      </w:r>
-      <w:r>
-        <w:br/>
-        <w:t>example = sl.GetInstance(ILexExampleSentenceFactory).Create()</w:t>
-      </w:r>
-      <w:r>
-        <w:br/>
-        <w:t>sense.ExamplesOS.Add(example)</w:t>
-      </w:r>
-      <w:r>
-        <w:br/>
-        <w:t>example.Example.set_String(wsv, 'Le lion est le roi de la jungle.')</w:t>
-      </w:r>
-      <w:r>
-        <w:br/>
-        <w:t>#### Create example translation  and add to example Translations</w:t>
-      </w:r>
-      <w:r>
-        <w:br/>
-        <w:t>plist = lp.TranslationTagsOA</w:t>
-      </w:r>
-      <w:r>
-        <w:br/>
-        <w:t>freeTrans = plist.FindPossibilityByName(plist.PossibilitiesOS, 'Free translation', wsa)</w:t>
-      </w:r>
-      <w:r>
-        <w:br/>
-        <w:t>translation = sl.GetInstance(ICmTranslationFactory).Create(example, freeTrans)</w:t>
-      </w:r>
-      <w:r>
-        <w:br/>
-        <w:t>translation.Translation.set_String(wsa, 'The lion is the king of the jungle.')</w:t>
-      </w:r>
-    </w:p>
-    <w:p>
-      <w:pPr>
-        <w:pStyle w:val="BodyText"/>
-      </w:pPr>
-      <w:r>
-        <w:t>This summarizes what happens in each section of this code and shows the resulting data in the FLEx fwdata file.</w:t>
-      </w:r>
-    </w:p>
-    <w:p>
-      <w:pPr>
-        <w:pStyle w:val="BodyText"/>
-      </w:pPr>
-      <w:r>
-        <w:t>The first step is to create the LexEntry which is the top of the ownership hierarchy for the entry.</w:t>
-      </w:r>
-      <w:r>
-        <w:t xml:space="preserve"> We use the ILexEntryFactory to create this LexEntry.</w:t>
-      </w:r>
-    </w:p>
-    <w:p>
-      <w:pPr>
-        <w:pStyle w:val="Example"/>
-      </w:pPr>
-      <w:r>
-        <w:t xml:space="preserve">entry = </w:t>
-      </w:r>
-      <w:proofErr w:type="gramStart"/>
-      <w:r>
-        <w:t>sl</w:t>
-      </w:r>
-      <w:r>
-        <w:t>.GetInstance</w:t>
-      </w:r>
-      <w:proofErr w:type="gramEnd"/>
-      <w:r>
-        <w:t>(ILexEntryFactory).Create()</w:t>
-      </w:r>
-    </w:p>
-    <w:p>
-      <w:pPr>
-        <w:pStyle w:val="BodyText"/>
-      </w:pPr>
-      <w:r>
-        <w:t>At this point we just have the LexEntry class without the three owned objects that will be added in the following steps.</w:t>
-      </w:r>
-    </w:p>
-    <w:p>
-      <w:pPr>
-        <w:pStyle w:val="Example"/>
-      </w:pPr>
-      <w:r>
-        <w:t>&lt;rt class="LexEntry" guid="58ec354f-9013-4aca-b20f-9e3f999e1b96"&gt;</w:t>
-      </w:r>
-      <w:r>
-        <w:br/>
-        <w:t>&lt;DateCreated val="2024-05-23 14:54:36.285" /&gt;</w:t>
-      </w:r>
-      <w:r>
-        <w:br/>
-        <w:t>&lt;DateModified val="2024-05-23 14:54:36.285" /&gt;</w:t>
-      </w:r>
-      <w:r>
-        <w:br/>
-        <w:t>&lt;DoNotUseForParsing val="False" /&gt;</w:t>
-      </w:r>
-      <w:r>
-        <w:br/>
-        <w:t>&lt;HomographNumber val="0" /&gt;</w:t>
-      </w:r>
-      <w:r>
-        <w:br/>
-        <w:t>&lt;LexemeForm&gt;</w:t>
-      </w:r>
-      <w:r>
-        <w:br/>
-        <w:t>&lt;objsur guid="856fd1a9-644d-4b60-9611-35dcb3d64d18" t="o" /&gt;</w:t>
-      </w:r>
-      <w:r>
-        <w:br/>
-        <w:t>&lt;/LexemeForm&gt;</w:t>
-      </w:r>
-      <w:r>
-        <w:br/>
-        <w:t>&lt;MorphoSyntaxAnalyses&gt;</w:t>
-      </w:r>
-      <w:r>
-        <w:br/>
-        <w:t>&lt;objsur guid="c710bbdc-11f7-46be-96c2-e81674138eed" t="o" /&gt;</w:t>
-      </w:r>
-      <w:r>
-        <w:br/>
-        <w:t>&lt;/MorphoSyntaxAnalyses&gt;</w:t>
-      </w:r>
-      <w:r>
-        <w:br/>
-        <w:t>&lt;Senses&gt;</w:t>
-      </w:r>
-      <w:r>
-        <w:br/>
-        <w:t>&lt;objsur guid="933e76a4-6ded-47df-81ca-581f4937c08a" t="o" /&gt;</w:t>
-      </w:r>
-      <w:r>
-        <w:br/>
-        <w:t>&lt;/Senses&gt;</w:t>
-      </w:r>
-      <w:r>
-        <w:br/>
-        <w:t>&lt;/rt&gt;</w:t>
-      </w:r>
-    </w:p>
-    <w:p>
-      <w:pPr>
-        <w:pStyle w:val="BodyText"/>
-      </w:pPr>
-      <w:r>
-        <w:t xml:space="preserve">The next step is to </w:t>
-      </w:r>
-      <w:r>
-        <w:t>add</w:t>
-      </w:r>
-      <w:r>
-        <w:t xml:space="preserve"> a MoStemAllomorph </w:t>
-      </w:r>
-      <w:r>
-        <w:t>to the entry</w:t>
-      </w:r>
-      <w:r>
-        <w:t>.</w:t>
-      </w:r>
-      <w:r>
-        <w:t xml:space="preserve"> We use the IMoStemAllomorphFactory to create the object, then store it in the LexemeForm</w:t>
-      </w:r>
-      <w:r>
-        <w:t xml:space="preserve"> owning property</w:t>
-      </w:r>
-      <w:r>
-        <w:t xml:space="preserve"> of the LexEntry. Then we can store the lexeme form text in the </w:t>
-      </w:r>
-      <w:r>
-        <w:t xml:space="preserve">vernacular alternative of the </w:t>
-      </w:r>
-      <w:r>
-        <w:t xml:space="preserve">Form property of the MoStemAllomorph. To set the MorphType, we use the </w:t>
-      </w:r>
-      <w:r>
-        <w:lastRenderedPageBreak/>
-        <w:t xml:space="preserve">FindPossibilityByName method on </w:t>
-      </w:r>
-      <w:r>
-        <w:t>the Morph Types list</w:t>
-      </w:r>
-      <w:r>
-        <w:t xml:space="preserve"> to get the </w:t>
-      </w:r>
-      <w:r>
-        <w:t>‘stem’ MorphType</w:t>
-      </w:r>
-      <w:r>
-        <w:t xml:space="preserve">, and then </w:t>
-      </w:r>
-      <w:r>
-        <w:t xml:space="preserve">store it in the MorphType </w:t>
-      </w:r>
-      <w:r>
-        <w:t xml:space="preserve">atomic reference </w:t>
-      </w:r>
-      <w:r>
-        <w:t>property.</w:t>
-      </w:r>
-    </w:p>
-    <w:p>
-      <w:pPr>
-        <w:pStyle w:val="Example"/>
-      </w:pPr>
-      <w:r>
-        <w:t xml:space="preserve">stemAllo = </w:t>
-      </w:r>
-      <w:proofErr w:type="gramStart"/>
-      <w:r>
-        <w:t>sl.GetInstance</w:t>
-      </w:r>
-      <w:proofErr w:type="gramEnd"/>
-      <w:r>
-        <w:t>(IMoStemAllomorphFactory).Create()</w:t>
-      </w:r>
-      <w:r>
-        <w:br/>
-        <w:t>entry.LexemeFormOA = stemAllo</w:t>
-      </w:r>
-      <w:r>
-        <w:br/>
-        <w:t>stemAllo.Form.set_String(wsv, 'lion')</w:t>
-      </w:r>
-      <w:r>
-        <w:br/>
-      </w:r>
-      <w:r>
-        <w:t>plist</w:t>
-      </w:r>
-      <w:r>
-        <w:t xml:space="preserve"> = lexicon.MorphTypesOA</w:t>
-      </w:r>
-      <w:r>
-        <w:br/>
-        <w:t xml:space="preserve">stemAllo.MorphTypeRA = </w:t>
-      </w:r>
-      <w:r>
-        <w:t>plist</w:t>
-      </w:r>
-      <w:r>
-        <w:t>.FindPossibilityByName(</w:t>
-      </w:r>
-      <w:r>
-        <w:t>plist</w:t>
-      </w:r>
-      <w:r>
-        <w:t>.PossibilitiesOS, 'stem', wsa)</w:t>
-      </w:r>
-    </w:p>
-    <w:p>
-      <w:pPr>
-        <w:pStyle w:val="Example"/>
-      </w:pPr>
-      <w:r>
-        <w:t>&lt;rt class="MoStemAllomorph" guid="856fd1a9-644d-4b60-9611-35dcb3d64d18" ownerguid="58ec354f-9013-4aca-b20f-9e3f999e1b96"&gt;</w:t>
-      </w:r>
-      <w:r>
-        <w:br/>
-        <w:t>&lt;Form&gt;</w:t>
-      </w:r>
-      <w:r>
-        <w:br/>
-        <w:t>&lt;AUni ws="fr"&gt;lion&lt;/AUni&gt;</w:t>
-      </w:r>
-      <w:r>
-        <w:br/>
-        <w:t>&lt;/Form&gt;</w:t>
-      </w:r>
-      <w:r>
-        <w:br/>
-        <w:t>&lt;IsAbstract val="False" /&gt;</w:t>
-      </w:r>
-      <w:r>
-        <w:br/>
-        <w:t>&lt;MorphType&gt;</w:t>
-      </w:r>
-      <w:r>
-        <w:br/>
-        <w:t>&lt;objsur guid="d7f713e8-e8cf-11d3-9764-00c04f186933" t="r" /&gt;</w:t>
-      </w:r>
-      <w:r>
-        <w:br/>
-        <w:t>&lt;/MorphType&gt;</w:t>
-      </w:r>
-      <w:r>
-        <w:br/>
-        <w:t>&lt;/rt&gt;</w:t>
-      </w:r>
-    </w:p>
-    <w:p>
-      <w:pPr>
-        <w:pStyle w:val="BodyText"/>
-      </w:pPr>
-      <w:r>
-        <w:t>The next step is to add a MoStemMsa object to the entry. We use the IMoStemMsaFactory to create the object, and then add it to the MorphoSyntaxAnalyses owning property of LexEntry.</w:t>
-      </w:r>
-      <w:r>
-        <w:t xml:space="preserve"> To set the PartOfSpeech reference property we </w:t>
-      </w:r>
-      <w:r>
-        <w:t xml:space="preserve">use the FindPossibilityByName method on </w:t>
-      </w:r>
-      <w:r>
-        <w:t>the Parts of Speech list</w:t>
-      </w:r>
-      <w:r>
-        <w:t xml:space="preserve"> to get the ‘Noun</w:t>
-      </w:r>
-      <w:r>
-        <w:t>’</w:t>
-      </w:r>
-      <w:r>
-        <w:t xml:space="preserve"> item</w:t>
-      </w:r>
-      <w:r>
-        <w:t>, then store a reference to the item in the PartOfSpeech reference atomic property.</w:t>
-      </w:r>
-    </w:p>
-    <w:p>
-      <w:pPr>
-        <w:pStyle w:val="Example"/>
-      </w:pPr>
-      <w:r>
-        <w:t xml:space="preserve">stemMsa = </w:t>
-      </w:r>
-      <w:proofErr w:type="gramStart"/>
-      <w:r>
-        <w:t>sl.GetInstance</w:t>
-      </w:r>
-      <w:proofErr w:type="gramEnd"/>
-      <w:r>
-        <w:t>(IMoStemMsaFactory).Create()</w:t>
-      </w:r>
-      <w:r>
-        <w:br/>
-        <w:t>entry.MorphoSyntaxAnalysesOC.Add(stemMsa)</w:t>
-      </w:r>
-      <w:r>
-        <w:br/>
-      </w:r>
-      <w:r>
-        <w:t>plist</w:t>
-      </w:r>
-      <w:r>
-        <w:t xml:space="preserve"> = lp.PartsOfSpeechOA</w:t>
-      </w:r>
-      <w:r>
-        <w:br/>
-        <w:t xml:space="preserve">stemMsa.PartOfSpeechRA = </w:t>
-      </w:r>
-      <w:r>
-        <w:t>plist</w:t>
-      </w:r>
-      <w:r>
-        <w:t>.FindPossibilityByName(</w:t>
-      </w:r>
-      <w:r>
-        <w:t>plist</w:t>
-      </w:r>
-      <w:r>
-        <w:t>.PossibilitiesOS, 'Noun', wsa)</w:t>
-      </w:r>
-    </w:p>
-    <w:p>
-      <w:pPr>
-        <w:pStyle w:val="Example"/>
-      </w:pPr>
-      <w:r>
-        <w:t>&lt;rt class="MoStemMsa" guid="c710bbdc-11f7-46be-96c2-e81674138eed" ownerguid="58ec354f-9013-4aca-b20f-9e3f999e1b96"&gt;</w:t>
-      </w:r>
-      <w:r>
-        <w:br/>
-        <w:t>&lt;PartOfSpeech&gt;</w:t>
-      </w:r>
-      <w:r>
-        <w:br/>
-        <w:t>&lt;objsur guid="a8e41fd3-e343-4c7c-aa05-01ea3dd5cfb5" t="r" /&gt;</w:t>
-      </w:r>
-      <w:r>
-        <w:br/>
-        <w:t>&lt;/PartOfSpeech&gt;</w:t>
-      </w:r>
-      <w:r>
-        <w:br/>
-        <w:t>&lt;/rt&gt;</w:t>
-      </w:r>
-    </w:p>
-    <w:p>
-      <w:pPr>
-        <w:pStyle w:val="BodyText"/>
-      </w:pPr>
-      <w:r>
-        <w:t>The next step is to add a sense to the entry. We use the ILexSenseFactory to create the LexSense object, and then store it in the Senses owning sequence property of LexEntry using the Add method. Next</w:t>
-      </w:r>
-      <w:r>
-        <w:t>,</w:t>
-      </w:r>
-      <w:r>
-        <w:t xml:space="preserve"> we fill in the </w:t>
-      </w:r>
-      <w:r>
-        <w:t xml:space="preserve">analysis alternatives of the </w:t>
-      </w:r>
-      <w:r>
-        <w:t>Gloss and Definition properties. Next</w:t>
-      </w:r>
-      <w:r>
-        <w:t>,</w:t>
-      </w:r>
-      <w:r>
-        <w:t xml:space="preserve"> we </w:t>
-      </w:r>
-      <w:r>
-        <w:t>store a reference to the MoStemMsa in the</w:t>
-      </w:r>
-      <w:r>
-        <w:t xml:space="preserve"> </w:t>
-      </w:r>
-      <w:r>
-        <w:t xml:space="preserve">MorphoSyntaxAnalysis atomic reference property of LexEntry </w:t>
-      </w:r>
-      <w:r>
-        <w:t>Next,</w:t>
-      </w:r>
-      <w:r>
-        <w:t xml:space="preserve"> we add a couple semantic domains to the sense. In this case, we use the </w:t>
-      </w:r>
-      <w:r>
-        <w:t xml:space="preserve">FindPossibilityByName method on the semantic domain list with </w:t>
-      </w:r>
-      <w:r>
-        <w:t>Abbreviation</w:t>
-      </w:r>
-      <w:r>
-        <w:t>s</w:t>
-      </w:r>
-      <w:r>
-        <w:t xml:space="preserve"> of 1.6, and 1.6.1.1.2 to get the items</w:t>
-      </w:r>
-      <w:r>
-        <w:t>,</w:t>
-      </w:r>
-      <w:r>
-        <w:t xml:space="preserve"> and then store a reference to the items in the SemanticDomains refere</w:t>
-      </w:r>
-      <w:r>
-        <w:t>nce</w:t>
-      </w:r>
-      <w:r>
-        <w:t xml:space="preserve"> collection property of LexSense.</w:t>
-      </w:r>
-    </w:p>
-    <w:p>
-      <w:pPr>
-        <w:pStyle w:val="Example"/>
-      </w:pPr>
-      <w:r>
-        <w:t xml:space="preserve">sense = </w:t>
-      </w:r>
-      <w:proofErr w:type="gramStart"/>
-      <w:r>
-        <w:t>sl.GetInstance</w:t>
-      </w:r>
-      <w:proofErr w:type="gramEnd"/>
-      <w:r>
-        <w:t>(ILexSenseFactory).Create()</w:t>
-      </w:r>
-      <w:r>
-        <w:br/>
-        <w:t>entry.SensesOS.Add(sense)</w:t>
-      </w:r>
-      <w:r>
-        <w:br/>
-        <w:t>sense.Gloss.set_String(wsa, 'lion')</w:t>
-      </w:r>
-      <w:r>
-        <w:br/>
-        <w:t xml:space="preserve">sense.Definition.set_String(wsa, 'A large carnivorous feline mammal.') </w:t>
-      </w:r>
-      <w:r>
-        <w:br/>
-      </w:r>
-      <w:proofErr w:type="gramStart"/>
-      <w:r>
-        <w:t>sense.MorphoSyntaxAnalysisRA</w:t>
-      </w:r>
-      <w:proofErr w:type="gramEnd"/>
-      <w:r>
-        <w:t xml:space="preserve"> = stemMsa</w:t>
-      </w:r>
-      <w:r>
-        <w:br/>
-      </w:r>
-      <w:r>
-        <w:t>plist</w:t>
-      </w:r>
-      <w:r>
-        <w:t xml:space="preserve"> = lp.SemanticDomainListOA</w:t>
-      </w:r>
-      <w:r>
-        <w:br/>
-        <w:t>sense.SemanticDomainsRC.Add(</w:t>
-      </w:r>
-      <w:r>
-        <w:t>plist</w:t>
-      </w:r>
-      <w:r>
-        <w:t>.FindPossibilityByName(</w:t>
-      </w:r>
-      <w:r>
-        <w:t>plist</w:t>
-      </w:r>
-      <w:r>
-        <w:t>.PossibilitiesOS, '1.6', wsa))</w:t>
-      </w:r>
-      <w:r>
-        <w:br/>
-        <w:t>sense.SemanticDomainsRC.Add(</w:t>
-      </w:r>
-      <w:r>
-        <w:t>plist</w:t>
-      </w:r>
-      <w:r>
-        <w:t>.FindPossibilityByName(</w:t>
-      </w:r>
-      <w:r>
-        <w:t>plist</w:t>
-      </w:r>
-      <w:r>
-        <w:t>.PossibilitiesOS, '1.6.1.1.2', wsa))</w:t>
-      </w:r>
-    </w:p>
-    <w:p>
-      <w:pPr>
-        <w:pStyle w:val="BodyText"/>
-      </w:pPr>
-      <w:r>
-        <w:lastRenderedPageBreak/>
-        <w:t>At this point the Examples property is empty. It gets set in the next section.</w:t>
-      </w:r>
-    </w:p>
-    <w:p>
-      <w:pPr>
-        <w:pStyle w:val="Example"/>
-      </w:pPr>
-      <w:r>
-        <w:t>&lt;rt class="LexSense" guid="933e76a4-6ded-47df-81ca-581f4937c08a" ownerguid="58ec354f-9013-4aca-b20f-9e3f999e1b96"&gt;</w:t>
-      </w:r>
-      <w:r>
-        <w:br/>
-        <w:t>&lt;Definition&gt;</w:t>
-      </w:r>
-      <w:r>
-        <w:br/>
-        <w:t>&lt;AStr ws="en"&gt;</w:t>
-      </w:r>
-      <w:r>
-        <w:br/>
-        <w:t>&lt;Run ws="en"&gt;A large carnivorous feline mammal.&lt;/Run&gt;</w:t>
-      </w:r>
-      <w:r>
-        <w:br/>
-        <w:t>&lt;/AStr&gt;</w:t>
-      </w:r>
-      <w:r>
-        <w:br/>
-        <w:t>&lt;/Definition&gt;</w:t>
-      </w:r>
-      <w:r>
-        <w:br/>
-        <w:t>&lt;Examples&gt;</w:t>
-      </w:r>
-      <w:r>
-        <w:br/>
-        <w:t>&lt;objsur guid="807ee5ce-9312-4761-bc6c-089c0e6b34ac" t="o" /&gt;</w:t>
-      </w:r>
-      <w:r>
-        <w:br/>
-        <w:t>&lt;/Examples&gt;</w:t>
-      </w:r>
-      <w:r>
-        <w:br/>
-        <w:t>&lt;Gloss&gt;</w:t>
-      </w:r>
-      <w:r>
-        <w:br/>
-        <w:t>&lt;AUni ws="en"&gt;lion&lt;/AUni&gt;</w:t>
-      </w:r>
-      <w:r>
-        <w:br/>
-        <w:t>&lt;/Gloss&gt;</w:t>
-      </w:r>
-      <w:r>
-        <w:br/>
-        <w:t>&lt;MorphoSyntaxAnalysis&gt;</w:t>
-      </w:r>
-      <w:r>
-        <w:br/>
-        <w:t>&lt;objsur guid="c710bbdc-11f7-46be-96c2-e81674138eed" t="r" /&gt;</w:t>
-      </w:r>
-      <w:r>
-        <w:br/>
-        <w:t>&lt;/MorphoSyntaxAnalysis&gt;</w:t>
-      </w:r>
-      <w:r>
-        <w:br/>
-        <w:t>&lt;SemanticDomains&gt;</w:t>
-      </w:r>
-      <w:r>
-        <w:br/>
-        <w:t>&lt;objsur guid="56ef3f06-7fb9-462e-a7d0-517f3ce1623f" t="r" /&gt;</w:t>
-      </w:r>
-      <w:r>
-        <w:br/>
-        <w:t>&lt;objsur guid="944cf5af-469e-4b03-878f-a05d34b0d9f6" t="r" /&gt;</w:t>
-      </w:r>
-      <w:r>
-        <w:br/>
-        <w:t>&lt;/SemanticDomains&gt;</w:t>
-      </w:r>
-      <w:r>
-        <w:br/>
-        <w:t>&lt;/rt&gt;</w:t>
-      </w:r>
-    </w:p>
-    <w:p>
-      <w:pPr>
-        <w:pStyle w:val="BodyText"/>
-      </w:pPr>
-      <w:r>
-        <w:t>Next</w:t>
-      </w:r>
-      <w:r>
-        <w:t>,</w:t>
-      </w:r>
-      <w:r>
-        <w:t xml:space="preserve"> we’ll add an example sentence to the sense.</w:t>
-      </w:r>
-      <w:r>
-        <w:t xml:space="preserve"> We use the ILexExampleSentenceFactory to create an instance of the class and then store it in the Examples owning sequence property of LexSense using the Add method. Then we can add the sentence text in the vernacular alternative of the Example property on ExampleSentence.</w:t>
-      </w:r>
-    </w:p>
-    <w:p>
-      <w:pPr>
-        <w:pStyle w:val="Example"/>
-      </w:pPr>
-      <w:r>
-        <w:t xml:space="preserve">example = </w:t>
-      </w:r>
-      <w:proofErr w:type="gramStart"/>
-      <w:r>
-        <w:t>sl.GetInstance</w:t>
-      </w:r>
-      <w:proofErr w:type="gramEnd"/>
-      <w:r>
-        <w:t>(ILexExampleSentenceFactory).Create()</w:t>
-      </w:r>
-      <w:r>
-        <w:br/>
-        <w:t>sense.ExamplesOS.Add(example)</w:t>
-      </w:r>
-      <w:r>
-        <w:br/>
-        <w:t>example.Example.set_String(wsv, 'Le lion est le roi de la jungle.')</w:t>
-      </w:r>
-    </w:p>
-    <w:p>
-      <w:pPr>
-        <w:pStyle w:val="BodyText"/>
-      </w:pPr>
-      <w:r>
-        <w:t>At this point the Translations property is empty. It gets set in the next section.</w:t>
-      </w:r>
-    </w:p>
-    <w:p>
-      <w:pPr>
-        <w:pStyle w:val="Example"/>
-      </w:pPr>
-      <w:r>
-        <w:t>&lt;rt class="LexExampleSentence" guid="807ee5ce-9312-4761-bc6c-089c0e6b34ac" ownerguid="933e76a4-6ded-47df-81ca-581f4937c08a"&gt;</w:t>
-      </w:r>
-      <w:r>
-        <w:br/>
-        <w:t>&lt;Example&gt;</w:t>
-      </w:r>
-      <w:r>
-        <w:br/>
-        <w:t>&lt;AStr ws="fr"&gt;</w:t>
-      </w:r>
-      <w:r>
-        <w:br/>
-        <w:t xml:space="preserve">&lt;Run ws="fr"&gt;Le lion est le roi de la </w:t>
-      </w:r>
-      <w:proofErr w:type="gramStart"/>
-      <w:r>
-        <w:t>jungle.&lt;</w:t>
-      </w:r>
-      <w:proofErr w:type="gramEnd"/>
-      <w:r>
-        <w:t>/Run&gt;</w:t>
-      </w:r>
-      <w:r>
-        <w:br/>
-        <w:t>&lt;/AStr&gt;</w:t>
-      </w:r>
-      <w:r>
-        <w:br/>
-        <w:t>&lt;/Example&gt;</w:t>
-      </w:r>
-      <w:r>
-        <w:br/>
-        <w:t>&lt;Translations&gt;</w:t>
-      </w:r>
-      <w:r>
-        <w:br/>
-        <w:t>&lt;objsur guid="6252d6ff-b0f3-4129-9650-77826569d7d4" t="o" /&gt;</w:t>
-      </w:r>
-      <w:r>
-        <w:br/>
-        <w:t>&lt;/Translations&gt;</w:t>
-      </w:r>
-      <w:r>
-        <w:br/>
-        <w:t>&lt;/rt&gt;</w:t>
-      </w:r>
-    </w:p>
-    <w:p>
-      <w:pPr>
-        <w:pStyle w:val="BodyText"/>
-      </w:pPr>
-      <w:r>
-        <w:t>Finally</w:t>
-      </w:r>
-      <w:r>
-        <w:t xml:space="preserve">, we can add a translation for the example sentence. We use ICmTranslationFactory to create the object. However, this is one of the classes in the model that has the GenCreate (in the spreadsheet) property set to false. This means there isn’t a </w:t>
-      </w:r>
-      <w:proofErr w:type="gramStart"/>
-      <w:r>
-        <w:t>Create(</w:t>
-      </w:r>
-      <w:proofErr w:type="gramEnd"/>
-      <w:r>
-        <w:t xml:space="preserve">) method to create it. Instead, there is an override for Create that takes two parameters; the owning LexExampleSentence, and the item from the Translation Types list. In this case, </w:t>
-      </w:r>
-      <w:r>
-        <w:t xml:space="preserve">we </w:t>
-      </w:r>
-      <w:r>
-        <w:t xml:space="preserve">use the FindPossibilityByName method on the Translation Types list to get the </w:t>
-      </w:r>
-      <w:r>
-        <w:t>‘Free Translation’ list item</w:t>
-      </w:r>
-      <w:r>
-        <w:t>,</w:t>
-      </w:r>
-      <w:r>
-        <w:t xml:space="preserve"> and include it as the second parameter to the Create method. The first parameter is the </w:t>
-      </w:r>
-      <w:r>
-        <w:t xml:space="preserve">LexExampleSentence object. This method automatically adds the CmTranslation object to the Translations owning property of </w:t>
-      </w:r>
-      <w:r>
-        <w:lastRenderedPageBreak/>
-        <w:t xml:space="preserve">LexExampleSentence. </w:t>
-      </w:r>
-      <w:proofErr w:type="gramStart"/>
-      <w:r>
-        <w:t>Next</w:t>
-      </w:r>
-      <w:proofErr w:type="gramEnd"/>
-      <w:r>
-        <w:t xml:space="preserve"> we add the translation text in the analysis alternative of the Translation property of the CmTranslation.</w:t>
-      </w:r>
-    </w:p>
-    <w:p>
-      <w:pPr>
-        <w:pStyle w:val="Example"/>
-      </w:pPr>
-      <w:r>
-        <w:t>plist</w:t>
-      </w:r>
-      <w:r>
-        <w:t xml:space="preserve"> = </w:t>
-      </w:r>
-      <w:proofErr w:type="gramStart"/>
-      <w:r>
-        <w:t>lp.TranslationTagsOA</w:t>
-      </w:r>
-      <w:proofErr w:type="gramEnd"/>
-      <w:r>
-        <w:br/>
-        <w:t xml:space="preserve">freeTrans = </w:t>
-      </w:r>
-      <w:r>
-        <w:t>plist</w:t>
-      </w:r>
-      <w:r>
-        <w:t>.FindPossibilityByName(</w:t>
-      </w:r>
-      <w:r>
-        <w:t>plist</w:t>
-      </w:r>
-      <w:r>
-        <w:t>.PossibilitiesOS, 'Free translation', wsa)</w:t>
-      </w:r>
-      <w:r>
-        <w:br/>
-        <w:t>translation = sl.GetInstance(ICmTranslationFactory).Create(example, freeTrans)</w:t>
-      </w:r>
-      <w:r>
-        <w:br/>
-        <w:t>translation.Translation.set_String(wsa, 'The lion is the king of the jungle.')</w:t>
-      </w:r>
-    </w:p>
-    <w:p>
-      <w:pPr>
-        <w:pStyle w:val="Example"/>
-      </w:pPr>
-      <w:r>
-        <w:t>&lt;rt class="CmTranslation" guid="6252d6ff-b0f3-4129-9650-77826569d7d4" ownerguid="807ee5ce-9312-4761-bc6c-089c0e6b34ac"&gt;</w:t>
-      </w:r>
-      <w:r>
-        <w:br/>
-        <w:t>&lt;Translation&gt;</w:t>
-      </w:r>
-      <w:r>
-        <w:br/>
-        <w:t>&lt;AStr ws="en"&gt;</w:t>
-      </w:r>
-      <w:r>
-        <w:br/>
-        <w:t xml:space="preserve">&lt;Run ws="en"&gt;The lion is the king of the </w:t>
-      </w:r>
-      <w:proofErr w:type="gramStart"/>
-      <w:r>
-        <w:t>jungle.&lt;</w:t>
-      </w:r>
-      <w:proofErr w:type="gramEnd"/>
-      <w:r>
-        <w:t>/Run&gt;</w:t>
-      </w:r>
-      <w:r>
-        <w:br/>
-        <w:t>&lt;/AStr&gt;</w:t>
-      </w:r>
-      <w:r>
-        <w:br/>
-        <w:t>&lt;/Translation&gt;</w:t>
-      </w:r>
-      <w:r>
-        <w:br/>
-        <w:t>&lt;Type&gt;</w:t>
-      </w:r>
-      <w:r>
-        <w:br/>
-        <w:t>&lt;objsur guid="d7f7164a-e8cf-11d3-9764-00c04f186933" t="r" /&gt;</w:t>
-      </w:r>
-      <w:r>
-        <w:br/>
-        <w:t>&lt;/Type&gt;</w:t>
-      </w:r>
-      <w:r>
-        <w:br/>
-        <w:t>&lt;/rt&gt;</w:t>
+      </w:r>
+      <w:r>
+        <w:br/>
+      </w:r>
+      <w:r>
+        <w:t>#### Create WfiWordform</w:t>
+      </w:r>
+      <w:r>
+        <w:br/>
+        <w:t>wordform = sl.GetInstance(IWfiWordformFactory).Create()</w:t>
+      </w:r>
+      <w:r>
+        <w:br/>
+        <w:t>wordform.Form.set_String(wsv, '</w:t>
+      </w:r>
+      <w:r>
+        <w:t>garçon</w:t>
+      </w:r>
+      <w:r>
+        <w:t>')</w:t>
+      </w:r>
+      <w:r>
+        <w:br/>
+        <w:t>### Create WfiAnalysis</w:t>
+      </w:r>
+      <w:r>
+        <w:br/>
+        <w:t>analysis = sl.GetInstance(IWfiAnalysisFactory).Create()</w:t>
+      </w:r>
+      <w:r>
+        <w:br/>
+        <w:t>wordform.AnalysesOC.Add(analysis)</w:t>
+      </w:r>
+      <w:r>
+        <w:br/>
+        <w:t>plist = lp.PartsOfSpeechOA</w:t>
+      </w:r>
+      <w:r>
+        <w:br/>
+        <w:t>analysis.CategoryRA = plist.FindPossibilityByName(plist.PossibilitiesOS, 'Noun', wsa)</w:t>
+      </w:r>
+      <w:r>
+        <w:br/>
+        <w:t>agevalRepo = sl.GetInstance(ICmAgentEvaluationRepository)</w:t>
+      </w:r>
+      <w:r>
+        <w:br/>
+        <w:t>apprAgent = agevalRepo.GetObject(Guid("8caa11bb-cac4-4836-a081-1666245106b9"))</w:t>
+      </w:r>
+      <w:r>
+        <w:br/>
+        <w:t>analysis.EvaluationsRC.Add(apprAgent)</w:t>
+      </w:r>
+      <w:r>
+        <w:br/>
+        <w:t>### Create WfiGloss</w:t>
+      </w:r>
+      <w:r>
+        <w:br/>
+        <w:t>wgloss = sl.GetInstance(IWfiGlossFactory).Create()</w:t>
+      </w:r>
+      <w:r>
+        <w:br/>
+        <w:t>analysis.MeaningsOC.Add(wgloss)</w:t>
+      </w:r>
+      <w:r>
+        <w:br/>
+        <w:t>wgloss.Form.set_String(wsa, '</w:t>
+      </w:r>
+      <w:r>
+        <w:t>boy</w:t>
+      </w:r>
+      <w:r>
+        <w:t>')</w:t>
+      </w:r>
+      <w:r>
+        <w:br/>
+        <w:t>### Create WfiMorphBundle</w:t>
+      </w:r>
+      <w:r>
+        <w:br/>
+        <w:t>wmb = sl.GetInstance(IWfiMorphBundleFactory).Create()</w:t>
+      </w:r>
+      <w:r>
+        <w:br/>
+        <w:t>analysis.MorphBundlesOS.Add(wmb)</w:t>
+      </w:r>
+      <w:r>
+        <w:br/>
+        <w:t>wmb.Form.set_String(wsv, '</w:t>
+      </w:r>
+      <w:r>
+        <w:t>garçon</w:t>
+      </w:r>
+      <w:r>
+        <w:t>')</w:t>
+      </w:r>
+      <w:r>
+        <w:br/>
+        <w:t>wmb.SenseRA = sense</w:t>
+      </w:r>
+      <w:r>
+        <w:br/>
+        <w:t>wmb.MsaRA = stemMsa</w:t>
+      </w:r>
+      <w:r>
+        <w:br/>
+        <w:t>wmb.MorphRA = stemAllo</w:t>
+      </w:r>
+      <w:r>
+        <w:br/>
+      </w:r>
+      <w:r>
+        <w:br/>
+      </w:r>
+      <w:r>
+        <w:t>#### Create Text</w:t>
+      </w:r>
+      <w:r>
+        <w:br/>
+        <w:t>itext = sl.GetInstance(ITextFactory).Create()</w:t>
+      </w:r>
+      <w:r>
+        <w:br/>
+        <w:t>itext.Name.set_String(wsv, '</w:t>
+      </w:r>
+      <w:r>
+        <w:t>G</w:t>
+      </w:r>
+      <w:r>
+        <w:t>arçon</w:t>
+      </w:r>
+      <w:r>
+        <w:t xml:space="preserve"> Text')</w:t>
+      </w:r>
+      <w:r>
+        <w:br/>
+        <w:t>### Create StText</w:t>
+      </w:r>
+      <w:r>
+        <w:br/>
+        <w:t>sttext = sl.GetInstance(IStTextFactory).Create()</w:t>
+      </w:r>
+      <w:r>
+        <w:br/>
+        <w:t>itext.ContentsOA = sttext</w:t>
+      </w:r>
+      <w:r>
+        <w:br/>
+        <w:t>### Create StTxtPara</w:t>
+      </w:r>
+      <w:r>
+        <w:br/>
+        <w:t>stpara = sl.GetInstance(IStTxtParaFactory).Create()</w:t>
+      </w:r>
+      <w:r>
+        <w:br/>
+        <w:t>sttext.ParagraphsOS.Add(stpara)</w:t>
+      </w:r>
+      <w:r>
+        <w:br/>
+        <w:t>stpara.Contents = TsStringUtils.MakeString('</w:t>
+      </w:r>
+      <w:r>
+        <w:t>garçon</w:t>
+      </w:r>
+      <w:r>
+        <w:t>.', wsv)</w:t>
+      </w:r>
+      <w:r>
+        <w:br/>
+        <w:t>### Create Segment</w:t>
+      </w:r>
+      <w:r>
+        <w:br/>
+        <w:t>seg = sl.GetInstance(ISegmentFactory).Create()</w:t>
+      </w:r>
+      <w:r>
+        <w:br/>
+        <w:t>stpara.SegmentsOS.Add(seg)</w:t>
+      </w:r>
+      <w:r>
+        <w:br/>
+        <w:t>seg.AnalysesRS.Add(wgloss)</w:t>
+      </w:r>
+    </w:p>
+    <w:p>
+      <w:pPr>
+        <w:pStyle w:val="BodyText"/>
+      </w:pPr>
+      <w:r>
+        <w:t>Note that the guid for the approved human agent should be the same in all projects.</w:t>
+      </w:r>
+    </w:p>
+    <w:p>
+      <w:pPr>
+        <w:pStyle w:val="BodyText"/>
+      </w:pPr>
+      <w:r>
+        <w:t xml:space="preserve">Note that BeginOffset on Segment is a read-only attribute, so it can’t be set. </w:t>
+      </w:r>
+      <w:r>
+        <w:t>Since this code does not set ParseIsCurrent on StTxtPara, when Flex opens that text, it will parse the paragraph, setting ParseIsCurrent to True, and setting BeginOffset appropriately, which is 0.</w:t>
       </w:r>
     </w:p>
     <w:sectPr>
-      <w:headerReference w:type="even" r:id="rId20"/>
-      <w:headerReference w:type="default" r:id="rId21"/>
-      <w:footerReference w:type="even" r:id="rId22"/>
-      <w:footerReference w:type="default" r:id="rId23"/>
-      <w:footerReference w:type="first" r:id="rId24"/>
+      <w:headerReference w:type="even" r:id="rId21"/>
+      <w:headerReference w:type="default" r:id="rId22"/>
+      <w:footerReference w:type="even" r:id="rId23"/>
+      <w:footerReference w:type="default" r:id="rId24"/>
+      <w:footerReference w:type="first" r:id="rId25"/>
       <w:pgSz w:w="12240" w:h="15840" w:code="1"/>
       <w:pgMar w:top="1440" w:right="1440" w:bottom="1440" w:left="1440" w:header="720" w:footer="720" w:gutter="0"/>
       <w:pgNumType w:start="1"/>
@@ -9216,7 +10781,7 @@
       <w:rPr>
         <w:noProof/>
       </w:rPr>
-      <w:t>6/15/2024</w:t>
+      <w:t>6/24/2024</w:t>
     </w:r>
     <w:r>
       <w:fldChar w:fldCharType="end"/>
@@ -9263,7 +10828,7 @@
         <w:rStyle w:val="PageNumber"/>
         <w:noProof/>
       </w:rPr>
-      <w:t>6/15/2024</w:t>
+      <w:t>6/24/2024</w:t>
     </w:r>
     <w:r>
       <w:rPr>
@@ -13266,7 +14831,7 @@
 </file>
 
 <file path=customXml/itemProps1.xml><?xml version="1.0" encoding="utf-8"?>
-<ds:datastoreItem xmlns:ds="http://schemas.openxmlformats.org/officeDocument/2006/customXml" ds:itemID="{00295F5C-8A89-4EA9-B6A4-42837FEA4097}">
+<ds:datastoreItem xmlns:ds="http://schemas.openxmlformats.org/officeDocument/2006/customXml" ds:itemID="{56E90E3E-C28A-48EA-AEB7-2294F205438E}">
   <ds:schemaRefs>
     <ds:schemaRef ds:uri="http://schemas.openxmlformats.org/officeDocument/2006/bibliography"/>
   </ds:schemaRefs>

--- a/HelpResourcesSources/TechnicalNotes/Python for FlexTools and FLEx 9.1.docx
+++ b/HelpResourcesSources/TechnicalNotes/Python for FlexTools and FLEx 9.1.docx
@@ -37,19 +37,25 @@
         <w:rPr>
           <w:szCs w:val="36"/>
         </w:rPr>
-        <w:t xml:space="preserve">July </w:t>
+        <w:t>August</w:t>
       </w:r>
       <w:r>
         <w:rPr>
           <w:szCs w:val="36"/>
         </w:rPr>
+        <w:t xml:space="preserve"> </w:t>
+      </w:r>
+      <w:r>
+        <w:rPr>
+          <w:szCs w:val="36"/>
+        </w:rPr>
         <w:t>1</w:t>
       </w:r>
       <w:r>
         <w:rPr>
           <w:szCs w:val="36"/>
         </w:rPr>
-        <w:t>7</w:t>
+        <w:t>5</w:t>
       </w:r>
       <w:r>
         <w:rPr>
@@ -78,8 +84,6 @@
         <w:fldChar w:fldCharType="separate"/>
       </w:r>
     </w:p>
-    <w:bookmarkStart w:id="1" w:name="_GoBack"/>
-    <w:bookmarkEnd w:id="1"/>
     <w:p>
       <w:pPr>
         <w:pStyle w:val="TOC1"/>
@@ -94,108 +98,63 @@
           <w:lang w:eastAsia="en-US" w:bidi="he-IL"/>
         </w:rPr>
       </w:pPr>
-      <w:r>
-        <w:rPr>
-          <w:rStyle w:val="Hyperlink"/>
-          <w:noProof/>
-        </w:rPr>
-        <w:fldChar w:fldCharType="begin"/>
-      </w:r>
-      <w:r>
-        <w:rPr>
-          <w:rStyle w:val="Hyperlink"/>
-          <w:noProof/>
-        </w:rPr>
-        <w:instrText xml:space="preserve"> </w:instrText>
-      </w:r>
-      <w:r>
-        <w:rPr>
-          <w:noProof/>
-        </w:rPr>
-        <w:instrText>HYPERLINK \l "_Toc172137538"</w:instrText>
-      </w:r>
-      <w:r>
-        <w:rPr>
-          <w:rStyle w:val="Hyperlink"/>
-          <w:noProof/>
-        </w:rPr>
-        <w:instrText xml:space="preserve"> </w:instrText>
-      </w:r>
-      <w:r>
-        <w:rPr>
-          <w:rStyle w:val="Hyperlink"/>
-          <w:noProof/>
-        </w:rPr>
-      </w:r>
-      <w:r>
-        <w:rPr>
-          <w:rStyle w:val="Hyperlink"/>
-          <w:noProof/>
-        </w:rPr>
-        <w:fldChar w:fldCharType="separate"/>
-      </w:r>
-      <w:r>
-        <w:rPr>
-          <w:rStyle w:val="Hyperlink"/>
-          <w:noProof/>
-        </w:rPr>
-        <w:t>Python for FlexTools and FLEx 9.1</w:t>
-      </w:r>
-      <w:r>
-        <w:rPr>
-          <w:noProof/>
-          <w:webHidden/>
-        </w:rPr>
-        <w:tab/>
-      </w:r>
-      <w:r>
-        <w:rPr>
-          <w:noProof/>
-          <w:webHidden/>
-        </w:rPr>
-        <w:fldChar w:fldCharType="begin"/>
-      </w:r>
-      <w:r>
-        <w:rPr>
-          <w:noProof/>
-          <w:webHidden/>
-        </w:rPr>
-        <w:instrText xml:space="preserve"> PAGEREF _Toc172137538 \h </w:instrText>
-      </w:r>
-      <w:r>
-        <w:rPr>
-          <w:noProof/>
-          <w:webHidden/>
-        </w:rPr>
-      </w:r>
-      <w:r>
-        <w:rPr>
-          <w:noProof/>
-          <w:webHidden/>
-        </w:rPr>
-        <w:fldChar w:fldCharType="separate"/>
-      </w:r>
-      <w:r>
-        <w:rPr>
-          <w:noProof/>
-          <w:webHidden/>
-        </w:rPr>
-        <w:t>1</w:t>
-      </w:r>
-      <w:r>
-        <w:rPr>
-          <w:noProof/>
-          <w:webHidden/>
-        </w:rPr>
-        <w:fldChar w:fldCharType="end"/>
-      </w:r>
-      <w:r>
-        <w:rPr>
-          <w:rStyle w:val="Hyperlink"/>
-          <w:noProof/>
-        </w:rPr>
-        <w:fldChar w:fldCharType="end"/>
-      </w:r>
+      <w:hyperlink w:anchor="_Toc172137538" w:history="1">
+        <w:r>
+          <w:rPr>
+            <w:rStyle w:val="Hyperlink"/>
+            <w:noProof/>
+          </w:rPr>
+          <w:t>Python for FlexTools and FLEx 9.1</w:t>
+        </w:r>
+        <w:r>
+          <w:rPr>
+            <w:noProof/>
+            <w:webHidden/>
+          </w:rPr>
+          <w:tab/>
+        </w:r>
+        <w:r>
+          <w:rPr>
+            <w:noProof/>
+            <w:webHidden/>
+          </w:rPr>
+          <w:fldChar w:fldCharType="begin"/>
+        </w:r>
+        <w:r>
+          <w:rPr>
+            <w:noProof/>
+            <w:webHidden/>
+          </w:rPr>
+          <w:instrText xml:space="preserve"> PAGEREF _Toc172137538 \h </w:instrText>
+        </w:r>
+        <w:r>
+          <w:rPr>
+            <w:noProof/>
+            <w:webHidden/>
+          </w:rPr>
+        </w:r>
+        <w:r>
+          <w:rPr>
+            <w:noProof/>
+            <w:webHidden/>
+          </w:rPr>
+          <w:fldChar w:fldCharType="separate"/>
+        </w:r>
+        <w:r>
+          <w:rPr>
+            <w:noProof/>
+            <w:webHidden/>
+          </w:rPr>
+          <w:t>1</w:t>
+        </w:r>
+        <w:r>
+          <w:rPr>
+            <w:noProof/>
+            <w:webHidden/>
+          </w:rPr>
+          <w:fldChar w:fldCharType="end"/>
+        </w:r>
+      </w:hyperlink>
     </w:p>
     <w:p>
       <w:pPr>
@@ -591,7 +550,17 @@
             <w:rFonts w:eastAsia="SimSun"/>
             <w:noProof/>
           </w:rPr>
-          <w:t>Class of object using __class__</w:t>
+          <w:t>Clas</w:t>
+        </w:r>
+        <w:bookmarkStart w:id="1" w:name="_GoBack"/>
+        <w:bookmarkEnd w:id="1"/>
+        <w:r>
+          <w:rPr>
+            <w:rStyle w:val="Hyperlink"/>
+            <w:rFonts w:eastAsia="SimSun"/>
+            <w:noProof/>
+          </w:rPr>
+          <w:t>s of object using __class__</w:t>
         </w:r>
         <w:r>
           <w:rPr>
@@ -5455,7 +5424,13 @@
         <w:t>cache</w:t>
       </w:r>
       <w:r>
-        <w:t>.ServiceLocator.GetInstance(ILexEntryFactory).Create()</w:t>
+        <w:t>.ServiceLocator.</w:t>
+      </w:r>
+      <w:r>
+        <w:t>GetService(</w:t>
+      </w:r>
+      <w:r>
+        <w:t>ILexEntryFactory).Create()</w:t>
       </w:r>
       <w:r>
         <w:br/>
@@ -5552,7 +5527,13 @@
         <w:t>cache</w:t>
       </w:r>
       <w:r>
-        <w:t>.ServiceLocator.GetInstance(IUndoStackManager)</w:t>
+        <w:t>.ServiceLocator.</w:t>
+      </w:r>
+      <w:r>
+        <w:t>GetService(</w:t>
+      </w:r>
+      <w:r>
+        <w:t>IUndoStackManager)</w:t>
       </w:r>
       <w:r>
         <w:t>.Save()</w:t>
@@ -5778,11 +5759,17 @@
         <w:t>cache</w:t>
       </w:r>
       <w:r>
-        <w:t>.ServiceLocator.GetInstance</w:t>
+        <w:t>.ServiceLocator.</w:t>
+      </w:r>
+      <w:r>
+        <w:t>GetService</w:t>
       </w:r>
       <w:proofErr w:type="gramEnd"/>
       <w:r>
-        <w:t>(ILexEntryFactory).Create()</w:t>
+        <w:t>(</w:t>
+      </w:r>
+      <w:r>
+        <w:t>ILexEntryFactory).Create()</w:t>
       </w:r>
       <w:r>
         <w:br/>
@@ -5882,11 +5869,17 @@
         <w:t>cache</w:t>
       </w:r>
       <w:r>
-        <w:t>.ServiceLocator.GetInstance</w:t>
+        <w:t>.ServiceLocator.</w:t>
+      </w:r>
+      <w:r>
+        <w:t>GetService</w:t>
       </w:r>
       <w:proofErr w:type="gramEnd"/>
       <w:r>
-        <w:t>(ILexEntryFactory).Create()</w:t>
+        <w:t>(</w:t>
+      </w:r>
+      <w:r>
+        <w:t>ILexEntryFactory).Create()</w:t>
       </w:r>
       <w:r>
         <w:br/>
@@ -5985,7 +5978,13 @@
         <w:t>cache</w:t>
       </w:r>
       <w:r>
-        <w:t>.ServiceLocator.GetInstance(ILexEntryFactory).Create()</w:t>
+        <w:t>.ServiceLocator.</w:t>
+      </w:r>
+      <w:r>
+        <w:t>GetService(</w:t>
+      </w:r>
+      <w:r>
+        <w:t>ILexEntryFactory).Create()</w:t>
       </w:r>
       <w:r>
         <w:br/>
@@ -6071,11 +6070,17 @@
         <w:t>cache</w:t>
       </w:r>
       <w:r>
-        <w:t>.ServiceLocator.GetInstance</w:t>
+        <w:t>.ServiceLocator.</w:t>
+      </w:r>
+      <w:r>
+        <w:t>GetService</w:t>
       </w:r>
       <w:proofErr w:type="gramEnd"/>
       <w:r>
-        <w:t>(ILexEntryFactory).Create()</w:t>
+        <w:t>(</w:t>
+      </w:r>
+      <w:r>
+        <w:t>ILexEntryFactory).Create()</w:t>
       </w:r>
       <w:r>
         <w:br/>
@@ -6129,11 +6134,17 @@
         <w:t>cache</w:t>
       </w:r>
       <w:r>
-        <w:t>.ServiceLocator.GetInstance</w:t>
+        <w:t>.ServiceLocator.</w:t>
+      </w:r>
+      <w:r>
+        <w:t>GetService</w:t>
       </w:r>
       <w:proofErr w:type="gramEnd"/>
       <w:r>
-        <w:t>(ILexEntryFactory).Create()</w:t>
+        <w:t>(</w:t>
+      </w:r>
+      <w:r>
+        <w:t>ILexEntryFactory).Create()</w:t>
       </w:r>
       <w:r>
         <w:br/>
@@ -6175,7 +6186,13 @@
         <w:t>cache</w:t>
       </w:r>
       <w:r>
-        <w:t>.ServiceLocator.GetInstance(ILexEntryFactory).Create()</w:t>
+        <w:t>.ServiceLocator.</w:t>
+      </w:r>
+      <w:r>
+        <w:t>GetService(</w:t>
+      </w:r>
+      <w:r>
+        <w:t>ILexEntryFactory).Create()</w:t>
       </w:r>
       <w:r>
         <w:br/>
@@ -7843,69 +7860,58 @@
         <w:rPr>
           <w:lang w:val="de-DE"/>
         </w:rPr>
-        <w:t>If you want to get all writing systems in a Multi</w:t>
+        <w:t>If you want to get all writing systems in a MultiString</w:t>
       </w:r>
       <w:r>
         <w:rPr>
           <w:lang w:val="de-DE"/>
         </w:rPr>
-        <w:t>String</w:t>
+        <w:t>dir</w:t>
       </w:r>
       <w:r>
         <w:rPr>
           <w:lang w:val="de-DE"/>
         </w:rPr>
-        <w:t>dir</w:t>
-      </w:r>
-      <w:r>
+        <w:t>, you can use the following method. The first line returns an array with all of the writing system codes in the property that have data, whether they are hidden or not. The second line gives the number returned. The following two lines loop through the returned codes listing the code and string content.</w:t>
+      </w:r>
+    </w:p>
+    <w:p>
+      <w:pPr>
+        <w:pStyle w:val="Example"/>
         <w:rPr>
           <w:lang w:val="de-DE"/>
         </w:rPr>
-        <w:t>, you can use the following method. The first line returns an array with all of the writing system codes in the property that have data, whether they are hidden or not. The second line gives the number returned. The following two lines loop through the returned codes listing the code and string content.</w:t>
-      </w:r>
-    </w:p>
-    <w:p>
-      <w:pPr>
-        <w:pStyle w:val="Example"/>
+      </w:pPr>
+      <w:r>
         <w:rPr>
           <w:lang w:val="de-DE"/>
         </w:rPr>
-      </w:pPr>
+        <w:t>wss = entry.</w:t>
+      </w:r>
       <w:r>
         <w:rPr>
           <w:lang w:val="de-DE"/>
         </w:rPr>
-        <w:t>wss = entry.</w:t>
+        <w:t>Comment</w:t>
       </w:r>
       <w:r>
         <w:rPr>
           <w:lang w:val="de-DE"/>
         </w:rPr>
-        <w:t>Comment</w:t>
+        <w:t>.AvailableWritingSystemIds</w:t>
       </w:r>
       <w:r>
         <w:rPr>
           <w:lang w:val="de-DE"/>
         </w:rPr>
-        <w:t>.AvailableWritingSystemIds</w:t>
+        <w:br/>
+        <w:t>len(wss)</w:t>
       </w:r>
       <w:r>
         <w:rPr>
           <w:lang w:val="de-DE"/>
         </w:rPr>
         <w:br/>
-        <w:t>len(wss)</w:t>
-      </w:r>
-      <w:r>
-        <w:rPr>
-          <w:lang w:val="de-DE"/>
-        </w:rPr>
-        <w:br/>
-      </w:r>
-      <w:r>
-        <w:rPr>
-          <w:lang w:val="de-DE"/>
-        </w:rPr>
         <w:t>3</w:t>
       </w:r>
       <w:r>
@@ -9727,11 +9733,17 @@
       </w:r>
       <w:proofErr w:type="gramStart"/>
       <w:r>
-        <w:t>sl.GetInstance</w:t>
+        <w:t>sl.</w:t>
+      </w:r>
+      <w:r>
+        <w:t>GetService</w:t>
       </w:r>
       <w:proofErr w:type="gramEnd"/>
       <w:r>
-        <w:t>(ILexEntryFactory).Create()</w:t>
+        <w:t>(</w:t>
+      </w:r>
+      <w:r>
+        <w:t>ILexEntryFactory).Create()</w:t>
       </w:r>
     </w:p>
     <w:p>
@@ -9751,11 +9763,17 @@
       </w:r>
       <w:proofErr w:type="gramStart"/>
       <w:r>
-        <w:t>sl.GetInstance</w:t>
+        <w:t>sl.</w:t>
+      </w:r>
+      <w:r>
+        <w:t>GetService</w:t>
       </w:r>
       <w:proofErr w:type="gramEnd"/>
       <w:r>
-        <w:t>(ILexSenseFactory).Create()</w:t>
+        <w:t>(</w:t>
+      </w:r>
+      <w:r>
+        <w:t>ILexSenseFactory).Create()</w:t>
       </w:r>
     </w:p>
     <w:p>
@@ -9930,11 +9948,17 @@
       </w:r>
       <w:proofErr w:type="gramStart"/>
       <w:r>
-        <w:t>sl.GetInstance</w:t>
+        <w:t>sl.</w:t>
+      </w:r>
+      <w:r>
+        <w:t>GetService</w:t>
       </w:r>
       <w:proofErr w:type="gramEnd"/>
       <w:r>
-        <w:t>(ILexEntryRepository)</w:t>
+        <w:t>(</w:t>
+      </w:r>
+      <w:r>
+        <w:t>ILexEntryRepository)</w:t>
       </w:r>
       <w:r>
         <w:br/>
@@ -10044,11 +10068,17 @@
       </w:r>
       <w:proofErr w:type="gramStart"/>
       <w:r>
-        <w:t>sl.GetInstance</w:t>
+        <w:t>sl.</w:t>
+      </w:r>
+      <w:r>
+        <w:t>GetService</w:t>
       </w:r>
       <w:proofErr w:type="gramEnd"/>
       <w:r>
-        <w:t>(ILexEntryRepository).AllInstances()))</w:t>
+        <w:t>(</w:t>
+      </w:r>
+      <w:r>
+        <w:t>ILexEntryRepository).AllInstances()))</w:t>
       </w:r>
     </w:p>
     <w:p>
@@ -10071,11 +10101,17 @@
       </w:r>
       <w:proofErr w:type="gramStart"/>
       <w:r>
-        <w:t>sl.GetInstance</w:t>
+        <w:t>sl.</w:t>
+      </w:r>
+      <w:r>
+        <w:t>GetService</w:t>
       </w:r>
       <w:proofErr w:type="gramEnd"/>
       <w:r>
-        <w:t>(ILexEntryRepository).AllInstances())</w:t>
+        <w:t>(</w:t>
+      </w:r>
+      <w:r>
+        <w:t>ILexEntryRepository).AllInstances())</w:t>
       </w:r>
       <w:r>
         <w:br/>
@@ -10107,11 +10143,17 @@
       </w:r>
       <w:proofErr w:type="gramStart"/>
       <w:r>
-        <w:t>sl.GetInstance</w:t>
+        <w:t>sl.</w:t>
+      </w:r>
+      <w:r>
+        <w:t>GetService</w:t>
       </w:r>
       <w:proofErr w:type="gramEnd"/>
       <w:r>
-        <w:t>(IMorphTypeRepository)</w:t>
+        <w:t>(</w:t>
+      </w:r>
+      <w:r>
+        <w:t>IMorphTypeRepository)</w:t>
       </w:r>
       <w:r>
         <w:br/>
@@ -10187,11 +10229,17 @@
       </w:r>
       <w:proofErr w:type="gramStart"/>
       <w:r>
-        <w:t>sl.GetInstance</w:t>
+        <w:t>sl.</w:t>
+      </w:r>
+      <w:r>
+        <w:t>GetService</w:t>
       </w:r>
       <w:proofErr w:type="gramEnd"/>
       <w:r>
-        <w:t>(IMoStemAllomorphFactory).Create()</w:t>
+        <w:t>(</w:t>
+      </w:r>
+      <w:r>
+        <w:t>IMoStemAllomorphFactory).Create()</w:t>
       </w:r>
       <w:r>
         <w:br/>
@@ -10409,11 +10457,17 @@
       </w:r>
       <w:proofErr w:type="gramStart"/>
       <w:r>
-        <w:t>sl.GetInstance</w:t>
+        <w:t>sl.</w:t>
+      </w:r>
+      <w:r>
+        <w:t>GetService</w:t>
       </w:r>
       <w:proofErr w:type="gramEnd"/>
       <w:r>
-        <w:t>(ILexSenseFactory).Create()</w:t>
+        <w:t>(</w:t>
+      </w:r>
+      <w:r>
+        <w:t>ILexSenseFactory).Create()</w:t>
       </w:r>
       <w:r>
         <w:br/>
@@ -10445,11 +10499,17 @@
       </w:r>
       <w:proofErr w:type="gramStart"/>
       <w:r>
-        <w:t>sl.GetInstance</w:t>
+        <w:t>sl.</w:t>
+      </w:r>
+      <w:r>
+        <w:t>GetService</w:t>
       </w:r>
       <w:proofErr w:type="gramEnd"/>
       <w:r>
-        <w:t>(ILexSenseFactory).Create()</w:t>
+        <w:t>(</w:t>
+      </w:r>
+      <w:r>
+        <w:t>ILexSenseFactory).Create()</w:t>
       </w:r>
       <w:r>
         <w:br/>
@@ -10915,11 +10975,17 @@
       </w:r>
       <w:proofErr w:type="gramStart"/>
       <w:r>
-        <w:t>sl.GetInstance</w:t>
+        <w:t>sl.</w:t>
+      </w:r>
+      <w:r>
+        <w:t>GetService</w:t>
       </w:r>
       <w:proofErr w:type="gramEnd"/>
       <w:r>
-        <w:t>(IMoStemMsaFactory).Create()</w:t>
+        <w:t>(</w:t>
+      </w:r>
+      <w:r>
+        <w:t>IMoStemMsaFactory).Create()</w:t>
       </w:r>
       <w:r>
         <w:br/>
@@ -11211,7 +11277,13 @@
       </w:r>
       <w:r>
         <w:br/>
-        <w:t>semdomRepo = sl.GetInstance(ICmSemanticDomainRepository)</w:t>
+        <w:t>semdomRepo = sl.</w:t>
+      </w:r>
+      <w:r>
+        <w:t>GetService(</w:t>
+      </w:r>
+      <w:r>
+        <w:t>ICmSemanticDomainRepository)</w:t>
       </w:r>
       <w:r>
         <w:br/>
@@ -12820,7 +12892,13 @@
       </w:r>
       <w:r>
         <w:br/>
-        <w:t>sttext = sl.GetInstance(IStTextRepository).GetObject(sttextHvo)</w:t>
+        <w:t>sttext = sl.</w:t>
+      </w:r>
+      <w:r>
+        <w:t>GetService(</w:t>
+      </w:r>
+      <w:r>
+        <w:t>IStTextRepository).GetObject(sttextHvo)</w:t>
       </w:r>
     </w:p>
     <w:p>
@@ -12967,7 +13045,13 @@
       </w:r>
       <w:r>
         <w:br/>
-        <w:t>pos = sl.GetInstance(ICmPossibilityRepository).GetObject(posflid)</w:t>
+        <w:t>pos = sl.</w:t>
+      </w:r>
+      <w:r>
+        <w:t>GetService(</w:t>
+      </w:r>
+      <w:r>
+        <w:t>ICmPossibilityRepository).GetObject(posflid)</w:t>
       </w:r>
       <w:r>
         <w:br/>
@@ -13184,7 +13268,13 @@
         <w:br/>
       </w:r>
       <w:r>
-        <w:t>pos = sl.GetInstance(ICmPossibilityRepository).GetObject(posflid)</w:t>
+        <w:t>pos = sl.</w:t>
+      </w:r>
+      <w:r>
+        <w:t>GetService(</w:t>
+      </w:r>
+      <w:r>
+        <w:t>ICmPossibilityRepository).GetObject(posflid)</w:t>
       </w:r>
       <w:r>
         <w:br/>
@@ -13841,7 +13931,13 @@
       </w:r>
       <w:r>
         <w:br/>
-        <w:t>entry = sl.GetInstance(ILexEntryFactory).Create()</w:t>
+        <w:t>entry = sl.</w:t>
+      </w:r>
+      <w:r>
+        <w:t>GetService(</w:t>
+      </w:r>
+      <w:r>
+        <w:t>ILexEntryFactory).Create()</w:t>
       </w:r>
       <w:r>
         <w:br/>
@@ -13849,7 +13945,13 @@
       </w:r>
       <w:r>
         <w:br/>
-        <w:t>stemAllo = sl.GetInstance(IMoStemAllomorphFactory).Create()</w:t>
+        <w:t>stemAllo = sl.</w:t>
+      </w:r>
+      <w:r>
+        <w:t>GetService(</w:t>
+      </w:r>
+      <w:r>
+        <w:t>IMoStemAllomorphFactory).Create()</w:t>
       </w:r>
       <w:r>
         <w:br/>
@@ -13878,7 +13980,13 @@
       </w:r>
       <w:r>
         <w:br/>
-        <w:t>stemMsa = sl.GetInstance(IMoStemMsaFactory).Create()</w:t>
+        <w:t>stemMsa = sl.</w:t>
+      </w:r>
+      <w:r>
+        <w:t>GetService(</w:t>
+      </w:r>
+      <w:r>
+        <w:t>IMoStemMsaFactory).Create()</w:t>
       </w:r>
       <w:r>
         <w:br/>
@@ -13898,7 +14006,13 @@
       </w:r>
       <w:r>
         <w:br/>
-        <w:t>sense = sl.GetInstance(ILexSenseFactory).Create()</w:t>
+        <w:t>sense = sl.</w:t>
+      </w:r>
+      <w:r>
+        <w:t>GetService(</w:t>
+      </w:r>
+      <w:r>
+        <w:t>ILexSenseFactory).Create()</w:t>
       </w:r>
       <w:r>
         <w:br/>
@@ -13937,7 +14051,13 @@
       </w:r>
       <w:r>
         <w:lastRenderedPageBreak/>
-        <w:t>example = sl.GetInstance(ILexExampleSentenceFactory).Create()</w:t>
+        <w:t>example = sl.</w:t>
+      </w:r>
+      <w:r>
+        <w:t>GetService(</w:t>
+      </w:r>
+      <w:r>
+        <w:t>ILexExampleSentenceFactory).Create()</w:t>
       </w:r>
       <w:r>
         <w:br/>
@@ -13961,7 +14081,13 @@
       </w:r>
       <w:r>
         <w:br/>
-        <w:t>translation = sl.GetInstance(ICmTranslationFactory).Create(example, freeTrans)</w:t>
+        <w:t>translation = sl.</w:t>
+      </w:r>
+      <w:r>
+        <w:t>GetService(</w:t>
+      </w:r>
+      <w:r>
+        <w:t>ICmTranslationFactory).Create(example, freeTrans)</w:t>
       </w:r>
       <w:r>
         <w:br/>
@@ -13999,11 +14125,17 @@
         <w:t>sl</w:t>
       </w:r>
       <w:r>
-        <w:t>.GetInstance</w:t>
+        <w:t>.</w:t>
+      </w:r>
+      <w:r>
+        <w:t>GetService</w:t>
       </w:r>
       <w:proofErr w:type="gramEnd"/>
       <w:r>
-        <w:t>(ILexEntryFactory).Create()</w:t>
+        <w:t>(</w:t>
+      </w:r>
+      <w:r>
+        <w:t>ILexEntryFactory).Create()</w:t>
       </w:r>
     </w:p>
     <w:p>
@@ -14146,11 +14278,17 @@
       </w:r>
       <w:proofErr w:type="gramStart"/>
       <w:r>
-        <w:t>sl.GetInstance</w:t>
+        <w:t>sl.</w:t>
+      </w:r>
+      <w:r>
+        <w:t>GetService</w:t>
       </w:r>
       <w:proofErr w:type="gramEnd"/>
       <w:r>
-        <w:t>(IMoStemAllomorphFactory).Create()</w:t>
+        <w:t>(</w:t>
+      </w:r>
+      <w:r>
+        <w:t>IMoStemAllomorphFactory).Create()</w:t>
       </w:r>
       <w:r>
         <w:br/>
@@ -14267,11 +14405,17 @@
       </w:r>
       <w:proofErr w:type="gramStart"/>
       <w:r>
-        <w:t>sl.GetInstance</w:t>
+        <w:t>sl.</w:t>
+      </w:r>
+      <w:r>
+        <w:t>GetService</w:t>
       </w:r>
       <w:proofErr w:type="gramEnd"/>
       <w:r>
-        <w:t>(IMoStemMsaFactory).Create()</w:t>
+        <w:t>(</w:t>
+      </w:r>
+      <w:r>
+        <w:t>IMoStemMsaFactory).Create()</w:t>
       </w:r>
       <w:r>
         <w:br/>
@@ -14401,11 +14545,17 @@
       </w:r>
       <w:proofErr w:type="gramStart"/>
       <w:r>
-        <w:t>sl.GetInstance</w:t>
+        <w:t>sl.</w:t>
+      </w:r>
+      <w:r>
+        <w:t>GetService</w:t>
       </w:r>
       <w:proofErr w:type="gramEnd"/>
       <w:r>
-        <w:t>(ILexSenseFactory).Create()</w:t>
+        <w:t>(</w:t>
+      </w:r>
+      <w:r>
+        <w:t>ILexSenseFactory).Create()</w:t>
       </w:r>
       <w:r>
         <w:br/>
@@ -14593,11 +14743,17 @@
       </w:r>
       <w:proofErr w:type="gramStart"/>
       <w:r>
-        <w:t>sl.GetInstance</w:t>
+        <w:t>sl.</w:t>
+      </w:r>
+      <w:r>
+        <w:t>GetService</w:t>
       </w:r>
       <w:proofErr w:type="gramEnd"/>
       <w:r>
-        <w:t>(ILexExampleSentenceFactory).Create()</w:t>
+        <w:t>(</w:t>
+      </w:r>
+      <w:r>
+        <w:t>ILexExampleSentenceFactory).Create()</w:t>
       </w:r>
       <w:r>
         <w:br/>
@@ -14746,7 +14902,13 @@
       </w:r>
       <w:r>
         <w:br/>
-        <w:t>translation = sl.GetInstance(ICmTranslationFactory).Create(example, freeTrans)</w:t>
+        <w:t>translation = sl.</w:t>
+      </w:r>
+      <w:r>
+        <w:t>GetService(</w:t>
+      </w:r>
+      <w:r>
+        <w:t>ICmTranslationFactory).Create(example, freeTrans)</w:t>
       </w:r>
       <w:r>
         <w:br/>
@@ -14912,7 +15074,13 @@
       </w:r>
       <w:r>
         <w:br/>
-        <w:t>entry = sl.GetInstance(ILexEntryFactory).Create()</w:t>
+        <w:t>entry = sl.</w:t>
+      </w:r>
+      <w:r>
+        <w:t>GetService(</w:t>
+      </w:r>
+      <w:r>
+        <w:t>ILexEntryFactory).Create()</w:t>
       </w:r>
       <w:r>
         <w:br/>
@@ -14920,7 +15088,13 @@
       </w:r>
       <w:r>
         <w:br/>
-        <w:t>stemAllo = sl.GetInstance(IMoStemAllomorphFactory).Create()</w:t>
+        <w:t>stemAllo = sl.</w:t>
+      </w:r>
+      <w:r>
+        <w:t>GetService(</w:t>
+      </w:r>
+      <w:r>
+        <w:t>IMoStemAllomorphFactory).Create()</w:t>
       </w:r>
       <w:r>
         <w:br/>
@@ -14953,7 +15127,13 @@
       </w:r>
       <w:r>
         <w:br/>
-        <w:t>stemMsa = sl.GetInstance(IMoStemMsaFactory).Create()</w:t>
+        <w:t>stemMsa = sl.</w:t>
+      </w:r>
+      <w:r>
+        <w:t>GetService(</w:t>
+      </w:r>
+      <w:r>
+        <w:t>IMoStemMsaFactory).Create()</w:t>
       </w:r>
       <w:r>
         <w:br/>
@@ -14973,7 +15153,13 @@
       </w:r>
       <w:r>
         <w:br/>
-        <w:t>sense = sl.GetInstance(ILexSenseFactory).Create()</w:t>
+        <w:t>sense = sl.</w:t>
+      </w:r>
+      <w:r>
+        <w:t>GetService(</w:t>
+      </w:r>
+      <w:r>
+        <w:t>ILexSenseFactory).Create()</w:t>
       </w:r>
       <w:r>
         <w:br/>
@@ -15004,7 +15190,13 @@
       </w:r>
       <w:r>
         <w:br/>
-        <w:t>wordform = sl.GetInstance(IWfiWordformFactory).Create()</w:t>
+        <w:t>wordform = sl.</w:t>
+      </w:r>
+      <w:r>
+        <w:t>GetService(</w:t>
+      </w:r>
+      <w:r>
+        <w:t>IWfiWordformFactory).Create()</w:t>
       </w:r>
       <w:r>
         <w:br/>
@@ -15022,7 +15214,13 @@
       </w:r>
       <w:r>
         <w:br/>
-        <w:t>analysis = sl.GetInstance(IWfiAnalysisFactory).Create()</w:t>
+        <w:t>analysis = sl.</w:t>
+      </w:r>
+      <w:r>
+        <w:t>GetService(</w:t>
+      </w:r>
+      <w:r>
+        <w:t>IWfiAnalysisFactory).Create()</w:t>
       </w:r>
       <w:r>
         <w:br/>
@@ -15038,7 +15236,13 @@
       </w:r>
       <w:r>
         <w:br/>
-        <w:t>agevalRepo = sl.GetInstance(ICmAgentEvaluationRepository)</w:t>
+        <w:t>agevalRepo = sl.</w:t>
+      </w:r>
+      <w:r>
+        <w:t>GetService(</w:t>
+      </w:r>
+      <w:r>
+        <w:t>ICmAgentEvaluationRepository)</w:t>
       </w:r>
       <w:r>
         <w:br/>
@@ -15054,7 +15258,13 @@
       </w:r>
       <w:r>
         <w:br/>
-        <w:t>wgloss = sl.GetInstance(IWfiGlossFactory).Create()</w:t>
+        <w:t>wgloss = sl.</w:t>
+      </w:r>
+      <w:r>
+        <w:t>GetService(</w:t>
+      </w:r>
+      <w:r>
+        <w:t>IWfiGlossFactory).Create()</w:t>
       </w:r>
       <w:r>
         <w:br/>
@@ -15076,7 +15286,13 @@
       </w:r>
       <w:r>
         <w:br/>
-        <w:t>wmb = sl.GetInstance(IWfiMorphBundleFactory).Create()</w:t>
+        <w:t>wmb = sl.</w:t>
+      </w:r>
+      <w:r>
+        <w:t>GetService(</w:t>
+      </w:r>
+      <w:r>
+        <w:t>IWfiMorphBundleFactory).Create()</w:t>
       </w:r>
       <w:r>
         <w:br/>
@@ -15115,7 +15331,13 @@
       </w:r>
       <w:r>
         <w:br/>
-        <w:t>itext = sl.GetInstance(ITextFactory).Create()</w:t>
+        <w:t>itext = sl.</w:t>
+      </w:r>
+      <w:r>
+        <w:t>GetService(</w:t>
+      </w:r>
+      <w:r>
+        <w:t>ITextFactory).Create()</w:t>
       </w:r>
       <w:r>
         <w:br/>
@@ -15136,7 +15358,13 @@
       </w:r>
       <w:r>
         <w:br/>
-        <w:t>sttext = sl.GetInstance(IStTextFactory).Create()</w:t>
+        <w:t>sttext = sl.</w:t>
+      </w:r>
+      <w:r>
+        <w:t>GetService(</w:t>
+      </w:r>
+      <w:r>
+        <w:t>IStTextFactory).Create()</w:t>
       </w:r>
       <w:r>
         <w:br/>
@@ -15148,7 +15376,13 @@
       </w:r>
       <w:r>
         <w:br/>
-        <w:t>stpara = sl.GetInstance(IStTxtParaFactory).Create()</w:t>
+        <w:t>stpara = sl.</w:t>
+      </w:r>
+      <w:r>
+        <w:t>GetService(</w:t>
+      </w:r>
+      <w:r>
+        <w:t>IStTxtParaFactory).Create()</w:t>
       </w:r>
       <w:r>
         <w:br/>
@@ -15170,7 +15404,13 @@
       </w:r>
       <w:r>
         <w:br/>
-        <w:t>seg = sl.GetInstance(ISegmentFactory).Create()</w:t>
+        <w:t>seg = sl.</w:t>
+      </w:r>
+      <w:r>
+        <w:t>GetService(</w:t>
+      </w:r>
+      <w:r>
+        <w:t>ISegmentFactory).Create()</w:t>
       </w:r>
       <w:r>
         <w:br/>
@@ -15266,7 +15506,7 @@
       <w:rPr>
         <w:noProof/>
       </w:rPr>
-      <w:t>7/17/2024</w:t>
+      <w:t>8/15/2024</w:t>
     </w:r>
     <w:r>
       <w:fldChar w:fldCharType="end"/>
@@ -15313,7 +15553,7 @@
         <w:rStyle w:val="PageNumber"/>
         <w:noProof/>
       </w:rPr>
-      <w:t>7/17/2024</w:t>
+      <w:t>8/15/2024</w:t>
     </w:r>
     <w:r>
       <w:rPr>
@@ -19338,7 +19578,7 @@
 </file>
 
 <file path=customXml/itemProps1.xml><?xml version="1.0" encoding="utf-8"?>
-<ds:datastoreItem xmlns:ds="http://schemas.openxmlformats.org/officeDocument/2006/customXml" ds:itemID="{D5543AC2-F5F3-4B83-B88C-46907D7F3377}">
+<ds:datastoreItem xmlns:ds="http://schemas.openxmlformats.org/officeDocument/2006/customXml" ds:itemID="{4D7E2AD8-30F0-40E2-A3D6-3A2435148FA5}">
   <ds:schemaRefs>
     <ds:schemaRef ds:uri="http://schemas.openxmlformats.org/officeDocument/2006/bibliography"/>
   </ds:schemaRefs>

--- a/HelpResourcesSources/TechnicalNotes/Python for FlexTools and FLEx 9.1.docx
+++ b/HelpResourcesSources/TechnicalNotes/Python for FlexTools and FLEx 9.1.docx
@@ -55,8 +55,10 @@
         <w:rPr>
           <w:szCs w:val="36"/>
         </w:rPr>
-        <w:t>5</w:t>
-      </w:r>
+        <w:t>6</w:t>
+      </w:r>
+      <w:bookmarkStart w:id="1" w:name="_GoBack"/>
+      <w:bookmarkEnd w:id="1"/>
       <w:r>
         <w:rPr>
           <w:szCs w:val="36"/>
@@ -550,17 +552,7 @@
             <w:rFonts w:eastAsia="SimSun"/>
             <w:noProof/>
           </w:rPr>
-          <w:t>Clas</w:t>
-        </w:r>
-        <w:bookmarkStart w:id="1" w:name="_GoBack"/>
-        <w:bookmarkEnd w:id="1"/>
-        <w:r>
-          <w:rPr>
-            <w:rStyle w:val="Hyperlink"/>
-            <w:rFonts w:eastAsia="SimSun"/>
-            <w:noProof/>
-          </w:rPr>
-          <w:t>s of object using __class__</w:t>
+          <w:t>Class of object using __class__</w:t>
         </w:r>
         <w:r>
           <w:rPr>
@@ -9936,7 +9928,13 @@
         <w:pStyle w:val="BodyText"/>
       </w:pPr>
       <w:r>
-        <w:t>The ServiceLocator has a GetInstance method that will return a repository for each FieldWorks class. If you want to get a single object with a known guid or hvo, you can use the class repository to get the object. This example uses the ILexEntry repository to get an entry based on the guid or the hvo.</w:t>
+        <w:t xml:space="preserve">The ServiceLocator has a </w:t>
+      </w:r>
+      <w:r>
+        <w:t>GetService</w:t>
+      </w:r>
+      <w:r>
+        <w:t xml:space="preserve"> method that will return a repository for each FieldWorks class. If you want to get a single object with a known guid or hvo, you can use the class repository to get the object. This example uses the ILexEntry repository to get an entry based on the guid or the hvo.</w:t>
       </w:r>
     </w:p>
     <w:p>
@@ -11250,7 +11248,13 @@
         <w:t>Adding to reference properties is similar to owning properties</w:t>
       </w:r>
       <w:r>
-        <w:t>. When adding, you need to add the actual object to the property, not just a guid or hvo. For example, the following code shows two ways to add a semantic domain (1.6 – Animal) to a sense. The first sample uses the FindPossibilityByName method to find the semantic domain with abbreviation 1.6 (‘Animal’ would also work) and then it adds the item to the SemanticDomains reference collection of LexSense. The second sample gets a SemanticDomain object using the GetInstance on the ServiceLocator and then using the GetObject method to get an item using the guid for the item, then it can add that to the sense. For most factory lists, the guids are identical across projects. Both of these samples would produce the same result.</w:t>
+        <w:t xml:space="preserve">. When adding, you need to add the actual object to the property, not just a guid or hvo. For example, the following code shows two ways to add a semantic domain (1.6 – Animal) to a sense. The first sample uses the FindPossibilityByName method to find the semantic domain with abbreviation 1.6 (‘Animal’ would also work) and then it adds the item to the SemanticDomains reference collection of LexSense. The second sample gets a SemanticDomain object using the </w:t>
+      </w:r>
+      <w:r>
+        <w:t>GetService</w:t>
+      </w:r>
+      <w:r>
+        <w:t xml:space="preserve"> on the ServiceLocator and then using the GetObject method to get an item using the guid for the item, then it can add that to the sense. For most factory lists, the guids are identical across projects. Both of these samples would produce the same result.</w:t>
       </w:r>
     </w:p>
     <w:p>
@@ -15506,7 +15510,7 @@
       <w:rPr>
         <w:noProof/>
       </w:rPr>
-      <w:t>8/15/2024</w:t>
+      <w:t>8/16/2024</w:t>
     </w:r>
     <w:r>
       <w:fldChar w:fldCharType="end"/>
@@ -15553,7 +15557,7 @@
         <w:rStyle w:val="PageNumber"/>
         <w:noProof/>
       </w:rPr>
-      <w:t>8/15/2024</w:t>
+      <w:t>8/16/2024</w:t>
     </w:r>
     <w:r>
       <w:rPr>
@@ -15674,15 +15678,29 @@
       </w:rPr>
       <w:tab/>
     </w:r>
-    <w:fldSimple w:instr=" STYLEREF &quot;Heading 1&quot; \* MERGEFORMAT ">
-      <w:r>
-        <w:rPr>
-          <w:rStyle w:val="PageNumber"/>
-          <w:noProof/>
-        </w:rPr>
-        <w:t>Introduction</w:t>
-      </w:r>
-    </w:fldSimple>
+    <w:r>
+      <w:fldChar w:fldCharType="begin"/>
+    </w:r>
+    <w:r>
+      <w:instrText xml:space="preserve"> STYLEREF "Heading 1" \* MERGEFORMAT </w:instrText>
+    </w:r>
+    <w:r>
+      <w:fldChar w:fldCharType="separate"/>
+    </w:r>
+    <w:r>
+      <w:rPr>
+        <w:rStyle w:val="PageNumber"/>
+        <w:noProof/>
+      </w:rPr>
+      <w:t>Introduction</w:t>
+    </w:r>
+    <w:r>
+      <w:rPr>
+        <w:rStyle w:val="PageNumber"/>
+        <w:noProof/>
+      </w:rPr>
+      <w:fldChar w:fldCharType="end"/>
+    </w:r>
   </w:p>
 </w:hdr>
 </file>
@@ -19578,7 +19596,7 @@
 </file>
 
 <file path=customXml/itemProps1.xml><?xml version="1.0" encoding="utf-8"?>
-<ds:datastoreItem xmlns:ds="http://schemas.openxmlformats.org/officeDocument/2006/customXml" ds:itemID="{4D7E2AD8-30F0-40E2-A3D6-3A2435148FA5}">
+<ds:datastoreItem xmlns:ds="http://schemas.openxmlformats.org/officeDocument/2006/customXml" ds:itemID="{DD274742-0902-4A20-AB0E-DC6CAE9CB90F}">
   <ds:schemaRefs>
     <ds:schemaRef ds:uri="http://schemas.openxmlformats.org/officeDocument/2006/bibliography"/>
   </ds:schemaRefs>
